--- a/430_コアデータモデル/docx/430_コアデータモデル全体概要.docx
+++ b/430_コアデータモデル/docx/430_コアデータモデル全体概要.docx
@@ -1,6 +1,6 @@
 
 <file path=word/document.xml><?xml version="1.0" encoding="utf-8"?>
-<w:document xmlns:wpc="http://schemas.microsoft.com/office/word/2010/wordprocessingCanvas" xmlns:cx="http://schemas.microsoft.com/office/drawing/2014/chartex" xmlns:cx1="http://schemas.microsoft.com/office/drawing/2015/9/8/chartex" xmlns:cx2="http://schemas.microsoft.com/office/drawing/2015/10/21/chartex" xmlns:cx3="http://schemas.microsoft.com/office/drawing/2016/5/9/chartex" xmlns:cx4="http://schemas.microsoft.com/office/drawing/2016/5/10/chartex" xmlns:cx5="http://schemas.microsoft.com/office/drawing/2016/5/11/chartex" xmlns:cx6="http://schemas.microsoft.com/office/drawing/2016/5/12/chartex" xmlns:cx7="http://schemas.microsoft.com/office/drawing/2016/5/13/chartex" xmlns:cx8="http://schemas.microsoft.com/office/drawing/2016/5/14/chartex" xmlns:mc="http://schemas.openxmlformats.org/markup-compatibility/2006" xmlns:aink="http://schemas.microsoft.com/office/drawing/2016/ink" xmlns:am3d="http://schemas.microsoft.com/office/drawing/2017/model3d" xmlns:o="urn:schemas-microsoft-com:office:office" xmlns:oel="http://schemas.microsoft.com/office/2019/extlst" xmlns:r="http://schemas.openxmlformats.org/officeDocument/2006/relationships" xmlns:m="http://schemas.openxmlformats.org/officeDocument/2006/math" xmlns:v="urn:schemas-microsoft-com:vml" xmlns:wp14="http://schemas.microsoft.com/office/word/2010/wordprocessingDrawing" xmlns:wp="http://schemas.openxmlformats.org/drawingml/2006/wordprocessingDrawing" xmlns:w10="urn:schemas-microsoft-com:office:word" xmlns:w="http://schemas.openxmlformats.org/wordprocessingml/2006/main" xmlns:w14="http://schemas.microsoft.com/office/word/2010/wordml" xmlns:w15="http://schemas.microsoft.com/office/word/2012/wordml" xmlns:w16cex="http://schemas.microsoft.com/office/word/2018/wordml/cex" xmlns:w16cid="http://schemas.microsoft.com/office/word/2016/wordml/cid" xmlns:w16="http://schemas.microsoft.com/office/word/2018/wordml" xmlns:w16sdtdh="http://schemas.microsoft.com/office/word/2020/wordml/sdtdatahash" xmlns:w16se="http://schemas.microsoft.com/office/word/2015/wordml/symex" xmlns:wpg="http://schemas.microsoft.com/office/word/2010/wordprocessingGroup" xmlns:wpi="http://schemas.microsoft.com/office/word/2010/wordprocessingInk" xmlns:wne="http://schemas.microsoft.com/office/word/2006/wordml" xmlns:wps="http://schemas.microsoft.com/office/word/2010/wordprocessingShape" mc:Ignorable="w14 w15 w16se w16cid w16 w16cex w16sdtdh wp14">
+<w:document xmlns:wpc="http://schemas.microsoft.com/office/word/2010/wordprocessingCanvas" xmlns:cx="http://schemas.microsoft.com/office/drawing/2014/chartex" xmlns:cx1="http://schemas.microsoft.com/office/drawing/2015/9/8/chartex" xmlns:cx2="http://schemas.microsoft.com/office/drawing/2015/10/21/chartex" xmlns:cx3="http://schemas.microsoft.com/office/drawing/2016/5/9/chartex" xmlns:cx4="http://schemas.microsoft.com/office/drawing/2016/5/10/chartex" xmlns:cx5="http://schemas.microsoft.com/office/drawing/2016/5/11/chartex" xmlns:cx6="http://schemas.microsoft.com/office/drawing/2016/5/12/chartex" xmlns:cx7="http://schemas.microsoft.com/office/drawing/2016/5/13/chartex" xmlns:cx8="http://schemas.microsoft.com/office/drawing/2016/5/14/chartex" xmlns:mc="http://schemas.openxmlformats.org/markup-compatibility/2006" xmlns:aink="http://schemas.microsoft.com/office/drawing/2016/ink" xmlns:am3d="http://schemas.microsoft.com/office/drawing/2017/model3d" xmlns:o="urn:schemas-microsoft-com:office:office" xmlns:oel="http://schemas.microsoft.com/office/2019/extlst" xmlns:r="http://schemas.openxmlformats.org/officeDocument/2006/relationships" xmlns:m="http://schemas.openxmlformats.org/officeDocument/2006/math" xmlns:v="urn:schemas-microsoft-com:vml" xmlns:wp14="http://schemas.microsoft.com/office/word/2010/wordprocessingDrawing" xmlns:wp="http://schemas.openxmlformats.org/drawingml/2006/wordprocessingDrawing" xmlns:w10="urn:schemas-microsoft-com:office:word" xmlns:w="http://schemas.openxmlformats.org/wordprocessingml/2006/main" xmlns:w14="http://schemas.microsoft.com/office/word/2010/wordml" xmlns:w15="http://schemas.microsoft.com/office/word/2012/wordml" xmlns:w16cex="http://schemas.microsoft.com/office/word/2018/wordml/cex" xmlns:w16cid="http://schemas.microsoft.com/office/word/2016/wordml/cid" xmlns:w16="http://schemas.microsoft.com/office/word/2018/wordml" xmlns:w16du="http://schemas.microsoft.com/office/word/2023/wordml/word16du" xmlns:w16sdtdh="http://schemas.microsoft.com/office/word/2020/wordml/sdtdatahash" xmlns:w16sdtfl="http://schemas.microsoft.com/office/word/2024/wordml/sdtformatlock" xmlns:w16se="http://schemas.microsoft.com/office/word/2015/wordml/symex" xmlns:wpg="http://schemas.microsoft.com/office/word/2010/wordprocessingGroup" xmlns:wpi="http://schemas.microsoft.com/office/word/2010/wordprocessingInk" xmlns:wne="http://schemas.microsoft.com/office/word/2006/wordml" xmlns:wps="http://schemas.microsoft.com/office/word/2010/wordprocessingShape" mc:Ignorable="w14 w15 w16se w16cid w16 w16cex w16sdtdh w16sdtfl w16du wp14">
   <w:body>
     <w:p>
       <w:pPr>
@@ -106,7 +106,7 @@
         <w:rPr>
           <w:rFonts w:hint="eastAsia"/>
         </w:rPr>
-        <w:t>5</w:t>
+        <w:t>6</w:t>
       </w:r>
       <w:r>
         <w:rPr>
@@ -118,7 +118,7 @@
         <w:rPr>
           <w:rFonts w:hint="eastAsia"/>
         </w:rPr>
-        <w:t>7</w:t>
+        <w:t>8</w:t>
       </w:r>
       <w:r>
         <w:rPr>
@@ -142,7 +142,7 @@
         <w:rPr>
           <w:rFonts w:hint="eastAsia"/>
         </w:rPr>
-        <w:t>25</w:t>
+        <w:t>17</w:t>
       </w:r>
       <w:r>
         <w:rPr>
@@ -343,7 +343,7 @@
               <w:caps w:val="0"/>
               <w:noProof/>
               <w:sz w:val="21"/>
-              <w:szCs w:val="22"/>
+              <w:szCs w:val="24"/>
               <w14:ligatures w14:val="standardContextual"/>
             </w:rPr>
           </w:pPr>
@@ -374,7 +374,7 @@
             </w:rPr>
             <w:fldChar w:fldCharType="separate"/>
           </w:r>
-          <w:hyperlink w:anchor="_Toc188277556" w:history="1">
+          <w:hyperlink w:anchor="_Toc220934215" w:history="1">
             <w:r>
               <w:rPr>
                 <w:rStyle w:val="a8"/>
@@ -390,7 +390,7 @@
                 <w:caps w:val="0"/>
                 <w:noProof/>
                 <w:sz w:val="21"/>
-                <w:szCs w:val="22"/>
+                <w:szCs w:val="24"/>
                 <w14:ligatures w14:val="standardContextual"/>
               </w:rPr>
               <w:tab/>
@@ -421,7 +421,7 @@
                 <w:noProof/>
                 <w:webHidden/>
               </w:rPr>
-              <w:instrText xml:space="preserve"> PAGEREF _Toc188277556 \h </w:instrText>
+              <w:instrText xml:space="preserve"> PAGEREF _Toc220934215 \h </w:instrText>
             </w:r>
             <w:r>
               <w:rPr>
@@ -441,7 +441,7 @@
                 <w:noProof/>
                 <w:webHidden/>
               </w:rPr>
-              <w:t>5</w:t>
+              <w:t>4</w:t>
             </w:r>
             <w:r>
               <w:rPr>
@@ -465,11 +465,11 @@
               <w:smallCaps w:val="0"/>
               <w:noProof/>
               <w:sz w:val="21"/>
-              <w:szCs w:val="22"/>
+              <w:szCs w:val="24"/>
               <w14:ligatures w14:val="standardContextual"/>
             </w:rPr>
           </w:pPr>
-          <w:hyperlink w:anchor="_Toc188277557" w:history="1">
+          <w:hyperlink w:anchor="_Toc220934216" w:history="1">
             <w:r>
               <w:rPr>
                 <w:rStyle w:val="a8"/>
@@ -483,7 +483,7 @@
                 <w:smallCaps w:val="0"/>
                 <w:noProof/>
                 <w:sz w:val="21"/>
-                <w:szCs w:val="22"/>
+                <w:szCs w:val="24"/>
                 <w14:ligatures w14:val="standardContextual"/>
               </w:rPr>
               <w:tab/>
@@ -514,7 +514,7 @@
                 <w:noProof/>
                 <w:webHidden/>
               </w:rPr>
-              <w:instrText xml:space="preserve"> PAGEREF _Toc188277557 \h </w:instrText>
+              <w:instrText xml:space="preserve"> PAGEREF _Toc220934216 \h </w:instrText>
             </w:r>
             <w:r>
               <w:rPr>
@@ -534,7 +534,7 @@
                 <w:noProof/>
                 <w:webHidden/>
               </w:rPr>
-              <w:t>5</w:t>
+              <w:t>4</w:t>
             </w:r>
             <w:r>
               <w:rPr>
@@ -558,11 +558,11 @@
               <w:smallCaps w:val="0"/>
               <w:noProof/>
               <w:sz w:val="21"/>
-              <w:szCs w:val="22"/>
+              <w:szCs w:val="24"/>
               <w14:ligatures w14:val="standardContextual"/>
             </w:rPr>
           </w:pPr>
-          <w:hyperlink w:anchor="_Toc188277558" w:history="1">
+          <w:hyperlink w:anchor="_Toc220934217" w:history="1">
             <w:r>
               <w:rPr>
                 <w:rStyle w:val="a8"/>
@@ -576,7 +576,7 @@
                 <w:smallCaps w:val="0"/>
                 <w:noProof/>
                 <w:sz w:val="21"/>
-                <w:szCs w:val="22"/>
+                <w:szCs w:val="24"/>
                 <w14:ligatures w14:val="standardContextual"/>
               </w:rPr>
               <w:tab/>
@@ -607,7 +607,7 @@
                 <w:noProof/>
                 <w:webHidden/>
               </w:rPr>
-              <w:instrText xml:space="preserve"> PAGEREF _Toc188277558 \h </w:instrText>
+              <w:instrText xml:space="preserve"> PAGEREF _Toc220934217 \h </w:instrText>
             </w:r>
             <w:r>
               <w:rPr>
@@ -627,7 +627,7 @@
                 <w:noProof/>
                 <w:webHidden/>
               </w:rPr>
-              <w:t>5</w:t>
+              <w:t>4</w:t>
             </w:r>
             <w:r>
               <w:rPr>
@@ -651,11 +651,11 @@
               <w:smallCaps w:val="0"/>
               <w:noProof/>
               <w:sz w:val="21"/>
-              <w:szCs w:val="22"/>
+              <w:szCs w:val="24"/>
               <w14:ligatures w14:val="standardContextual"/>
             </w:rPr>
           </w:pPr>
-          <w:hyperlink w:anchor="_Toc188277559" w:history="1">
+          <w:hyperlink w:anchor="_Toc220934218" w:history="1">
             <w:r>
               <w:rPr>
                 <w:rStyle w:val="a8"/>
@@ -669,7 +669,7 @@
                 <w:smallCaps w:val="0"/>
                 <w:noProof/>
                 <w:sz w:val="21"/>
-                <w:szCs w:val="22"/>
+                <w:szCs w:val="24"/>
                 <w14:ligatures w14:val="standardContextual"/>
               </w:rPr>
               <w:tab/>
@@ -700,7 +700,7 @@
                 <w:noProof/>
                 <w:webHidden/>
               </w:rPr>
-              <w:instrText xml:space="preserve"> PAGEREF _Toc188277559 \h </w:instrText>
+              <w:instrText xml:space="preserve"> PAGEREF _Toc220934218 \h </w:instrText>
             </w:r>
             <w:r>
               <w:rPr>
@@ -720,7 +720,7 @@
                 <w:noProof/>
                 <w:webHidden/>
               </w:rPr>
-              <w:t>6</w:t>
+              <w:t>5</w:t>
             </w:r>
             <w:r>
               <w:rPr>
@@ -744,11 +744,11 @@
               <w:iCs w:val="0"/>
               <w:noProof/>
               <w:sz w:val="21"/>
-              <w:szCs w:val="22"/>
+              <w:szCs w:val="24"/>
               <w14:ligatures w14:val="standardContextual"/>
             </w:rPr>
           </w:pPr>
-          <w:hyperlink w:anchor="_Toc188277560" w:history="1">
+          <w:hyperlink w:anchor="_Toc220934219" w:history="1">
             <w:r>
               <w:rPr>
                 <w:rStyle w:val="a8"/>
@@ -762,7 +762,7 @@
                 <w:iCs w:val="0"/>
                 <w:noProof/>
                 <w:sz w:val="21"/>
-                <w:szCs w:val="22"/>
+                <w:szCs w:val="24"/>
                 <w14:ligatures w14:val="standardContextual"/>
               </w:rPr>
               <w:tab/>
@@ -793,7 +793,7 @@
                 <w:noProof/>
                 <w:webHidden/>
               </w:rPr>
-              <w:instrText xml:space="preserve"> PAGEREF _Toc188277560 \h </w:instrText>
+              <w:instrText xml:space="preserve"> PAGEREF _Toc220934219 \h </w:instrText>
             </w:r>
             <w:r>
               <w:rPr>
@@ -813,7 +813,7 @@
                 <w:noProof/>
                 <w:webHidden/>
               </w:rPr>
-              <w:t>6</w:t>
+              <w:t>5</w:t>
             </w:r>
             <w:r>
               <w:rPr>
@@ -837,11 +837,11 @@
               <w:iCs w:val="0"/>
               <w:noProof/>
               <w:sz w:val="21"/>
-              <w:szCs w:val="22"/>
+              <w:szCs w:val="24"/>
               <w14:ligatures w14:val="standardContextual"/>
             </w:rPr>
           </w:pPr>
-          <w:hyperlink w:anchor="_Toc188277561" w:history="1">
+          <w:hyperlink w:anchor="_Toc220934220" w:history="1">
             <w:r>
               <w:rPr>
                 <w:rStyle w:val="a8"/>
@@ -855,7 +855,7 @@
                 <w:iCs w:val="0"/>
                 <w:noProof/>
                 <w:sz w:val="21"/>
-                <w:szCs w:val="22"/>
+                <w:szCs w:val="24"/>
                 <w14:ligatures w14:val="standardContextual"/>
               </w:rPr>
               <w:tab/>
@@ -886,7 +886,7 @@
                 <w:noProof/>
                 <w:webHidden/>
               </w:rPr>
-              <w:instrText xml:space="preserve"> PAGEREF _Toc188277561 \h </w:instrText>
+              <w:instrText xml:space="preserve"> PAGEREF _Toc220934220 \h </w:instrText>
             </w:r>
             <w:r>
               <w:rPr>
@@ -906,7 +906,7 @@
                 <w:noProof/>
                 <w:webHidden/>
               </w:rPr>
-              <w:t>6</w:t>
+              <w:t>5</w:t>
             </w:r>
             <w:r>
               <w:rPr>
@@ -930,11 +930,11 @@
               <w:iCs w:val="0"/>
               <w:noProof/>
               <w:sz w:val="21"/>
-              <w:szCs w:val="22"/>
+              <w:szCs w:val="24"/>
               <w14:ligatures w14:val="standardContextual"/>
             </w:rPr>
           </w:pPr>
-          <w:hyperlink w:anchor="_Toc188277562" w:history="1">
+          <w:hyperlink w:anchor="_Toc220934221" w:history="1">
             <w:r>
               <w:rPr>
                 <w:rStyle w:val="a8"/>
@@ -948,7 +948,7 @@
                 <w:iCs w:val="0"/>
                 <w:noProof/>
                 <w:sz w:val="21"/>
-                <w:szCs w:val="22"/>
+                <w:szCs w:val="24"/>
                 <w14:ligatures w14:val="standardContextual"/>
               </w:rPr>
               <w:tab/>
@@ -979,7 +979,7 @@
                 <w:noProof/>
                 <w:webHidden/>
               </w:rPr>
-              <w:instrText xml:space="preserve"> PAGEREF _Toc188277562 \h </w:instrText>
+              <w:instrText xml:space="preserve"> PAGEREF _Toc220934221 \h </w:instrText>
             </w:r>
             <w:r>
               <w:rPr>
@@ -999,7 +999,7 @@
                 <w:noProof/>
                 <w:webHidden/>
               </w:rPr>
-              <w:t>7</w:t>
+              <w:t>5</w:t>
             </w:r>
             <w:r>
               <w:rPr>
@@ -1025,11 +1025,11 @@
               <w:caps w:val="0"/>
               <w:noProof/>
               <w:sz w:val="21"/>
-              <w:szCs w:val="22"/>
+              <w:szCs w:val="24"/>
               <w14:ligatures w14:val="standardContextual"/>
             </w:rPr>
           </w:pPr>
-          <w:hyperlink w:anchor="_Toc188277563" w:history="1">
+          <w:hyperlink w:anchor="_Toc220934222" w:history="1">
             <w:r>
               <w:rPr>
                 <w:rStyle w:val="a8"/>
@@ -1045,7 +1045,7 @@
                 <w:caps w:val="0"/>
                 <w:noProof/>
                 <w:sz w:val="21"/>
-                <w:szCs w:val="22"/>
+                <w:szCs w:val="24"/>
                 <w14:ligatures w14:val="standardContextual"/>
               </w:rPr>
               <w:tab/>
@@ -1076,7 +1076,7 @@
                 <w:noProof/>
                 <w:webHidden/>
               </w:rPr>
-              <w:instrText xml:space="preserve"> PAGEREF _Toc188277563 \h </w:instrText>
+              <w:instrText xml:space="preserve"> PAGEREF _Toc220934222 \h </w:instrText>
             </w:r>
             <w:r>
               <w:rPr>
@@ -1096,7 +1096,7 @@
                 <w:noProof/>
                 <w:webHidden/>
               </w:rPr>
-              <w:t>7</w:t>
+              <w:t>6</w:t>
             </w:r>
             <w:r>
               <w:rPr>
@@ -1120,11 +1120,11 @@
               <w:smallCaps w:val="0"/>
               <w:noProof/>
               <w:sz w:val="21"/>
-              <w:szCs w:val="22"/>
+              <w:szCs w:val="24"/>
               <w14:ligatures w14:val="standardContextual"/>
             </w:rPr>
           </w:pPr>
-          <w:hyperlink w:anchor="_Toc188277564" w:history="1">
+          <w:hyperlink w:anchor="_Toc220934223" w:history="1">
             <w:r>
               <w:rPr>
                 <w:rStyle w:val="a8"/>
@@ -1138,7 +1138,7 @@
                 <w:smallCaps w:val="0"/>
                 <w:noProof/>
                 <w:sz w:val="21"/>
-                <w:szCs w:val="22"/>
+                <w:szCs w:val="24"/>
                 <w14:ligatures w14:val="standardContextual"/>
               </w:rPr>
               <w:tab/>
@@ -1169,7 +1169,7 @@
                 <w:noProof/>
                 <w:webHidden/>
               </w:rPr>
-              <w:instrText xml:space="preserve"> PAGEREF _Toc188277564 \h </w:instrText>
+              <w:instrText xml:space="preserve"> PAGEREF _Toc220934223 \h </w:instrText>
             </w:r>
             <w:r>
               <w:rPr>
@@ -1189,7 +1189,7 @@
                 <w:noProof/>
                 <w:webHidden/>
               </w:rPr>
-              <w:t>7</w:t>
+              <w:t>6</w:t>
             </w:r>
             <w:r>
               <w:rPr>
@@ -1213,11 +1213,11 @@
               <w:iCs w:val="0"/>
               <w:noProof/>
               <w:sz w:val="21"/>
-              <w:szCs w:val="22"/>
+              <w:szCs w:val="24"/>
               <w14:ligatures w14:val="standardContextual"/>
             </w:rPr>
           </w:pPr>
-          <w:hyperlink w:anchor="_Toc188277565" w:history="1">
+          <w:hyperlink w:anchor="_Toc220934224" w:history="1">
             <w:r>
               <w:rPr>
                 <w:rStyle w:val="a8"/>
@@ -1231,7 +1231,7 @@
                 <w:iCs w:val="0"/>
                 <w:noProof/>
                 <w:sz w:val="21"/>
-                <w:szCs w:val="22"/>
+                <w:szCs w:val="24"/>
                 <w14:ligatures w14:val="standardContextual"/>
               </w:rPr>
               <w:tab/>
@@ -1262,7 +1262,7 @@
                 <w:noProof/>
                 <w:webHidden/>
               </w:rPr>
-              <w:instrText xml:space="preserve"> PAGEREF _Toc188277565 \h </w:instrText>
+              <w:instrText xml:space="preserve"> PAGEREF _Toc220934224 \h </w:instrText>
             </w:r>
             <w:r>
               <w:rPr>
@@ -1282,7 +1282,7 @@
                 <w:noProof/>
                 <w:webHidden/>
               </w:rPr>
-              <w:t>8</w:t>
+              <w:t>6</w:t>
             </w:r>
             <w:r>
               <w:rPr>
@@ -1306,11 +1306,11 @@
               <w:iCs w:val="0"/>
               <w:noProof/>
               <w:sz w:val="21"/>
-              <w:szCs w:val="22"/>
+              <w:szCs w:val="24"/>
               <w14:ligatures w14:val="standardContextual"/>
             </w:rPr>
           </w:pPr>
-          <w:hyperlink w:anchor="_Toc188277566" w:history="1">
+          <w:hyperlink w:anchor="_Toc220934225" w:history="1">
             <w:r>
               <w:rPr>
                 <w:rStyle w:val="a8"/>
@@ -1324,7 +1324,7 @@
                 <w:iCs w:val="0"/>
                 <w:noProof/>
                 <w:sz w:val="21"/>
-                <w:szCs w:val="22"/>
+                <w:szCs w:val="24"/>
                 <w14:ligatures w14:val="standardContextual"/>
               </w:rPr>
               <w:tab/>
@@ -1355,7 +1355,7 @@
                 <w:noProof/>
                 <w:webHidden/>
               </w:rPr>
-              <w:instrText xml:space="preserve"> PAGEREF _Toc188277566 \h </w:instrText>
+              <w:instrText xml:space="preserve"> PAGEREF _Toc220934225 \h </w:instrText>
             </w:r>
             <w:r>
               <w:rPr>
@@ -1375,7 +1375,7 @@
                 <w:noProof/>
                 <w:webHidden/>
               </w:rPr>
-              <w:t>8</w:t>
+              <w:t>7</w:t>
             </w:r>
             <w:r>
               <w:rPr>
@@ -1399,11 +1399,11 @@
               <w:iCs w:val="0"/>
               <w:noProof/>
               <w:sz w:val="21"/>
-              <w:szCs w:val="22"/>
+              <w:szCs w:val="24"/>
               <w14:ligatures w14:val="standardContextual"/>
             </w:rPr>
           </w:pPr>
-          <w:hyperlink w:anchor="_Toc188277567" w:history="1">
+          <w:hyperlink w:anchor="_Toc220934226" w:history="1">
             <w:r>
               <w:rPr>
                 <w:rStyle w:val="a8"/>
@@ -1417,7 +1417,7 @@
                 <w:iCs w:val="0"/>
                 <w:noProof/>
                 <w:sz w:val="21"/>
-                <w:szCs w:val="22"/>
+                <w:szCs w:val="24"/>
                 <w14:ligatures w14:val="standardContextual"/>
               </w:rPr>
               <w:tab/>
@@ -1448,7 +1448,7 @@
                 <w:noProof/>
                 <w:webHidden/>
               </w:rPr>
-              <w:instrText xml:space="preserve"> PAGEREF _Toc188277567 \h </w:instrText>
+              <w:instrText xml:space="preserve"> PAGEREF _Toc220934226 \h </w:instrText>
             </w:r>
             <w:r>
               <w:rPr>
@@ -1468,7 +1468,7 @@
                 <w:noProof/>
                 <w:webHidden/>
               </w:rPr>
-              <w:t>8</w:t>
+              <w:t>7</w:t>
             </w:r>
             <w:r>
               <w:rPr>
@@ -1492,11 +1492,11 @@
               <w:iCs w:val="0"/>
               <w:noProof/>
               <w:sz w:val="21"/>
-              <w:szCs w:val="22"/>
+              <w:szCs w:val="24"/>
               <w14:ligatures w14:val="standardContextual"/>
             </w:rPr>
           </w:pPr>
-          <w:hyperlink w:anchor="_Toc188277568" w:history="1">
+          <w:hyperlink w:anchor="_Toc220934227" w:history="1">
             <w:r>
               <w:rPr>
                 <w:rStyle w:val="a8"/>
@@ -1510,7 +1510,7 @@
                 <w:iCs w:val="0"/>
                 <w:noProof/>
                 <w:sz w:val="21"/>
-                <w:szCs w:val="22"/>
+                <w:szCs w:val="24"/>
                 <w14:ligatures w14:val="standardContextual"/>
               </w:rPr>
               <w:tab/>
@@ -1541,7 +1541,7 @@
                 <w:noProof/>
                 <w:webHidden/>
               </w:rPr>
-              <w:instrText xml:space="preserve"> PAGEREF _Toc188277568 \h </w:instrText>
+              <w:instrText xml:space="preserve"> PAGEREF _Toc220934227 \h </w:instrText>
             </w:r>
             <w:r>
               <w:rPr>
@@ -1561,7 +1561,7 @@
                 <w:noProof/>
                 <w:webHidden/>
               </w:rPr>
-              <w:t>9</w:t>
+              <w:t>7</w:t>
             </w:r>
             <w:r>
               <w:rPr>
@@ -1585,11 +1585,11 @@
               <w:smallCaps w:val="0"/>
               <w:noProof/>
               <w:sz w:val="21"/>
-              <w:szCs w:val="22"/>
+              <w:szCs w:val="24"/>
               <w14:ligatures w14:val="standardContextual"/>
             </w:rPr>
           </w:pPr>
-          <w:hyperlink w:anchor="_Toc188277569" w:history="1">
+          <w:hyperlink w:anchor="_Toc220934228" w:history="1">
             <w:r>
               <w:rPr>
                 <w:rStyle w:val="a8"/>
@@ -1603,7 +1603,7 @@
                 <w:smallCaps w:val="0"/>
                 <w:noProof/>
                 <w:sz w:val="21"/>
-                <w:szCs w:val="22"/>
+                <w:szCs w:val="24"/>
                 <w14:ligatures w14:val="standardContextual"/>
               </w:rPr>
               <w:tab/>
@@ -1634,7 +1634,7 @@
                 <w:noProof/>
                 <w:webHidden/>
               </w:rPr>
-              <w:instrText xml:space="preserve"> PAGEREF _Toc188277569 \h </w:instrText>
+              <w:instrText xml:space="preserve"> PAGEREF _Toc220934228 \h </w:instrText>
             </w:r>
             <w:r>
               <w:rPr>
@@ -1654,7 +1654,7 @@
                 <w:noProof/>
                 <w:webHidden/>
               </w:rPr>
-              <w:t>9</w:t>
+              <w:t>8</w:t>
             </w:r>
             <w:r>
               <w:rPr>
@@ -1678,11 +1678,11 @@
               <w:smallCaps w:val="0"/>
               <w:noProof/>
               <w:sz w:val="21"/>
-              <w:szCs w:val="22"/>
+              <w:szCs w:val="24"/>
               <w14:ligatures w14:val="standardContextual"/>
             </w:rPr>
           </w:pPr>
-          <w:hyperlink w:anchor="_Toc188277570" w:history="1">
+          <w:hyperlink w:anchor="_Toc220934229" w:history="1">
             <w:r>
               <w:rPr>
                 <w:rStyle w:val="a8"/>
@@ -1696,7 +1696,7 @@
                 <w:smallCaps w:val="0"/>
                 <w:noProof/>
                 <w:sz w:val="21"/>
-                <w:szCs w:val="22"/>
+                <w:szCs w:val="24"/>
                 <w14:ligatures w14:val="standardContextual"/>
               </w:rPr>
               <w:tab/>
@@ -1734,7 +1734,7 @@
                 <w:noProof/>
                 <w:webHidden/>
               </w:rPr>
-              <w:instrText xml:space="preserve"> PAGEREF _Toc188277570 \h </w:instrText>
+              <w:instrText xml:space="preserve"> PAGEREF _Toc220934229 \h </w:instrText>
             </w:r>
             <w:r>
               <w:rPr>
@@ -1754,7 +1754,7 @@
                 <w:noProof/>
                 <w:webHidden/>
               </w:rPr>
-              <w:t>11</w:t>
+              <w:t>9</w:t>
             </w:r>
             <w:r>
               <w:rPr>
@@ -1778,11 +1778,11 @@
               <w:iCs w:val="0"/>
               <w:noProof/>
               <w:sz w:val="21"/>
-              <w:szCs w:val="22"/>
+              <w:szCs w:val="24"/>
               <w14:ligatures w14:val="standardContextual"/>
             </w:rPr>
           </w:pPr>
-          <w:hyperlink w:anchor="_Toc188277571" w:history="1">
+          <w:hyperlink w:anchor="_Toc220934230" w:history="1">
             <w:r>
               <w:rPr>
                 <w:rStyle w:val="a8"/>
@@ -1796,7 +1796,7 @@
                 <w:iCs w:val="0"/>
                 <w:noProof/>
                 <w:sz w:val="21"/>
-                <w:szCs w:val="22"/>
+                <w:szCs w:val="24"/>
                 <w14:ligatures w14:val="standardContextual"/>
               </w:rPr>
               <w:tab/>
@@ -1827,7 +1827,7 @@
                 <w:noProof/>
                 <w:webHidden/>
               </w:rPr>
-              <w:instrText xml:space="preserve"> PAGEREF _Toc188277571 \h </w:instrText>
+              <w:instrText xml:space="preserve"> PAGEREF _Toc220934230 \h </w:instrText>
             </w:r>
             <w:r>
               <w:rPr>
@@ -1847,7 +1847,7 @@
                 <w:noProof/>
                 <w:webHidden/>
               </w:rPr>
-              <w:t>11</w:t>
+              <w:t>9</w:t>
             </w:r>
             <w:r>
               <w:rPr>
@@ -1871,11 +1871,11 @@
               <w:iCs w:val="0"/>
               <w:noProof/>
               <w:sz w:val="21"/>
-              <w:szCs w:val="22"/>
+              <w:szCs w:val="24"/>
               <w14:ligatures w14:val="standardContextual"/>
             </w:rPr>
           </w:pPr>
-          <w:hyperlink w:anchor="_Toc188277572" w:history="1">
+          <w:hyperlink w:anchor="_Toc220934231" w:history="1">
             <w:r>
               <w:rPr>
                 <w:rStyle w:val="a8"/>
@@ -1889,7 +1889,7 @@
                 <w:iCs w:val="0"/>
                 <w:noProof/>
                 <w:sz w:val="21"/>
-                <w:szCs w:val="22"/>
+                <w:szCs w:val="24"/>
                 <w14:ligatures w14:val="standardContextual"/>
               </w:rPr>
               <w:tab/>
@@ -1920,7 +1920,7 @@
                 <w:noProof/>
                 <w:webHidden/>
               </w:rPr>
-              <w:instrText xml:space="preserve"> PAGEREF _Toc188277572 \h </w:instrText>
+              <w:instrText xml:space="preserve"> PAGEREF _Toc220934231 \h </w:instrText>
             </w:r>
             <w:r>
               <w:rPr>
@@ -1940,7 +1940,7 @@
                 <w:noProof/>
                 <w:webHidden/>
               </w:rPr>
-              <w:t>11</w:t>
+              <w:t>9</w:t>
             </w:r>
             <w:r>
               <w:rPr>
@@ -1964,11 +1964,11 @@
               <w:iCs w:val="0"/>
               <w:noProof/>
               <w:sz w:val="21"/>
-              <w:szCs w:val="22"/>
+              <w:szCs w:val="24"/>
               <w14:ligatures w14:val="standardContextual"/>
             </w:rPr>
           </w:pPr>
-          <w:hyperlink w:anchor="_Toc188277573" w:history="1">
+          <w:hyperlink w:anchor="_Toc220934232" w:history="1">
             <w:r>
               <w:rPr>
                 <w:rStyle w:val="a8"/>
@@ -1982,7 +1982,7 @@
                 <w:iCs w:val="0"/>
                 <w:noProof/>
                 <w:sz w:val="21"/>
-                <w:szCs w:val="22"/>
+                <w:szCs w:val="24"/>
                 <w14:ligatures w14:val="standardContextual"/>
               </w:rPr>
               <w:tab/>
@@ -2013,7 +2013,7 @@
                 <w:noProof/>
                 <w:webHidden/>
               </w:rPr>
-              <w:instrText xml:space="preserve"> PAGEREF _Toc188277573 \h </w:instrText>
+              <w:instrText xml:space="preserve"> PAGEREF _Toc220934232 \h </w:instrText>
             </w:r>
             <w:r>
               <w:rPr>
@@ -2033,7 +2033,7 @@
                 <w:noProof/>
                 <w:webHidden/>
               </w:rPr>
-              <w:t>11</w:t>
+              <w:t>9</w:t>
             </w:r>
             <w:r>
               <w:rPr>
@@ -2057,11 +2057,11 @@
               <w:iCs w:val="0"/>
               <w:noProof/>
               <w:sz w:val="21"/>
-              <w:szCs w:val="22"/>
+              <w:szCs w:val="24"/>
               <w14:ligatures w14:val="standardContextual"/>
             </w:rPr>
           </w:pPr>
-          <w:hyperlink w:anchor="_Toc188277574" w:history="1">
+          <w:hyperlink w:anchor="_Toc220934233" w:history="1">
             <w:r>
               <w:rPr>
                 <w:rStyle w:val="a8"/>
@@ -2075,7 +2075,7 @@
                 <w:iCs w:val="0"/>
                 <w:noProof/>
                 <w:sz w:val="21"/>
-                <w:szCs w:val="22"/>
+                <w:szCs w:val="24"/>
                 <w14:ligatures w14:val="standardContextual"/>
               </w:rPr>
               <w:tab/>
@@ -2106,7 +2106,7 @@
                 <w:noProof/>
                 <w:webHidden/>
               </w:rPr>
-              <w:instrText xml:space="preserve"> PAGEREF _Toc188277574 \h </w:instrText>
+              <w:instrText xml:space="preserve"> PAGEREF _Toc220934233 \h </w:instrText>
             </w:r>
             <w:r>
               <w:rPr>
@@ -2126,7 +2126,7 @@
                 <w:noProof/>
                 <w:webHidden/>
               </w:rPr>
-              <w:t>11</w:t>
+              <w:t>9</w:t>
             </w:r>
             <w:r>
               <w:rPr>
@@ -2150,11 +2150,11 @@
               <w:iCs w:val="0"/>
               <w:noProof/>
               <w:sz w:val="21"/>
-              <w:szCs w:val="22"/>
+              <w:szCs w:val="24"/>
               <w14:ligatures w14:val="standardContextual"/>
             </w:rPr>
           </w:pPr>
-          <w:hyperlink w:anchor="_Toc188277575" w:history="1">
+          <w:hyperlink w:anchor="_Toc220934234" w:history="1">
             <w:r>
               <w:rPr>
                 <w:rStyle w:val="a8"/>
@@ -2168,7 +2168,7 @@
                 <w:iCs w:val="0"/>
                 <w:noProof/>
                 <w:sz w:val="21"/>
-                <w:szCs w:val="22"/>
+                <w:szCs w:val="24"/>
                 <w14:ligatures w14:val="standardContextual"/>
               </w:rPr>
               <w:tab/>
@@ -2199,7 +2199,7 @@
                 <w:noProof/>
                 <w:webHidden/>
               </w:rPr>
-              <w:instrText xml:space="preserve"> PAGEREF _Toc188277575 \h </w:instrText>
+              <w:instrText xml:space="preserve"> PAGEREF _Toc220934234 \h </w:instrText>
             </w:r>
             <w:r>
               <w:rPr>
@@ -2219,7 +2219,7 @@
                 <w:noProof/>
                 <w:webHidden/>
               </w:rPr>
-              <w:t>11</w:t>
+              <w:t>9</w:t>
             </w:r>
             <w:r>
               <w:rPr>
@@ -2243,11 +2243,11 @@
               <w:iCs w:val="0"/>
               <w:noProof/>
               <w:sz w:val="21"/>
-              <w:szCs w:val="22"/>
+              <w:szCs w:val="24"/>
               <w14:ligatures w14:val="standardContextual"/>
             </w:rPr>
           </w:pPr>
-          <w:hyperlink w:anchor="_Toc188277576" w:history="1">
+          <w:hyperlink w:anchor="_Toc220934235" w:history="1">
             <w:r>
               <w:rPr>
                 <w:rStyle w:val="a8"/>
@@ -2261,7 +2261,7 @@
                 <w:iCs w:val="0"/>
                 <w:noProof/>
                 <w:sz w:val="21"/>
-                <w:szCs w:val="22"/>
+                <w:szCs w:val="24"/>
                 <w14:ligatures w14:val="standardContextual"/>
               </w:rPr>
               <w:tab/>
@@ -2292,7 +2292,7 @@
                 <w:noProof/>
                 <w:webHidden/>
               </w:rPr>
-              <w:instrText xml:space="preserve"> PAGEREF _Toc188277576 \h </w:instrText>
+              <w:instrText xml:space="preserve"> PAGEREF _Toc220934235 \h </w:instrText>
             </w:r>
             <w:r>
               <w:rPr>
@@ -2312,7 +2312,7 @@
                 <w:noProof/>
                 <w:webHidden/>
               </w:rPr>
-              <w:t>11</w:t>
+              <w:t>9</w:t>
             </w:r>
             <w:r>
               <w:rPr>
@@ -2336,11 +2336,11 @@
               <w:iCs w:val="0"/>
               <w:noProof/>
               <w:sz w:val="21"/>
-              <w:szCs w:val="22"/>
+              <w:szCs w:val="24"/>
               <w14:ligatures w14:val="standardContextual"/>
             </w:rPr>
           </w:pPr>
-          <w:hyperlink w:anchor="_Toc188277577" w:history="1">
+          <w:hyperlink w:anchor="_Toc220934236" w:history="1">
             <w:r>
               <w:rPr>
                 <w:rStyle w:val="a8"/>
@@ -2354,7 +2354,7 @@
                 <w:iCs w:val="0"/>
                 <w:noProof/>
                 <w:sz w:val="21"/>
-                <w:szCs w:val="22"/>
+                <w:szCs w:val="24"/>
                 <w14:ligatures w14:val="standardContextual"/>
               </w:rPr>
               <w:tab/>
@@ -2385,7 +2385,7 @@
                 <w:noProof/>
                 <w:webHidden/>
               </w:rPr>
-              <w:instrText xml:space="preserve"> PAGEREF _Toc188277577 \h </w:instrText>
+              <w:instrText xml:space="preserve"> PAGEREF _Toc220934236 \h </w:instrText>
             </w:r>
             <w:r>
               <w:rPr>
@@ -2405,7 +2405,7 @@
                 <w:noProof/>
                 <w:webHidden/>
               </w:rPr>
-              <w:t>12</w:t>
+              <w:t>9</w:t>
             </w:r>
             <w:r>
               <w:rPr>
@@ -2429,11 +2429,11 @@
               <w:iCs w:val="0"/>
               <w:noProof/>
               <w:sz w:val="21"/>
-              <w:szCs w:val="22"/>
+              <w:szCs w:val="24"/>
               <w14:ligatures w14:val="standardContextual"/>
             </w:rPr>
           </w:pPr>
-          <w:hyperlink w:anchor="_Toc188277578" w:history="1">
+          <w:hyperlink w:anchor="_Toc220934237" w:history="1">
             <w:r>
               <w:rPr>
                 <w:rStyle w:val="a8"/>
@@ -2447,7 +2447,7 @@
                 <w:iCs w:val="0"/>
                 <w:noProof/>
                 <w:sz w:val="21"/>
-                <w:szCs w:val="22"/>
+                <w:szCs w:val="24"/>
                 <w14:ligatures w14:val="standardContextual"/>
               </w:rPr>
               <w:tab/>
@@ -2478,7 +2478,7 @@
                 <w:noProof/>
                 <w:webHidden/>
               </w:rPr>
-              <w:instrText xml:space="preserve"> PAGEREF _Toc188277578 \h </w:instrText>
+              <w:instrText xml:space="preserve"> PAGEREF _Toc220934237 \h </w:instrText>
             </w:r>
             <w:r>
               <w:rPr>
@@ -2498,7 +2498,7 @@
                 <w:noProof/>
                 <w:webHidden/>
               </w:rPr>
-              <w:t>12</w:t>
+              <w:t>10</w:t>
             </w:r>
             <w:r>
               <w:rPr>
@@ -2522,11 +2522,11 @@
               <w:smallCaps w:val="0"/>
               <w:noProof/>
               <w:sz w:val="21"/>
-              <w:szCs w:val="22"/>
+              <w:szCs w:val="24"/>
               <w14:ligatures w14:val="standardContextual"/>
             </w:rPr>
           </w:pPr>
-          <w:hyperlink w:anchor="_Toc188277579" w:history="1">
+          <w:hyperlink w:anchor="_Toc220934238" w:history="1">
             <w:r>
               <w:rPr>
                 <w:rStyle w:val="a8"/>
@@ -2540,7 +2540,7 @@
                 <w:smallCaps w:val="0"/>
                 <w:noProof/>
                 <w:sz w:val="21"/>
-                <w:szCs w:val="22"/>
+                <w:szCs w:val="24"/>
                 <w14:ligatures w14:val="standardContextual"/>
               </w:rPr>
               <w:tab/>
@@ -2571,7 +2571,7 @@
                 <w:noProof/>
                 <w:webHidden/>
               </w:rPr>
-              <w:instrText xml:space="preserve"> PAGEREF _Toc188277579 \h </w:instrText>
+              <w:instrText xml:space="preserve"> PAGEREF _Toc220934238 \h </w:instrText>
             </w:r>
             <w:r>
               <w:rPr>
@@ -2591,7 +2591,7 @@
                 <w:noProof/>
                 <w:webHidden/>
               </w:rPr>
-              <w:t>12</w:t>
+              <w:t>10</w:t>
             </w:r>
             <w:r>
               <w:rPr>
@@ -2615,11 +2615,11 @@
               <w:iCs w:val="0"/>
               <w:noProof/>
               <w:sz w:val="21"/>
-              <w:szCs w:val="22"/>
+              <w:szCs w:val="24"/>
               <w14:ligatures w14:val="standardContextual"/>
             </w:rPr>
           </w:pPr>
-          <w:hyperlink w:anchor="_Toc188277580" w:history="1">
+          <w:hyperlink w:anchor="_Toc220934239" w:history="1">
             <w:r>
               <w:rPr>
                 <w:rStyle w:val="a8"/>
@@ -2633,7 +2633,7 @@
                 <w:iCs w:val="0"/>
                 <w:noProof/>
                 <w:sz w:val="21"/>
-                <w:szCs w:val="22"/>
+                <w:szCs w:val="24"/>
                 <w14:ligatures w14:val="standardContextual"/>
               </w:rPr>
               <w:tab/>
@@ -2671,7 +2671,7 @@
                 <w:noProof/>
                 <w:webHidden/>
               </w:rPr>
-              <w:instrText xml:space="preserve"> PAGEREF _Toc188277580 \h </w:instrText>
+              <w:instrText xml:space="preserve"> PAGEREF _Toc220934239 \h </w:instrText>
             </w:r>
             <w:r>
               <w:rPr>
@@ -2691,7 +2691,7 @@
                 <w:noProof/>
                 <w:webHidden/>
               </w:rPr>
-              <w:t>12</w:t>
+              <w:t>10</w:t>
             </w:r>
             <w:r>
               <w:rPr>
@@ -2715,11 +2715,11 @@
               <w:iCs w:val="0"/>
               <w:noProof/>
               <w:sz w:val="21"/>
-              <w:szCs w:val="22"/>
+              <w:szCs w:val="24"/>
               <w14:ligatures w14:val="standardContextual"/>
             </w:rPr>
           </w:pPr>
-          <w:hyperlink w:anchor="_Toc188277581" w:history="1">
+          <w:hyperlink w:anchor="_Toc220934240" w:history="1">
             <w:r>
               <w:rPr>
                 <w:rStyle w:val="a8"/>
@@ -2733,7 +2733,7 @@
                 <w:iCs w:val="0"/>
                 <w:noProof/>
                 <w:sz w:val="21"/>
-                <w:szCs w:val="22"/>
+                <w:szCs w:val="24"/>
                 <w14:ligatures w14:val="standardContextual"/>
               </w:rPr>
               <w:tab/>
@@ -2764,7 +2764,7 @@
                 <w:noProof/>
                 <w:webHidden/>
               </w:rPr>
-              <w:instrText xml:space="preserve"> PAGEREF _Toc188277581 \h </w:instrText>
+              <w:instrText xml:space="preserve"> PAGEREF _Toc220934240 \h </w:instrText>
             </w:r>
             <w:r>
               <w:rPr>
@@ -2784,7 +2784,7 @@
                 <w:noProof/>
                 <w:webHidden/>
               </w:rPr>
-              <w:t>12</w:t>
+              <w:t>10</w:t>
             </w:r>
             <w:r>
               <w:rPr>
@@ -2808,11 +2808,11 @@
               <w:iCs w:val="0"/>
               <w:noProof/>
               <w:sz w:val="21"/>
-              <w:szCs w:val="22"/>
+              <w:szCs w:val="24"/>
               <w14:ligatures w14:val="standardContextual"/>
             </w:rPr>
           </w:pPr>
-          <w:hyperlink w:anchor="_Toc188277582" w:history="1">
+          <w:hyperlink w:anchor="_Toc220934241" w:history="1">
             <w:r>
               <w:rPr>
                 <w:rStyle w:val="a8"/>
@@ -2826,7 +2826,7 @@
                 <w:iCs w:val="0"/>
                 <w:noProof/>
                 <w:sz w:val="21"/>
-                <w:szCs w:val="22"/>
+                <w:szCs w:val="24"/>
                 <w14:ligatures w14:val="standardContextual"/>
               </w:rPr>
               <w:tab/>
@@ -2857,7 +2857,7 @@
                 <w:noProof/>
                 <w:webHidden/>
               </w:rPr>
-              <w:instrText xml:space="preserve"> PAGEREF _Toc188277582 \h </w:instrText>
+              <w:instrText xml:space="preserve"> PAGEREF _Toc220934241 \h </w:instrText>
             </w:r>
             <w:r>
               <w:rPr>
@@ -2877,7 +2877,7 @@
                 <w:noProof/>
                 <w:webHidden/>
               </w:rPr>
-              <w:t>12</w:t>
+              <w:t>10</w:t>
             </w:r>
             <w:r>
               <w:rPr>
@@ -2901,11 +2901,11 @@
               <w:iCs w:val="0"/>
               <w:noProof/>
               <w:sz w:val="21"/>
-              <w:szCs w:val="22"/>
+              <w:szCs w:val="24"/>
               <w14:ligatures w14:val="standardContextual"/>
             </w:rPr>
           </w:pPr>
-          <w:hyperlink w:anchor="_Toc188277583" w:history="1">
+          <w:hyperlink w:anchor="_Toc220934242" w:history="1">
             <w:r>
               <w:rPr>
                 <w:rStyle w:val="a8"/>
@@ -2919,7 +2919,7 @@
                 <w:iCs w:val="0"/>
                 <w:noProof/>
                 <w:sz w:val="21"/>
-                <w:szCs w:val="22"/>
+                <w:szCs w:val="24"/>
                 <w14:ligatures w14:val="standardContextual"/>
               </w:rPr>
               <w:tab/>
@@ -2950,7 +2950,7 @@
                 <w:noProof/>
                 <w:webHidden/>
               </w:rPr>
-              <w:instrText xml:space="preserve"> PAGEREF _Toc188277583 \h </w:instrText>
+              <w:instrText xml:space="preserve"> PAGEREF _Toc220934242 \h </w:instrText>
             </w:r>
             <w:r>
               <w:rPr>
@@ -2970,7 +2970,7 @@
                 <w:noProof/>
                 <w:webHidden/>
               </w:rPr>
-              <w:t>12</w:t>
+              <w:t>11</w:t>
             </w:r>
             <w:r>
               <w:rPr>
@@ -2996,11 +2996,11 @@
               <w:caps w:val="0"/>
               <w:noProof/>
               <w:sz w:val="21"/>
-              <w:szCs w:val="22"/>
+              <w:szCs w:val="24"/>
               <w14:ligatures w14:val="standardContextual"/>
             </w:rPr>
           </w:pPr>
-          <w:hyperlink w:anchor="_Toc188277584" w:history="1">
+          <w:hyperlink w:anchor="_Toc220934243" w:history="1">
             <w:r>
               <w:rPr>
                 <w:rStyle w:val="a8"/>
@@ -3016,7 +3016,7 @@
                 <w:caps w:val="0"/>
                 <w:noProof/>
                 <w:sz w:val="21"/>
-                <w:szCs w:val="22"/>
+                <w:szCs w:val="24"/>
                 <w14:ligatures w14:val="standardContextual"/>
               </w:rPr>
               <w:tab/>
@@ -3047,7 +3047,7 @@
                 <w:noProof/>
                 <w:webHidden/>
               </w:rPr>
-              <w:instrText xml:space="preserve"> PAGEREF _Toc188277584 \h </w:instrText>
+              <w:instrText xml:space="preserve"> PAGEREF _Toc220934243 \h </w:instrText>
             </w:r>
             <w:r>
               <w:rPr>
@@ -3067,7 +3067,7 @@
                 <w:noProof/>
                 <w:webHidden/>
               </w:rPr>
-              <w:t>13</w:t>
+              <w:t>11</w:t>
             </w:r>
             <w:r>
               <w:rPr>
@@ -3091,11 +3091,11 @@
               <w:smallCaps w:val="0"/>
               <w:noProof/>
               <w:sz w:val="21"/>
-              <w:szCs w:val="22"/>
+              <w:szCs w:val="24"/>
               <w14:ligatures w14:val="standardContextual"/>
             </w:rPr>
           </w:pPr>
-          <w:hyperlink w:anchor="_Toc188277585" w:history="1">
+          <w:hyperlink w:anchor="_Toc220934244" w:history="1">
             <w:r>
               <w:rPr>
                 <w:rStyle w:val="a8"/>
@@ -3109,7 +3109,7 @@
                 <w:smallCaps w:val="0"/>
                 <w:noProof/>
                 <w:sz w:val="21"/>
-                <w:szCs w:val="22"/>
+                <w:szCs w:val="24"/>
                 <w14:ligatures w14:val="standardContextual"/>
               </w:rPr>
               <w:tab/>
@@ -3140,7 +3140,7 @@
                 <w:noProof/>
                 <w:webHidden/>
               </w:rPr>
-              <w:instrText xml:space="preserve"> PAGEREF _Toc188277585 \h </w:instrText>
+              <w:instrText xml:space="preserve"> PAGEREF _Toc220934244 \h </w:instrText>
             </w:r>
             <w:r>
               <w:rPr>
@@ -3160,7 +3160,7 @@
                 <w:noProof/>
                 <w:webHidden/>
               </w:rPr>
-              <w:t>13</w:t>
+              <w:t>11</w:t>
             </w:r>
             <w:r>
               <w:rPr>
@@ -3184,11 +3184,11 @@
               <w:smallCaps w:val="0"/>
               <w:noProof/>
               <w:sz w:val="21"/>
-              <w:szCs w:val="22"/>
+              <w:szCs w:val="24"/>
               <w14:ligatures w14:val="standardContextual"/>
             </w:rPr>
           </w:pPr>
-          <w:hyperlink w:anchor="_Toc188277586" w:history="1">
+          <w:hyperlink w:anchor="_Toc220934245" w:history="1">
             <w:r>
               <w:rPr>
                 <w:rStyle w:val="a8"/>
@@ -3202,7 +3202,7 @@
                 <w:smallCaps w:val="0"/>
                 <w:noProof/>
                 <w:sz w:val="21"/>
-                <w:szCs w:val="22"/>
+                <w:szCs w:val="24"/>
                 <w14:ligatures w14:val="standardContextual"/>
               </w:rPr>
               <w:tab/>
@@ -3233,7 +3233,7 @@
                 <w:noProof/>
                 <w:webHidden/>
               </w:rPr>
-              <w:instrText xml:space="preserve"> PAGEREF _Toc188277586 \h </w:instrText>
+              <w:instrText xml:space="preserve"> PAGEREF _Toc220934245 \h </w:instrText>
             </w:r>
             <w:r>
               <w:rPr>
@@ -3253,7 +3253,7 @@
                 <w:noProof/>
                 <w:webHidden/>
               </w:rPr>
-              <w:t>13</w:t>
+              <w:t>11</w:t>
             </w:r>
             <w:r>
               <w:rPr>
@@ -3279,11 +3279,11 @@
               <w:caps w:val="0"/>
               <w:noProof/>
               <w:sz w:val="21"/>
-              <w:szCs w:val="22"/>
+              <w:szCs w:val="24"/>
               <w14:ligatures w14:val="standardContextual"/>
             </w:rPr>
           </w:pPr>
-          <w:hyperlink w:anchor="_Toc188277587" w:history="1">
+          <w:hyperlink w:anchor="_Toc220934246" w:history="1">
             <w:r>
               <w:rPr>
                 <w:rStyle w:val="a8"/>
@@ -3299,7 +3299,7 @@
                 <w:caps w:val="0"/>
                 <w:noProof/>
                 <w:sz w:val="21"/>
-                <w:szCs w:val="22"/>
+                <w:szCs w:val="24"/>
                 <w14:ligatures w14:val="standardContextual"/>
               </w:rPr>
               <w:tab/>
@@ -3337,7 +3337,7 @@
                 <w:noProof/>
                 <w:webHidden/>
               </w:rPr>
-              <w:instrText xml:space="preserve"> PAGEREF _Toc188277587 \h </w:instrText>
+              <w:instrText xml:space="preserve"> PAGEREF _Toc220934246 \h </w:instrText>
             </w:r>
             <w:r>
               <w:rPr>
@@ -3357,7 +3357,7 @@
                 <w:noProof/>
                 <w:webHidden/>
               </w:rPr>
-              <w:t>14</w:t>
+              <w:t>12</w:t>
             </w:r>
             <w:r>
               <w:rPr>
@@ -3381,11 +3381,11 @@
               <w:smallCaps w:val="0"/>
               <w:noProof/>
               <w:sz w:val="21"/>
-              <w:szCs w:val="22"/>
+              <w:szCs w:val="24"/>
               <w14:ligatures w14:val="standardContextual"/>
             </w:rPr>
           </w:pPr>
-          <w:hyperlink w:anchor="_Toc188277588" w:history="1">
+          <w:hyperlink w:anchor="_Toc220934247" w:history="1">
             <w:r>
               <w:rPr>
                 <w:rStyle w:val="a8"/>
@@ -3399,7 +3399,7 @@
                 <w:smallCaps w:val="0"/>
                 <w:noProof/>
                 <w:sz w:val="21"/>
-                <w:szCs w:val="22"/>
+                <w:szCs w:val="24"/>
                 <w14:ligatures w14:val="standardContextual"/>
               </w:rPr>
               <w:tab/>
@@ -3437,7 +3437,7 @@
                 <w:noProof/>
                 <w:webHidden/>
               </w:rPr>
-              <w:instrText xml:space="preserve"> PAGEREF _Toc188277588 \h </w:instrText>
+              <w:instrText xml:space="preserve"> PAGEREF _Toc220934247 \h </w:instrText>
             </w:r>
             <w:r>
               <w:rPr>
@@ -3457,7 +3457,7 @@
                 <w:noProof/>
                 <w:webHidden/>
               </w:rPr>
-              <w:t>14</w:t>
+              <w:t>12</w:t>
             </w:r>
             <w:r>
               <w:rPr>
@@ -3483,11 +3483,11 @@
               <w:caps w:val="0"/>
               <w:noProof/>
               <w:sz w:val="21"/>
-              <w:szCs w:val="22"/>
+              <w:szCs w:val="24"/>
               <w14:ligatures w14:val="standardContextual"/>
             </w:rPr>
           </w:pPr>
-          <w:hyperlink w:anchor="_Toc188277589" w:history="1">
+          <w:hyperlink w:anchor="_Toc220934248" w:history="1">
             <w:r>
               <w:rPr>
                 <w:rStyle w:val="a8"/>
@@ -3503,7 +3503,7 @@
                 <w:caps w:val="0"/>
                 <w:noProof/>
                 <w:sz w:val="21"/>
-                <w:szCs w:val="22"/>
+                <w:szCs w:val="24"/>
                 <w14:ligatures w14:val="standardContextual"/>
               </w:rPr>
               <w:tab/>
@@ -3534,7 +3534,7 @@
                 <w:noProof/>
                 <w:webHidden/>
               </w:rPr>
-              <w:instrText xml:space="preserve"> PAGEREF _Toc188277589 \h </w:instrText>
+              <w:instrText xml:space="preserve"> PAGEREF _Toc220934248 \h </w:instrText>
             </w:r>
             <w:r>
               <w:rPr>
@@ -3554,7 +3554,7 @@
                 <w:noProof/>
                 <w:webHidden/>
               </w:rPr>
-              <w:t>14</w:t>
+              <w:t>12</w:t>
             </w:r>
             <w:r>
               <w:rPr>
@@ -3578,11 +3578,11 @@
               <w:smallCaps w:val="0"/>
               <w:noProof/>
               <w:sz w:val="21"/>
-              <w:szCs w:val="22"/>
+              <w:szCs w:val="24"/>
               <w14:ligatures w14:val="standardContextual"/>
             </w:rPr>
           </w:pPr>
-          <w:hyperlink w:anchor="_Toc188277590" w:history="1">
+          <w:hyperlink w:anchor="_Toc220934249" w:history="1">
             <w:r>
               <w:rPr>
                 <w:rStyle w:val="a8"/>
@@ -3596,7 +3596,7 @@
                 <w:smallCaps w:val="0"/>
                 <w:noProof/>
                 <w:sz w:val="21"/>
-                <w:szCs w:val="22"/>
+                <w:szCs w:val="24"/>
                 <w14:ligatures w14:val="standardContextual"/>
               </w:rPr>
               <w:tab/>
@@ -3627,7 +3627,7 @@
                 <w:noProof/>
                 <w:webHidden/>
               </w:rPr>
-              <w:instrText xml:space="preserve"> PAGEREF _Toc188277590 \h </w:instrText>
+              <w:instrText xml:space="preserve"> PAGEREF _Toc220934249 \h </w:instrText>
             </w:r>
             <w:r>
               <w:rPr>
@@ -3647,7 +3647,7 @@
                 <w:noProof/>
                 <w:webHidden/>
               </w:rPr>
-              <w:t>14</w:t>
+              <w:t>12</w:t>
             </w:r>
             <w:r>
               <w:rPr>
@@ -3671,11 +3671,11 @@
               <w:smallCaps w:val="0"/>
               <w:noProof/>
               <w:sz w:val="21"/>
-              <w:szCs w:val="22"/>
+              <w:szCs w:val="24"/>
               <w14:ligatures w14:val="standardContextual"/>
             </w:rPr>
           </w:pPr>
-          <w:hyperlink w:anchor="_Toc188277591" w:history="1">
+          <w:hyperlink w:anchor="_Toc220934250" w:history="1">
             <w:r>
               <w:rPr>
                 <w:rStyle w:val="a8"/>
@@ -3689,7 +3689,7 @@
                 <w:smallCaps w:val="0"/>
                 <w:noProof/>
                 <w:sz w:val="21"/>
-                <w:szCs w:val="22"/>
+                <w:szCs w:val="24"/>
                 <w14:ligatures w14:val="standardContextual"/>
               </w:rPr>
               <w:tab/>
@@ -3720,7 +3720,7 @@
                 <w:noProof/>
                 <w:webHidden/>
               </w:rPr>
-              <w:instrText xml:space="preserve"> PAGEREF _Toc188277591 \h </w:instrText>
+              <w:instrText xml:space="preserve"> PAGEREF _Toc220934250 \h </w:instrText>
             </w:r>
             <w:r>
               <w:rPr>
@@ -3740,7 +3740,7 @@
                 <w:noProof/>
                 <w:webHidden/>
               </w:rPr>
-              <w:t>15</w:t>
+              <w:t>13</w:t>
             </w:r>
             <w:r>
               <w:rPr>
@@ -3764,11 +3764,11 @@
               <w:smallCaps w:val="0"/>
               <w:noProof/>
               <w:sz w:val="21"/>
-              <w:szCs w:val="22"/>
+              <w:szCs w:val="24"/>
               <w14:ligatures w14:val="standardContextual"/>
             </w:rPr>
           </w:pPr>
-          <w:hyperlink w:anchor="_Toc188277592" w:history="1">
+          <w:hyperlink w:anchor="_Toc220934251" w:history="1">
             <w:r>
               <w:rPr>
                 <w:rStyle w:val="a8"/>
@@ -3782,7 +3782,7 @@
                 <w:smallCaps w:val="0"/>
                 <w:noProof/>
                 <w:sz w:val="21"/>
-                <w:szCs w:val="22"/>
+                <w:szCs w:val="24"/>
                 <w14:ligatures w14:val="standardContextual"/>
               </w:rPr>
               <w:tab/>
@@ -3813,7 +3813,7 @@
                 <w:noProof/>
                 <w:webHidden/>
               </w:rPr>
-              <w:instrText xml:space="preserve"> PAGEREF _Toc188277592 \h </w:instrText>
+              <w:instrText xml:space="preserve"> PAGEREF _Toc220934251 \h </w:instrText>
             </w:r>
             <w:r>
               <w:rPr>
@@ -3833,7 +3833,7 @@
                 <w:noProof/>
                 <w:webHidden/>
               </w:rPr>
-              <w:t>15</w:t>
+              <w:t>13</w:t>
             </w:r>
             <w:r>
               <w:rPr>
@@ -3857,11 +3857,11 @@
               <w:smallCaps w:val="0"/>
               <w:noProof/>
               <w:sz w:val="21"/>
-              <w:szCs w:val="22"/>
+              <w:szCs w:val="24"/>
               <w14:ligatures w14:val="standardContextual"/>
             </w:rPr>
           </w:pPr>
-          <w:hyperlink w:anchor="_Toc188277593" w:history="1">
+          <w:hyperlink w:anchor="_Toc220934252" w:history="1">
             <w:r>
               <w:rPr>
                 <w:rStyle w:val="a8"/>
@@ -3875,7 +3875,7 @@
                 <w:smallCaps w:val="0"/>
                 <w:noProof/>
                 <w:sz w:val="21"/>
-                <w:szCs w:val="22"/>
+                <w:szCs w:val="24"/>
                 <w14:ligatures w14:val="standardContextual"/>
               </w:rPr>
               <w:tab/>
@@ -3906,7 +3906,7 @@
                 <w:noProof/>
                 <w:webHidden/>
               </w:rPr>
-              <w:instrText xml:space="preserve"> PAGEREF _Toc188277593 \h </w:instrText>
+              <w:instrText xml:space="preserve"> PAGEREF _Toc220934252 \h </w:instrText>
             </w:r>
             <w:r>
               <w:rPr>
@@ -3926,7 +3926,7 @@
                 <w:noProof/>
                 <w:webHidden/>
               </w:rPr>
-              <w:t>15</w:t>
+              <w:t>13</w:t>
             </w:r>
             <w:r>
               <w:rPr>
@@ -3950,11 +3950,11 @@
               <w:smallCaps w:val="0"/>
               <w:noProof/>
               <w:sz w:val="21"/>
-              <w:szCs w:val="22"/>
+              <w:szCs w:val="24"/>
               <w14:ligatures w14:val="standardContextual"/>
             </w:rPr>
           </w:pPr>
-          <w:hyperlink w:anchor="_Toc188277594" w:history="1">
+          <w:hyperlink w:anchor="_Toc220934253" w:history="1">
             <w:r>
               <w:rPr>
                 <w:rStyle w:val="a8"/>
@@ -3968,7 +3968,7 @@
                 <w:smallCaps w:val="0"/>
                 <w:noProof/>
                 <w:sz w:val="21"/>
-                <w:szCs w:val="22"/>
+                <w:szCs w:val="24"/>
                 <w14:ligatures w14:val="standardContextual"/>
               </w:rPr>
               <w:tab/>
@@ -3999,7 +3999,7 @@
                 <w:noProof/>
                 <w:webHidden/>
               </w:rPr>
-              <w:instrText xml:space="preserve"> PAGEREF _Toc188277594 \h </w:instrText>
+              <w:instrText xml:space="preserve"> PAGEREF _Toc220934253 \h </w:instrText>
             </w:r>
             <w:r>
               <w:rPr>
@@ -4019,7 +4019,7 @@
                 <w:noProof/>
                 <w:webHidden/>
               </w:rPr>
-              <w:t>15</w:t>
+              <w:t>13</w:t>
             </w:r>
             <w:r>
               <w:rPr>
@@ -4043,11 +4043,11 @@
               <w:smallCaps w:val="0"/>
               <w:noProof/>
               <w:sz w:val="21"/>
-              <w:szCs w:val="22"/>
+              <w:szCs w:val="24"/>
               <w14:ligatures w14:val="standardContextual"/>
             </w:rPr>
           </w:pPr>
-          <w:hyperlink w:anchor="_Toc188277595" w:history="1">
+          <w:hyperlink w:anchor="_Toc220934254" w:history="1">
             <w:r>
               <w:rPr>
                 <w:rStyle w:val="a8"/>
@@ -4061,7 +4061,7 @@
                 <w:smallCaps w:val="0"/>
                 <w:noProof/>
                 <w:sz w:val="21"/>
-                <w:szCs w:val="22"/>
+                <w:szCs w:val="24"/>
                 <w14:ligatures w14:val="standardContextual"/>
               </w:rPr>
               <w:tab/>
@@ -4092,7 +4092,7 @@
                 <w:noProof/>
                 <w:webHidden/>
               </w:rPr>
-              <w:instrText xml:space="preserve"> PAGEREF _Toc188277595 \h </w:instrText>
+              <w:instrText xml:space="preserve"> PAGEREF _Toc220934254 \h </w:instrText>
             </w:r>
             <w:r>
               <w:rPr>
@@ -4112,7 +4112,7 @@
                 <w:noProof/>
                 <w:webHidden/>
               </w:rPr>
-              <w:t>15</w:t>
+              <w:t>13</w:t>
             </w:r>
             <w:r>
               <w:rPr>
@@ -4136,11 +4136,11 @@
               <w:smallCaps w:val="0"/>
               <w:noProof/>
               <w:sz w:val="21"/>
-              <w:szCs w:val="22"/>
+              <w:szCs w:val="24"/>
               <w14:ligatures w14:val="standardContextual"/>
             </w:rPr>
           </w:pPr>
-          <w:hyperlink w:anchor="_Toc188277596" w:history="1">
+          <w:hyperlink w:anchor="_Toc220934255" w:history="1">
             <w:r>
               <w:rPr>
                 <w:rStyle w:val="a8"/>
@@ -4154,7 +4154,7 @@
                 <w:smallCaps w:val="0"/>
                 <w:noProof/>
                 <w:sz w:val="21"/>
-                <w:szCs w:val="22"/>
+                <w:szCs w:val="24"/>
                 <w14:ligatures w14:val="standardContextual"/>
               </w:rPr>
               <w:tab/>
@@ -4185,7 +4185,7 @@
                 <w:noProof/>
                 <w:webHidden/>
               </w:rPr>
-              <w:instrText xml:space="preserve"> PAGEREF _Toc188277596 \h </w:instrText>
+              <w:instrText xml:space="preserve"> PAGEREF _Toc220934255 \h </w:instrText>
             </w:r>
             <w:r>
               <w:rPr>
@@ -4205,7 +4205,7 @@
                 <w:noProof/>
                 <w:webHidden/>
               </w:rPr>
-              <w:t>16</w:t>
+              <w:t>14</w:t>
             </w:r>
             <w:r>
               <w:rPr>
@@ -4229,11 +4229,11 @@
               <w:smallCaps w:val="0"/>
               <w:noProof/>
               <w:sz w:val="21"/>
-              <w:szCs w:val="22"/>
+              <w:szCs w:val="24"/>
               <w14:ligatures w14:val="standardContextual"/>
             </w:rPr>
           </w:pPr>
-          <w:hyperlink w:anchor="_Toc188277597" w:history="1">
+          <w:hyperlink w:anchor="_Toc220934256" w:history="1">
             <w:r>
               <w:rPr>
                 <w:rStyle w:val="a8"/>
@@ -4247,7 +4247,7 @@
                 <w:smallCaps w:val="0"/>
                 <w:noProof/>
                 <w:sz w:val="21"/>
-                <w:szCs w:val="22"/>
+                <w:szCs w:val="24"/>
                 <w14:ligatures w14:val="standardContextual"/>
               </w:rPr>
               <w:tab/>
@@ -4278,7 +4278,7 @@
                 <w:noProof/>
                 <w:webHidden/>
               </w:rPr>
-              <w:instrText xml:space="preserve"> PAGEREF _Toc188277597 \h </w:instrText>
+              <w:instrText xml:space="preserve"> PAGEREF _Toc220934256 \h </w:instrText>
             </w:r>
             <w:r>
               <w:rPr>
@@ -4298,7 +4298,7 @@
                 <w:noProof/>
                 <w:webHidden/>
               </w:rPr>
-              <w:t>16</w:t>
+              <w:t>14</w:t>
             </w:r>
             <w:r>
               <w:rPr>
@@ -4322,11 +4322,11 @@
               <w:smallCaps w:val="0"/>
               <w:noProof/>
               <w:sz w:val="21"/>
-              <w:szCs w:val="22"/>
+              <w:szCs w:val="24"/>
               <w14:ligatures w14:val="standardContextual"/>
             </w:rPr>
           </w:pPr>
-          <w:hyperlink w:anchor="_Toc188277598" w:history="1">
+          <w:hyperlink w:anchor="_Toc220934257" w:history="1">
             <w:r>
               <w:rPr>
                 <w:rStyle w:val="a8"/>
@@ -4340,7 +4340,7 @@
                 <w:smallCaps w:val="0"/>
                 <w:noProof/>
                 <w:sz w:val="21"/>
-                <w:szCs w:val="22"/>
+                <w:szCs w:val="24"/>
                 <w14:ligatures w14:val="standardContextual"/>
               </w:rPr>
               <w:tab/>
@@ -4371,7 +4371,7 @@
                 <w:noProof/>
                 <w:webHidden/>
               </w:rPr>
-              <w:instrText xml:space="preserve"> PAGEREF _Toc188277598 \h </w:instrText>
+              <w:instrText xml:space="preserve"> PAGEREF _Toc220934257 \h </w:instrText>
             </w:r>
             <w:r>
               <w:rPr>
@@ -4391,7 +4391,7 @@
                 <w:noProof/>
                 <w:webHidden/>
               </w:rPr>
-              <w:t>16</w:t>
+              <w:t>14</w:t>
             </w:r>
             <w:r>
               <w:rPr>
@@ -4417,11 +4417,11 @@
               <w:caps w:val="0"/>
               <w:noProof/>
               <w:sz w:val="21"/>
-              <w:szCs w:val="22"/>
+              <w:szCs w:val="24"/>
               <w14:ligatures w14:val="standardContextual"/>
             </w:rPr>
           </w:pPr>
-          <w:hyperlink w:anchor="_Toc188277599" w:history="1">
+          <w:hyperlink w:anchor="_Toc220934258" w:history="1">
             <w:r>
               <w:rPr>
                 <w:rStyle w:val="a8"/>
@@ -4437,7 +4437,7 @@
                 <w:caps w:val="0"/>
                 <w:noProof/>
                 <w:sz w:val="21"/>
-                <w:szCs w:val="22"/>
+                <w:szCs w:val="24"/>
                 <w14:ligatures w14:val="standardContextual"/>
               </w:rPr>
               <w:tab/>
@@ -4468,7 +4468,7 @@
                 <w:noProof/>
                 <w:webHidden/>
               </w:rPr>
-              <w:instrText xml:space="preserve"> PAGEREF _Toc188277599 \h </w:instrText>
+              <w:instrText xml:space="preserve"> PAGEREF _Toc220934258 \h </w:instrText>
             </w:r>
             <w:r>
               <w:rPr>
@@ -4488,7 +4488,7 @@
                 <w:noProof/>
                 <w:webHidden/>
               </w:rPr>
-              <w:t>16</w:t>
+              <w:t>14</w:t>
             </w:r>
             <w:r>
               <w:rPr>
@@ -4514,11 +4514,11 @@
               <w:caps w:val="0"/>
               <w:noProof/>
               <w:sz w:val="21"/>
-              <w:szCs w:val="22"/>
+              <w:szCs w:val="24"/>
               <w14:ligatures w14:val="standardContextual"/>
             </w:rPr>
           </w:pPr>
-          <w:hyperlink w:anchor="_Toc188277600" w:history="1">
+          <w:hyperlink w:anchor="_Toc220934259" w:history="1">
             <w:r>
               <w:rPr>
                 <w:rStyle w:val="a8"/>
@@ -4534,7 +4534,7 @@
                 <w:caps w:val="0"/>
                 <w:noProof/>
                 <w:sz w:val="21"/>
-                <w:szCs w:val="22"/>
+                <w:szCs w:val="24"/>
                 <w14:ligatures w14:val="standardContextual"/>
               </w:rPr>
               <w:tab/>
@@ -4565,7 +4565,7 @@
                 <w:noProof/>
                 <w:webHidden/>
               </w:rPr>
-              <w:instrText xml:space="preserve"> PAGEREF _Toc188277600 \h </w:instrText>
+              <w:instrText xml:space="preserve"> PAGEREF _Toc220934259 \h </w:instrText>
             </w:r>
             <w:r>
               <w:rPr>
@@ -4585,7 +4585,7 @@
                 <w:noProof/>
                 <w:webHidden/>
               </w:rPr>
-              <w:t>16</w:t>
+              <w:t>14</w:t>
             </w:r>
             <w:r>
               <w:rPr>
@@ -4645,7 +4645,7 @@
         <w:spacing w:before="360"/>
       </w:pPr>
       <w:bookmarkStart w:id="0" w:name="_Toc98963002"/>
-      <w:bookmarkStart w:id="1" w:name="_Toc188277556"/>
+      <w:bookmarkStart w:id="1" w:name="_Toc220934215"/>
       <w:r>
         <w:t>はじめに</w:t>
       </w:r>
@@ -4659,7 +4659,7 @@
         <w:ind w:left="521" w:hanging="281"/>
       </w:pPr>
       <w:bookmarkStart w:id="2" w:name="_Toc98963003"/>
-      <w:bookmarkStart w:id="3" w:name="_Toc188277557"/>
+      <w:bookmarkStart w:id="3" w:name="_Toc220934216"/>
       <w:r>
         <w:t>背景</w:t>
       </w:r>
@@ -4778,39 +4778,6 @@
       </w:r>
       <w:r>
         <w:t>ことを目的としています。</w:t>
-      </w:r>
-      <w:r>
-        <w:t>行政データの標準化</w:t>
-      </w:r>
-      <w:r>
-        <w:rPr>
-          <w:rFonts w:hint="eastAsia"/>
-        </w:rPr>
-        <w:t>にあたっては</w:t>
-      </w:r>
-      <w:r>
-        <w:t>これら既存の標準群を活用できる状態にありま</w:t>
-      </w:r>
-      <w:r>
-        <w:rPr>
-          <w:rFonts w:hint="eastAsia"/>
-        </w:rPr>
-        <w:t>す</w:t>
-      </w:r>
-      <w:r>
-        <w:rPr>
-          <w:rFonts w:hint="eastAsia"/>
-        </w:rPr>
-        <w:t>が</w:t>
-      </w:r>
-      <w:r>
-        <w:t>、</w:t>
-      </w:r>
-      <w:r>
-        <w:t>後述するような課題も</w:t>
-      </w:r>
-      <w:r>
-        <w:t>認識されています。</w:t>
       </w:r>
     </w:p>
     <w:p>
@@ -4820,7 +4787,7 @@
         <w:ind w:left="521" w:hanging="281"/>
       </w:pPr>
       <w:bookmarkStart w:id="4" w:name="_Toc98963004"/>
-      <w:bookmarkStart w:id="5" w:name="_Toc188277558"/>
+      <w:bookmarkStart w:id="5" w:name="_Toc220934217"/>
       <w:r>
         <w:t>解決したい課題</w:t>
       </w:r>
@@ -4832,7 +4799,7 @@
         <w:ind w:left="360"/>
       </w:pPr>
       <w:r>
-        <w:t>これまで公表してきたデータ標準群</w:t>
+        <w:t>データ標準</w:t>
       </w:r>
       <w:r>
         <w:t>を実際に使いたいユーザーの目線から見た時、</w:t>
@@ -4903,7 +4870,16 @@
         <w:t>について</w:t>
       </w:r>
       <w:r>
-        <w:t>です。CIOポータルにその他の標準ガイドラインと並べて掲載はしているものの、</w:t>
+        <w:t>です。</w:t>
+      </w:r>
+      <w:r>
+        <w:rPr>
+          <w:rFonts w:hint="eastAsia"/>
+        </w:rPr>
+        <w:t>デジタル庁サイトに</w:t>
+      </w:r>
+      <w:r>
+        <w:t>掲載はしているものの、</w:t>
       </w:r>
       <w:r>
         <w:t>その認知度や可読性には課題があります。</w:t>
@@ -4932,30 +4908,163 @@
         <w:ind w:leftChars="0"/>
       </w:pPr>
       <w:r>
+        <w:t>そもそもデータの相互運用性の課題に対して</w:t>
+      </w:r>
+      <w:r>
+        <w:rPr>
+          <w:rFonts w:hint="eastAsia"/>
+        </w:rPr>
+        <w:t>、</w:t>
+      </w:r>
+      <w:r>
+        <w:t>標準というアプローチがあることを知らなかった</w:t>
+      </w:r>
+    </w:p>
+    <w:p>
+      <w:pPr>
+        <w:ind w:left="360"/>
+      </w:pPr>
+      <w:r>
         <w:lastRenderedPageBreak/>
-        <w:t>CIOポータル自体を</w:t>
-      </w:r>
-      <w:r>
-        <w:t>知</w:t>
-      </w:r>
-      <w:r>
-        <w:t>らな</w:t>
-      </w:r>
-      <w:r>
-        <w:t>かった</w:t>
-      </w:r>
-    </w:p>
-    <w:p>
-      <w:pPr>
-        <w:pStyle w:val="a0"/>
-        <w:numPr>
-          <w:ilvl w:val="0"/>
-          <w:numId w:val="41"/>
-        </w:numPr>
-        <w:ind w:leftChars="0"/>
-      </w:pPr>
-      <w:r>
-        <w:t>そもそもデータの相互運用性の課題に対して</w:t>
+        <w:t>などの理由により、標準が広く普及しているとは</w:t>
+      </w:r>
+      <w:r>
+        <w:t>言い難い状況にあります。</w:t>
+      </w:r>
+    </w:p>
+    <w:p>
+      <w:pPr>
+        <w:ind w:left="360"/>
+      </w:pPr>
+      <w:r>
+        <w:t>２つめの課題は標準の</w:t>
+      </w:r>
+      <w:r>
+        <w:t>統一</w:t>
+      </w:r>
+      <w:r>
+        <w:t>について</w:t>
+      </w:r>
+      <w:r>
+        <w:t>です。既存の標準群はそれぞれ異なったタイミングで整備・発表されたものなので、内容であるデータ項目には重複や定義の差異が存在して</w:t>
+      </w:r>
+      <w:r>
+        <w:t>おり、データの構造も異なって</w:t>
+      </w:r>
+      <w:r>
+        <w:t>います。</w:t>
+      </w:r>
+      <w:r>
+        <w:t>ドキュメント自体の体系もそれぞれ異なって</w:t>
+      </w:r>
+      <w:r>
+        <w:t>いるため</w:t>
+      </w:r>
+      <w:r>
+        <w:t>、ユーザー</w:t>
+      </w:r>
+      <w:r>
+        <w:t>は複数の異なるドキュメントからユースケースにあった標準を見つけ</w:t>
+      </w:r>
+      <w:r>
+        <w:t>ね</w:t>
+      </w:r>
+      <w:r>
+        <w:t>ばならず、標準</w:t>
+      </w:r>
+      <w:r>
+        <w:t>を採用するまでの</w:t>
+      </w:r>
+      <w:r>
+        <w:t>負荷が増大しています。</w:t>
+      </w:r>
+    </w:p>
+    <w:p>
+      <w:pPr>
+        <w:ind w:left="360"/>
+      </w:pPr>
+      <w:r>
+        <w:t>既存の標準群</w:t>
+      </w:r>
+      <w:r>
+        <w:t>を</w:t>
+      </w:r>
+      <w:r>
+        <w:t>統合</w:t>
+      </w:r>
+      <w:r>
+        <w:t>・再整理</w:t>
+      </w:r>
+      <w:r>
+        <w:t>し、</w:t>
+      </w:r>
+      <w:r>
+        <w:t>利活用の側面からデータ項目の取捨選択、定義の見直しを行った上で</w:t>
+      </w:r>
+      <w:r>
+        <w:rPr>
+          <w:rFonts w:hint="eastAsia"/>
+        </w:rPr>
+        <w:t>G</w:t>
+      </w:r>
+      <w:r>
+        <w:t>IF</w:t>
+      </w:r>
+      <w:r>
+        <w:rPr>
+          <w:rFonts w:hint="eastAsia"/>
+        </w:rPr>
+        <w:t>（G</w:t>
+      </w:r>
+      <w:r>
+        <w:t>overnment Interoperability Framewor</w:t>
+      </w:r>
+      <w:r>
+        <w:rPr>
+          <w:rFonts w:hint="eastAsia"/>
+        </w:rPr>
+        <w:t>k</w:t>
+      </w:r>
+    </w:p>
+    <w:p>
+      <w:pPr>
+        <w:ind w:left="360" w:firstLine="0"/>
+      </w:pPr>
+      <w:r>
+        <w:t>)</w:t>
+      </w:r>
+      <w:r>
+        <w:rPr>
+          <w:rFonts w:hint="eastAsia"/>
+        </w:rPr>
+        <w:t>として</w:t>
+      </w:r>
+      <w:r>
+        <w:t>一つにまとめています。</w:t>
+      </w:r>
+      <w:r>
+        <w:t>統合したデータ</w:t>
+      </w:r>
+      <w:r>
+        <w:t>標準</w:t>
+      </w:r>
+      <w:r>
+        <w:t>は、基礎</w:t>
+      </w:r>
+      <w:r>
+        <w:rPr>
+          <w:rFonts w:hint="eastAsia"/>
+        </w:rPr>
+        <w:t>編</w:t>
+      </w:r>
+      <w:r>
+        <w:rPr>
+          <w:rFonts w:hint="eastAsia"/>
+        </w:rPr>
+        <w:t>であるコアデータモデル</w:t>
+      </w:r>
+      <w:r>
+        <w:t>と</w:t>
       </w:r>
       <w:r>
         <w:rPr>
@@ -4964,282 +5073,73 @@
         <w:t>、</w:t>
       </w:r>
       <w:r>
-        <w:t>標準というアプローチがあることを知らなかった</w:t>
+        <w:t>応用</w:t>
+      </w:r>
+      <w:r>
+        <w:rPr>
+          <w:rFonts w:hint="eastAsia"/>
+        </w:rPr>
+        <w:t>編</w:t>
+      </w:r>
+      <w:r>
+        <w:rPr>
+          <w:rFonts w:hint="eastAsia"/>
+        </w:rPr>
+        <w:t>である実装データモデル</w:t>
+      </w:r>
+      <w:r>
+        <w:t>に分けて</w:t>
+      </w:r>
+      <w:r>
+        <w:rPr>
+          <w:rFonts w:hint="eastAsia"/>
+        </w:rPr>
+        <w:t>整理</w:t>
+      </w:r>
+      <w:r>
+        <w:t>しています。</w:t>
+      </w:r>
+      <w:r>
+        <w:t>基礎編では</w:t>
+      </w:r>
+      <w:r>
+        <w:t>社会の様々な場面で登場する個人や法人、</w:t>
+      </w:r>
+      <w:r>
+        <w:t>住所や連絡先などの基礎的な</w:t>
+      </w:r>
+      <w:r>
+        <w:t>データ</w:t>
+      </w:r>
+      <w:r>
+        <w:t>をコアデータモデルとして本書で取りまとめています。応用編ではコアデータモデルの組み合わせやカスタマイズによって表現される</w:t>
+      </w:r>
+      <w:r>
+        <w:rPr>
+          <w:rFonts w:hint="eastAsia"/>
+        </w:rPr>
+        <w:t>実装</w:t>
+      </w:r>
+      <w:r>
+        <w:t>データ</w:t>
+      </w:r>
+      <w:r>
+        <w:t>モデルを</w:t>
+      </w:r>
+      <w:r>
+        <w:rPr>
+          <w:rFonts w:hint="eastAsia"/>
+        </w:rPr>
+        <w:t>、行政、教育、スマートシティなど分野ごとに分けて</w:t>
+      </w:r>
+      <w:r>
+        <w:t>整備しています。</w:t>
       </w:r>
     </w:p>
     <w:p>
       <w:pPr>
         <w:ind w:left="360"/>
       </w:pPr>
-      <w:r>
-        <w:t>などの理由により、既存の標準が広く普及しているとは</w:t>
-      </w:r>
-      <w:r>
-        <w:t>言い難い状況にあります。</w:t>
-      </w:r>
-    </w:p>
-    <w:p>
-      <w:pPr>
-        <w:ind w:left="360"/>
-      </w:pPr>
-      <w:r>
-        <w:t>２つめの課題は標準の</w:t>
-      </w:r>
-      <w:r>
-        <w:t>統一</w:t>
-      </w:r>
-      <w:r>
-        <w:t>について</w:t>
-      </w:r>
-      <w:r>
-        <w:t>です。既存の標準群はそれぞれ異なったタイミングで整備・発表されたものなので、内容であるデータ項目には重複や定義の差異が存在して</w:t>
-      </w:r>
-      <w:r>
-        <w:t>おり、データの構造も異なって</w:t>
-      </w:r>
-      <w:r>
-        <w:t>います。</w:t>
-      </w:r>
-      <w:r>
-        <w:t>ドキュメント自体の体系もそれぞれ異なって</w:t>
-      </w:r>
-      <w:r>
-        <w:t>いるため</w:t>
-      </w:r>
-      <w:r>
-        <w:t>、ユーザー</w:t>
-      </w:r>
-      <w:r>
-        <w:t>は複数の異なるドキュメントからユースケースにあった標準を見つけ</w:t>
-      </w:r>
-      <w:r>
-        <w:t>ね</w:t>
-      </w:r>
-      <w:r>
-        <w:t>ばならず、標準</w:t>
-      </w:r>
-      <w:r>
-        <w:t>を採用するまでの</w:t>
-      </w:r>
-      <w:r>
-        <w:t>負荷が増大しています。</w:t>
-      </w:r>
-    </w:p>
-    <w:p>
-      <w:pPr>
-        <w:ind w:left="360"/>
-      </w:pPr>
-      <w:r>
-        <w:t>今回の取り組みでは、</w:t>
-      </w:r>
-      <w:r>
-        <w:t>上記の課題のうち２つめの課題、すなわち標準の統一を解決します。既存の標準群</w:t>
-      </w:r>
-      <w:r>
-        <w:t>を</w:t>
-      </w:r>
-      <w:r>
-        <w:t>統合</w:t>
-      </w:r>
-      <w:r>
-        <w:t>・再整理</w:t>
-      </w:r>
-      <w:r>
-        <w:t>し、</w:t>
-      </w:r>
-      <w:r>
-        <w:t>利活用の側面からデータ項目の取捨選択、定義の見直しを行った上で</w:t>
-      </w:r>
-      <w:r>
-        <w:rPr>
-          <w:rFonts w:hint="eastAsia"/>
-        </w:rPr>
-        <w:t>G</w:t>
-      </w:r>
-      <w:r>
-        <w:t>IF</w:t>
-      </w:r>
-      <w:r>
-        <w:rPr>
-          <w:rFonts w:hint="eastAsia"/>
-        </w:rPr>
-        <w:t>（G</w:t>
-      </w:r>
-      <w:r>
-        <w:t>overnment Interoperability Framewor</w:t>
-      </w:r>
-      <w:r>
-        <w:rPr>
-          <w:rFonts w:hint="eastAsia"/>
-        </w:rPr>
-        <w:t>k</w:t>
-      </w:r>
-    </w:p>
-    <w:p>
-      <w:pPr>
-        <w:ind w:left="360" w:firstLine="0"/>
-      </w:pPr>
-      <w:r>
-        <w:t>)</w:t>
-      </w:r>
-      <w:r>
-        <w:rPr>
-          <w:rFonts w:hint="eastAsia"/>
-        </w:rPr>
-        <w:t>の一部として</w:t>
-      </w:r>
-      <w:r>
-        <w:t>一つにまとめることを目的としています。</w:t>
-      </w:r>
-      <w:r>
-        <w:t>統合したデータ</w:t>
-      </w:r>
-      <w:r>
-        <w:t>標準</w:t>
-      </w:r>
-      <w:r>
-        <w:t>は、基礎</w:t>
-      </w:r>
-      <w:r>
-        <w:rPr>
-          <w:rFonts w:hint="eastAsia"/>
-        </w:rPr>
-        <w:t>編</w:t>
-      </w:r>
-      <w:r>
-        <w:rPr>
-          <w:rFonts w:hint="eastAsia"/>
-        </w:rPr>
-        <w:t>であるコアデータモデル</w:t>
-      </w:r>
-      <w:r>
-        <w:t>と</w:t>
-      </w:r>
-      <w:r>
-        <w:rPr>
-          <w:rFonts w:hint="eastAsia"/>
-        </w:rPr>
-        <w:t>、</w:t>
-      </w:r>
-      <w:r>
-        <w:t>応用</w:t>
-      </w:r>
-      <w:r>
-        <w:rPr>
-          <w:rFonts w:hint="eastAsia"/>
-        </w:rPr>
-        <w:t>編</w:t>
-      </w:r>
-      <w:r>
-        <w:rPr>
-          <w:rFonts w:hint="eastAsia"/>
-        </w:rPr>
-        <w:t>である実装データモデル</w:t>
-      </w:r>
-      <w:r>
-        <w:t>に分けて</w:t>
-      </w:r>
-      <w:r>
-        <w:rPr>
-          <w:rFonts w:hint="eastAsia"/>
-        </w:rPr>
-        <w:t>整理</w:t>
-      </w:r>
-      <w:r>
-        <w:t>しています。</w:t>
-      </w:r>
-      <w:r>
-        <w:t>基礎編では</w:t>
-      </w:r>
-      <w:r>
-        <w:t>社会の様々な場面で登場する個人や法人、</w:t>
-      </w:r>
-      <w:r>
-        <w:t>住所や連絡先などの基礎的な</w:t>
-      </w:r>
-      <w:r>
-        <w:t>データ</w:t>
-      </w:r>
-      <w:r>
-        <w:t>をコアデータモデルとして本書で取りまとめています。応用編ではコアデータモデルの組み合わせやカスタマイズによって表現される</w:t>
-      </w:r>
-      <w:r>
-        <w:rPr>
-          <w:rFonts w:hint="eastAsia"/>
-        </w:rPr>
-        <w:t>実装</w:t>
-      </w:r>
-      <w:r>
-        <w:t>データ</w:t>
-      </w:r>
-      <w:r>
-        <w:t>モデルを</w:t>
-      </w:r>
-      <w:r>
-        <w:rPr>
-          <w:rFonts w:hint="eastAsia"/>
-        </w:rPr>
-        <w:t>、行政、教育、スマートシティなど分野ごとに分けて</w:t>
-      </w:r>
-      <w:r>
-        <w:t>整備しています。</w:t>
-      </w:r>
-    </w:p>
-    <w:p>
-      <w:pPr>
-        <w:ind w:left="360"/>
-      </w:pPr>
-      <w:r>
-        <w:rPr>
-          <w:rFonts w:hint="eastAsia"/>
-        </w:rPr>
-        <w:t>G</w:t>
-      </w:r>
-      <w:r>
-        <w:t>IF</w:t>
-      </w:r>
-      <w:r>
-        <w:rPr>
-          <w:rFonts w:hint="eastAsia"/>
-        </w:rPr>
-        <w:t>として整理を行ったこれらの標準やデータに関わる実践ガイドブックは、発表後1年をかけて</w:t>
-      </w:r>
-      <w:r>
-        <w:rPr>
-          <w:rFonts w:hint="eastAsia"/>
-        </w:rPr>
-        <w:t>普及・定着のためのマーケティングや、</w:t>
-      </w:r>
-      <w:r>
-        <w:rPr>
-          <w:rFonts w:hint="eastAsia"/>
-        </w:rPr>
-        <w:t>利用者からのフィードバックを反映して</w:t>
-      </w:r>
-      <w:r>
-        <w:rPr>
-          <w:rFonts w:hint="eastAsia"/>
-        </w:rPr>
-        <w:t>内容の更新を行い</w:t>
-      </w:r>
-      <w:r>
-        <w:rPr>
-          <w:rFonts w:hint="eastAsia"/>
-        </w:rPr>
-        <w:t>ます。これにより1つめの</w:t>
-      </w:r>
-      <w:r>
-        <w:rPr>
-          <w:rFonts w:hint="eastAsia"/>
-        </w:rPr>
-        <w:t>普及課題を解決しながら、</w:t>
-      </w:r>
-      <w:r>
-        <w:rPr>
-          <w:rFonts w:hint="eastAsia"/>
-        </w:rPr>
-        <w:t>徐々に完成形に近づけていきます。</w:t>
-      </w:r>
     </w:p>
     <w:p>
       <w:pPr>
@@ -5247,7 +5147,7 @@
         <w:spacing w:before="360"/>
       </w:pPr>
       <w:bookmarkStart w:id="6" w:name="_Toc98963005"/>
-      <w:bookmarkStart w:id="7" w:name="_Toc188277559"/>
+      <w:bookmarkStart w:id="7" w:name="_Toc220934218"/>
       <w:r>
         <w:t>検討のプロセス</w:t>
       </w:r>
@@ -5259,7 +5159,7 @@
         <w:ind w:left="360"/>
       </w:pPr>
       <w:r>
-        <w:t>標準の統一・再整理</w:t>
+        <w:t>標準の再整理</w:t>
       </w:r>
       <w:r>
         <w:t>は</w:t>
@@ -5277,7 +5177,7 @@
         <w:spacing w:before="360"/>
         <w:ind w:left="481" w:hanging="241"/>
       </w:pPr>
-      <w:bookmarkStart w:id="8" w:name="_Toc188277560"/>
+      <w:bookmarkStart w:id="8" w:name="_Toc220934219"/>
       <w:r>
         <w:t>既存の標準群のデータ項目</w:t>
       </w:r>
@@ -5336,7 +5236,7 @@
           <w:rStyle w:val="30"/>
         </w:rPr>
       </w:pPr>
-      <w:bookmarkStart w:id="9" w:name="_Toc188277561"/>
+      <w:bookmarkStart w:id="9" w:name="_Toc220934220"/>
       <w:r>
         <w:t>個々の</w:t>
       </w:r>
@@ -5356,14 +5256,7 @@
         <w:rPr>
           <w:rFonts w:hint="eastAsia"/>
         </w:rPr>
-        <w:t>、民間のデータ有識者</w:t>
-      </w:r>
-      <w:r>
-        <w:rPr>
-          <w:rFonts w:hint="eastAsia"/>
-        </w:rPr>
-        <w:lastRenderedPageBreak/>
-        <w:t>を含む</w:t>
+        <w:t>、民間のデータ有識者を含む</w:t>
       </w:r>
       <w:r>
         <w:t>デジタル庁内で検討を行い、定義の見直しや項目自体の取捨選択を行いました。</w:t>
@@ -5444,7 +5337,7 @@
         <w:spacing w:before="360"/>
         <w:ind w:left="481" w:hanging="241"/>
       </w:pPr>
-      <w:bookmarkStart w:id="10" w:name="_Toc188277562"/>
+      <w:bookmarkStart w:id="10" w:name="_Toc220934221"/>
       <w:r>
         <w:t>実装の容易さや利便性を加味して全体を構造化</w:t>
       </w:r>
@@ -5467,7 +5360,11 @@
         <w:t>逆にオープンデータの普及を目的とした推奨データセットは構造化が</w:t>
       </w:r>
       <w:r>
-        <w:t>最小限に留められています。構造の見直しにおいては、これら</w:t>
+        <w:t>最小限に留められていま</w:t>
+      </w:r>
+      <w:r>
+        <w:lastRenderedPageBreak/>
+        <w:t>す。構造の見直しにおいては、これら</w:t>
       </w:r>
       <w:r>
         <w:rPr>
@@ -5583,7 +5480,19 @@
         <w:rPr>
           <w:rFonts w:hint="eastAsia"/>
         </w:rPr>
-        <w:t>共通語彙基盤はデータの辞書のように使われることを想定しています</w:t>
+        <w:t>共通語彙基盤はデータの</w:t>
+      </w:r>
+      <w:r>
+        <w:rPr>
+          <w:rFonts w:hint="eastAsia"/>
+        </w:rPr>
+        <w:t>概念</w:t>
+      </w:r>
+      <w:r>
+        <w:rPr>
+          <w:rFonts w:hint="eastAsia"/>
+        </w:rPr>
+        <w:t>辞書のように使われることを想定しています</w:t>
       </w:r>
       <w:r>
         <w:rPr>
@@ -5599,7 +5508,7 @@
         <w:ind w:left="321" w:hanging="321"/>
       </w:pPr>
       <w:bookmarkStart w:id="11" w:name="_Toc98963006"/>
-      <w:bookmarkStart w:id="12" w:name="_Toc188277563"/>
+      <w:bookmarkStart w:id="12" w:name="_Toc220934222"/>
       <w:r>
         <w:t>全体像</w:t>
       </w:r>
@@ -5613,7 +5522,7 @@
         <w:ind w:left="521" w:hanging="281"/>
       </w:pPr>
       <w:bookmarkStart w:id="13" w:name="_Toc98963007"/>
-      <w:bookmarkStart w:id="14" w:name="_Toc188277564"/>
+      <w:bookmarkStart w:id="14" w:name="_Toc220934223"/>
       <w:r>
         <w:rPr>
           <w:rFonts w:hint="eastAsia"/>
@@ -5634,7 +5543,7 @@
         <w:ind w:left="360"/>
       </w:pPr>
       <w:r>
-        <w:t>統一・再整理したデータ標準のことを以下、コアデータモデルと呼称します。</w:t>
+        <w:t>再整理したデータ標準のことを以下、コアデータモデルと呼称します。</w:t>
       </w:r>
       <w:r>
         <w:rPr>
@@ -5734,7 +5643,6 @@
         <w:rPr>
           <w:rFonts w:hint="eastAsia"/>
         </w:rPr>
-        <w:lastRenderedPageBreak/>
         <w:t>図</w:t>
       </w:r>
       <w:r>
@@ -5764,7 +5672,7 @@
         <w:spacing w:before="360"/>
         <w:ind w:left="481" w:hanging="241"/>
       </w:pPr>
-      <w:bookmarkStart w:id="15" w:name="_Toc188277565"/>
+      <w:bookmarkStart w:id="15" w:name="_Toc220934224"/>
       <w:r>
         <w:rPr>
           <w:rFonts w:hint="eastAsia"/>
@@ -5843,6 +5751,7 @@
         <w:ind w:leftChars="0"/>
       </w:pPr>
       <w:r>
+        <w:lastRenderedPageBreak/>
         <w:t>連絡先</w:t>
       </w:r>
     </w:p>
@@ -5996,25 +5905,7 @@
         <w:rPr>
           <w:rFonts w:hint="eastAsia"/>
         </w:rPr>
-        <w:t>項目と使い方の解説を記載したものがコアデータモデル解説書です。解説書は</w:t>
-      </w:r>
-      <w:r>
-        <w:t>行政データ・サービス連携モデル</w:t>
-      </w:r>
-      <w:r>
-        <w:rPr>
-          <w:rFonts w:hint="eastAsia"/>
-        </w:rPr>
-        <w:t>（β版）</w:t>
-      </w:r>
-      <w:r>
-        <w:t>を元に作成されています</w:t>
-      </w:r>
-      <w:r>
-        <w:rPr>
-          <w:rFonts w:hint="eastAsia"/>
-        </w:rPr>
-        <w:t>が、</w:t>
+        <w:t>項目と使い方の解説を記載したものがコアデータモデル解説書です。</w:t>
       </w:r>
       <w:r>
         <w:t>行政</w:t>
@@ -6133,7 +6024,7 @@
         <w:spacing w:before="360"/>
         <w:ind w:left="481" w:hanging="241"/>
       </w:pPr>
-      <w:bookmarkStart w:id="16" w:name="_Toc188277566"/>
+      <w:bookmarkStart w:id="16" w:name="_Toc220934225"/>
       <w:r>
         <w:t>DMD (</w:t>
       </w:r>
@@ -6263,7 +6154,7 @@
         <w:spacing w:before="360"/>
         <w:ind w:left="481" w:hanging="241"/>
       </w:pPr>
-      <w:bookmarkStart w:id="17" w:name="_Toc188277567"/>
+      <w:bookmarkStart w:id="17" w:name="_Toc220934226"/>
       <w:r>
         <w:rPr>
           <w:rFonts w:hint="eastAsia"/>
@@ -6303,7 +6194,6 @@
         <w:rPr>
           <w:rFonts w:hint="eastAsia"/>
         </w:rPr>
-        <w:lastRenderedPageBreak/>
         <w:t>コード一覧の詳細は添付の「</w:t>
       </w:r>
       <w:r>
@@ -6331,7 +6221,7 @@
         <w:spacing w:before="360"/>
         <w:ind w:left="481" w:hanging="241"/>
       </w:pPr>
-      <w:bookmarkStart w:id="18" w:name="_Toc188277568"/>
+      <w:bookmarkStart w:id="18" w:name="_Toc220934227"/>
       <w:r>
         <w:rPr>
           <w:rFonts w:hint="eastAsia"/>
@@ -6450,6 +6340,7 @@
         <w:ind w:leftChars="0"/>
       </w:pPr>
       <w:r>
+        <w:lastRenderedPageBreak/>
         <w:t>地理</w:t>
       </w:r>
       <w:r>
@@ -6528,7 +6419,7 @@
         <w:ind w:left="521" w:hanging="281"/>
       </w:pPr>
       <w:bookmarkStart w:id="19" w:name="_Toc98963008"/>
-      <w:bookmarkStart w:id="20" w:name="_Toc188277569"/>
+      <w:bookmarkStart w:id="20" w:name="_Toc220934228"/>
       <w:r>
         <w:t>コアデータモデルの全体</w:t>
       </w:r>
@@ -6617,11 +6508,6 @@
     </w:p>
     <w:p>
       <w:pPr>
-        <w:ind w:left="360"/>
-      </w:pPr>
-    </w:p>
-    <w:p>
-      <w:pPr>
         <w:ind w:leftChars="0" w:left="0"/>
       </w:pPr>
       <w:r>
@@ -6634,12 +6520,11 @@
         <w:rPr>
           <w:noProof/>
         </w:rPr>
-        <w:lastRenderedPageBreak/>
         <w:drawing>
-          <wp:inline distT="0" distB="0" distL="0" distR="0" wp14:anchorId="28A80D2F" wp14:editId="395A3416">
-            <wp:extent cx="5731510" cy="6815455"/>
-            <wp:effectExtent l="0" t="0" r="2540" b="4445"/>
-            <wp:docPr id="840204410" name="図 1"/>
+          <wp:inline distT="0" distB="0" distL="0" distR="0" wp14:anchorId="77B3A87C" wp14:editId="150D5423">
+            <wp:extent cx="6067425" cy="4251768"/>
+            <wp:effectExtent l="19050" t="19050" r="9525" b="15875"/>
+            <wp:docPr id="1343109244" name="図 1" descr="ダイアグラム, 概略図&#10;&#10;AI 生成コンテンツは誤りを含む可能性があります。"/>
             <wp:cNvGraphicFramePr>
               <a:graphicFrameLocks xmlns:a="http://schemas.openxmlformats.org/drawingml/2006/main" noChangeAspect="1"/>
             </wp:cNvGraphicFramePr>
@@ -6647,17 +6532,11 @@
               <a:graphicData uri="http://schemas.openxmlformats.org/drawingml/2006/picture">
                 <pic:pic xmlns:pic="http://schemas.openxmlformats.org/drawingml/2006/picture">
                   <pic:nvPicPr>
-                    <pic:cNvPr id="840204410" name=""/>
+                    <pic:cNvPr id="1343109244" name="図 1" descr="ダイアグラム, 概略図&#10;&#10;AI 生成コンテンツは誤りを含む可能性があります。"/>
                     <pic:cNvPicPr/>
                   </pic:nvPicPr>
                   <pic:blipFill>
-                    <a:blip r:embed="rId9" cstate="hqprint">
-                      <a:extLst>
-                        <a:ext uri="{28A0092B-C50C-407E-A947-70E740481C1C}">
-                          <a14:useLocalDpi xmlns:a14="http://schemas.microsoft.com/office/drawing/2010/main"/>
-                        </a:ext>
-                      </a:extLst>
-                    </a:blip>
+                    <a:blip r:embed="rId9"/>
                     <a:stretch>
                       <a:fillRect/>
                     </a:stretch>
@@ -6665,11 +6544,16 @@
                   <pic:spPr>
                     <a:xfrm>
                       <a:off x="0" y="0"/>
-                      <a:ext cx="5731510" cy="6815455"/>
+                      <a:ext cx="6070105" cy="4253646"/>
                     </a:xfrm>
                     <a:prstGeom prst="rect">
                       <a:avLst/>
                     </a:prstGeom>
+                    <a:ln>
+                      <a:solidFill>
+                        <a:schemeClr val="tx1"/>
+                      </a:solidFill>
+                    </a:ln>
                   </pic:spPr>
                 </pic:pic>
               </a:graphicData>
@@ -6725,8 +6609,9 @@
         <w:ind w:left="521" w:hanging="281"/>
       </w:pPr>
       <w:bookmarkStart w:id="21" w:name="_Toc98963009"/>
-      <w:bookmarkStart w:id="22" w:name="_Toc188277570"/>
-      <w:r>
+      <w:bookmarkStart w:id="22" w:name="_Toc220934229"/>
+      <w:r>
+        <w:lastRenderedPageBreak/>
         <w:t>DMD (Data Model Description) の</w:t>
       </w:r>
       <w:r>
@@ -6764,12 +6649,11 @@
         <w:spacing w:before="360"/>
         <w:ind w:left="481" w:hanging="241"/>
       </w:pPr>
-      <w:bookmarkStart w:id="23" w:name="_Toc188277571"/>
-      <w:r>
-        <w:rPr>
-          <w:rFonts w:hint="eastAsia"/>
-        </w:rPr>
-        <w:lastRenderedPageBreak/>
+      <w:bookmarkStart w:id="23" w:name="_Toc220934230"/>
+      <w:r>
+        <w:rPr>
+          <w:rFonts w:hint="eastAsia"/>
+        </w:rPr>
         <w:t>基礎項目と拡張項目</w:t>
       </w:r>
       <w:bookmarkEnd w:id="23"/>
@@ -6814,12 +6698,21 @@
         <w:pStyle w:val="3"/>
         <w:spacing w:before="360"/>
         <w:ind w:left="481" w:hanging="241"/>
-      </w:pPr>
-      <w:bookmarkStart w:id="24" w:name="_Toc188277572"/>
-      <w:r>
+        <w:rPr>
+          <w:lang w:eastAsia="zh-TW"/>
+        </w:rPr>
+      </w:pPr>
+      <w:bookmarkStart w:id="24" w:name="_Toc220934231"/>
+      <w:r>
+        <w:rPr>
+          <w:lang w:eastAsia="zh-TW"/>
+        </w:rPr>
         <w:t>項目名</w:t>
       </w:r>
       <w:r>
+        <w:rPr>
+          <w:lang w:eastAsia="zh-TW"/>
+        </w:rPr>
         <w:t>、項目名（英語）</w:t>
       </w:r>
       <w:bookmarkEnd w:id="24"/>
@@ -6859,7 +6752,7 @@
         <w:spacing w:before="360"/>
         <w:ind w:left="481" w:hanging="241"/>
       </w:pPr>
-      <w:bookmarkStart w:id="25" w:name="_Toc188277573"/>
+      <w:bookmarkStart w:id="25" w:name="_Toc220934232"/>
       <w:r>
         <w:rPr>
           <w:rFonts w:hint="eastAsia"/>
@@ -6906,7 +6799,7 @@
         <w:spacing w:before="360"/>
         <w:ind w:left="481" w:hanging="241"/>
       </w:pPr>
-      <w:bookmarkStart w:id="26" w:name="_Toc188277574"/>
+      <w:bookmarkStart w:id="26" w:name="_Toc220934233"/>
       <w:r>
         <w:t>最大数</w:t>
       </w:r>
@@ -6938,7 +6831,7 @@
         <w:spacing w:before="360"/>
         <w:ind w:left="481" w:hanging="241"/>
       </w:pPr>
-      <w:bookmarkStart w:id="27" w:name="_Toc188277575"/>
+      <w:bookmarkStart w:id="27" w:name="_Toc220934234"/>
       <w:r>
         <w:t>説明</w:t>
       </w:r>
@@ -6958,7 +6851,7 @@
         <w:spacing w:before="360"/>
         <w:ind w:left="481" w:hanging="241"/>
       </w:pPr>
-      <w:bookmarkStart w:id="28" w:name="_Toc188277576"/>
+      <w:bookmarkStart w:id="28" w:name="_Toc220934235"/>
       <w:r>
         <w:t>形式</w:t>
       </w:r>
@@ -7018,6 +6911,12 @@
           <w:rFonts w:hint="eastAsia"/>
         </w:rPr>
         <w:t>を形式として指定しています。</w:t>
+      </w:r>
+      <w:r>
+        <w:rPr>
+          <w:rFonts w:hint="eastAsia"/>
+        </w:rPr>
+        <w:t>なお、データ長は目的により異なる場合があるので定めていません。</w:t>
       </w:r>
     </w:p>
     <w:p>
@@ -7026,7 +6925,7 @@
         <w:spacing w:before="360"/>
         <w:ind w:left="481" w:hanging="241"/>
       </w:pPr>
-      <w:bookmarkStart w:id="29" w:name="_Toc188277577"/>
+      <w:bookmarkStart w:id="29" w:name="_Toc220934236"/>
       <w:r>
         <w:t>記入例</w:t>
       </w:r>
@@ -7121,8 +7020,9 @@
         <w:spacing w:before="360"/>
         <w:ind w:left="481" w:hanging="241"/>
       </w:pPr>
-      <w:bookmarkStart w:id="30" w:name="_Toc188277578"/>
-      <w:r>
+      <w:bookmarkStart w:id="30" w:name="_Toc220934237"/>
+      <w:r>
+        <w:lastRenderedPageBreak/>
         <w:t>その他項目</w:t>
       </w:r>
       <w:bookmarkEnd w:id="30"/>
@@ -7132,7 +7032,16 @@
         <w:ind w:left="360"/>
       </w:pPr>
       <w:r>
-        <w:t>本書でまとめたコアデータモデルは別定義のデータ標準と区別するために、プレフィックスとして「PD」（Publ</w:t>
+        <w:t>本書でまとめたコアデータモデルは別定義のデータ標準と区別するために、プレフィックスとして「</w:t>
+      </w:r>
+      <w:r>
+        <w:rPr>
+          <w:rFonts w:hint="eastAsia"/>
+        </w:rPr>
+        <w:t>pd</w:t>
+      </w:r>
+      <w:r>
+        <w:t>」（Publ</w:t>
       </w:r>
       <w:r>
         <w:t>ic Data）</w:t>
@@ -7141,6 +7050,245 @@
         <w:t>を付与しています。</w:t>
       </w:r>
     </w:p>
+    <w:p>
+      <w:pPr>
+        <w:ind w:left="360"/>
+      </w:pPr>
+      <w:r>
+        <w:rPr>
+          <w:rFonts w:hint="eastAsia"/>
+        </w:rPr>
+        <w:t>以下に</w:t>
+      </w:r>
+      <w:r>
+        <w:t>プレフィックス</w:t>
+      </w:r>
+      <w:r>
+        <w:rPr>
+          <w:rFonts w:hint="eastAsia"/>
+        </w:rPr>
+        <w:t>を一覧にまとめます。</w:t>
+      </w:r>
+    </w:p>
+    <w:tbl>
+      <w:tblPr>
+        <w:tblStyle w:val="af4"/>
+        <w:tblW w:w="0" w:type="auto"/>
+        <w:tblInd w:w="360" w:type="dxa"/>
+        <w:tblLook w:val="04A0" w:firstRow="1" w:lastRow="0" w:firstColumn="1" w:lastColumn="0" w:noHBand="0" w:noVBand="1"/>
+      </w:tblPr>
+      <w:tblGrid>
+        <w:gridCol w:w="2076"/>
+        <w:gridCol w:w="3704"/>
+      </w:tblGrid>
+      <w:tr>
+        <w:tc>
+          <w:tcPr>
+            <w:tcW w:w="2076" w:type="dxa"/>
+            <w:shd w:val="clear" w:color="auto" w:fill="D9E2F3" w:themeFill="accent1" w:themeFillTint="33"/>
+          </w:tcPr>
+          <w:p>
+            <w:pPr>
+              <w:ind w:leftChars="0" w:left="0" w:firstLine="0"/>
+              <w:jc w:val="left"/>
+            </w:pPr>
+            <w:r>
+              <w:rPr>
+                <w:rFonts w:hint="eastAsia"/>
+              </w:rPr>
+              <w:t>プレフィックス</w:t>
+            </w:r>
+          </w:p>
+        </w:tc>
+        <w:tc>
+          <w:tcPr>
+            <w:tcW w:w="3704" w:type="dxa"/>
+            <w:shd w:val="clear" w:color="auto" w:fill="D9E2F3" w:themeFill="accent1" w:themeFillTint="33"/>
+          </w:tcPr>
+          <w:p>
+            <w:pPr>
+              <w:ind w:leftChars="0" w:left="0" w:firstLine="0"/>
+              <w:jc w:val="left"/>
+            </w:pPr>
+            <w:r>
+              <w:rPr>
+                <w:rFonts w:hint="eastAsia"/>
+              </w:rPr>
+              <w:t>説明</w:t>
+            </w:r>
+          </w:p>
+        </w:tc>
+      </w:tr>
+      <w:tr>
+        <w:tc>
+          <w:tcPr>
+            <w:tcW w:w="2076" w:type="dxa"/>
+          </w:tcPr>
+          <w:p>
+            <w:pPr>
+              <w:ind w:leftChars="0" w:left="0" w:firstLine="0"/>
+            </w:pPr>
+            <w:r>
+              <w:rPr>
+                <w:rFonts w:hint="eastAsia"/>
+              </w:rPr>
+              <w:t>pd</w:t>
+            </w:r>
+          </w:p>
+        </w:tc>
+        <w:tc>
+          <w:tcPr>
+            <w:tcW w:w="3704" w:type="dxa"/>
+          </w:tcPr>
+          <w:p>
+            <w:pPr>
+              <w:ind w:leftChars="0" w:left="0" w:firstLine="0"/>
+            </w:pPr>
+            <w:r>
+              <w:t>コアデータモデル</w:t>
+            </w:r>
+          </w:p>
+        </w:tc>
+      </w:tr>
+      <w:tr>
+        <w:tc>
+          <w:tcPr>
+            <w:tcW w:w="2076" w:type="dxa"/>
+          </w:tcPr>
+          <w:p>
+            <w:pPr>
+              <w:ind w:leftChars="0" w:left="0" w:firstLine="0"/>
+            </w:pPr>
+            <w:r>
+              <w:rPr>
+                <w:rFonts w:hint="eastAsia"/>
+              </w:rPr>
+              <w:t>ad</w:t>
+            </w:r>
+          </w:p>
+        </w:tc>
+        <w:tc>
+          <w:tcPr>
+            <w:tcW w:w="3704" w:type="dxa"/>
+          </w:tcPr>
+          <w:p>
+            <w:pPr>
+              <w:ind w:leftChars="0" w:left="0" w:firstLine="0"/>
+            </w:pPr>
+            <w:r>
+              <w:rPr>
+                <w:rFonts w:hint="eastAsia"/>
+              </w:rPr>
+              <w:t>実装データモデル（行政）</w:t>
+            </w:r>
+          </w:p>
+        </w:tc>
+      </w:tr>
+      <w:tr>
+        <w:tc>
+          <w:tcPr>
+            <w:tcW w:w="2076" w:type="dxa"/>
+          </w:tcPr>
+          <w:p>
+            <w:pPr>
+              <w:ind w:leftChars="0" w:left="0" w:firstLine="0"/>
+            </w:pPr>
+            <w:proofErr w:type="spellStart"/>
+            <w:r>
+              <w:rPr>
+                <w:rFonts w:hint="eastAsia"/>
+              </w:rPr>
+              <w:t>fn</w:t>
+            </w:r>
+            <w:proofErr w:type="spellEnd"/>
+          </w:p>
+        </w:tc>
+        <w:tc>
+          <w:tcPr>
+            <w:tcW w:w="3704" w:type="dxa"/>
+          </w:tcPr>
+          <w:p>
+            <w:pPr>
+              <w:ind w:leftChars="0" w:left="0" w:firstLine="0"/>
+            </w:pPr>
+            <w:r>
+              <w:rPr>
+                <w:rFonts w:hint="eastAsia"/>
+              </w:rPr>
+              <w:t>実装データモデル（金融）</w:t>
+            </w:r>
+          </w:p>
+        </w:tc>
+      </w:tr>
+      <w:tr>
+        <w:tc>
+          <w:tcPr>
+            <w:tcW w:w="2076" w:type="dxa"/>
+          </w:tcPr>
+          <w:p>
+            <w:pPr>
+              <w:ind w:leftChars="0" w:left="0" w:firstLine="0"/>
+            </w:pPr>
+            <w:r>
+              <w:rPr>
+                <w:rFonts w:hint="eastAsia"/>
+              </w:rPr>
+              <w:t>ed</w:t>
+            </w:r>
+          </w:p>
+        </w:tc>
+        <w:tc>
+          <w:tcPr>
+            <w:tcW w:w="3704" w:type="dxa"/>
+          </w:tcPr>
+          <w:p>
+            <w:pPr>
+              <w:ind w:leftChars="0" w:left="0" w:firstLine="0"/>
+            </w:pPr>
+            <w:r>
+              <w:rPr>
+                <w:rFonts w:hint="eastAsia"/>
+              </w:rPr>
+              <w:t>実装データモデル（教育）</w:t>
+            </w:r>
+          </w:p>
+        </w:tc>
+      </w:tr>
+      <w:tr>
+        <w:tc>
+          <w:tcPr>
+            <w:tcW w:w="2076" w:type="dxa"/>
+          </w:tcPr>
+          <w:p>
+            <w:pPr>
+              <w:ind w:leftChars="0" w:left="0" w:firstLine="0"/>
+            </w:pPr>
+            <w:r>
+              <w:rPr>
+                <w:rFonts w:hint="eastAsia"/>
+              </w:rPr>
+              <w:t>be</w:t>
+            </w:r>
+          </w:p>
+        </w:tc>
+        <w:tc>
+          <w:tcPr>
+            <w:tcW w:w="3704" w:type="dxa"/>
+          </w:tcPr>
+          <w:p>
+            <w:pPr>
+              <w:ind w:leftChars="0" w:left="0" w:firstLine="0"/>
+            </w:pPr>
+            <w:r>
+              <w:rPr>
+                <w:rFonts w:hint="eastAsia"/>
+              </w:rPr>
+              <w:t>実装データモデル（防災）</w:t>
+            </w:r>
+          </w:p>
+        </w:tc>
+      </w:tr>
+    </w:tbl>
     <w:p>
       <w:pPr>
         <w:pStyle w:val="2"/>
@@ -7148,9 +7296,8 @@
         <w:ind w:left="521" w:hanging="281"/>
       </w:pPr>
       <w:bookmarkStart w:id="31" w:name="_Toc98963010"/>
-      <w:bookmarkStart w:id="32" w:name="_Toc188277579"/>
-      <w:r>
-        <w:lastRenderedPageBreak/>
+      <w:bookmarkStart w:id="32" w:name="_Toc220934238"/>
+      <w:r>
         <w:t>コアデータモデルで定義した型</w:t>
       </w:r>
       <w:bookmarkEnd w:id="31"/>
@@ -7296,7 +7443,7 @@
         <w:spacing w:before="360"/>
         <w:ind w:left="481" w:hanging="241"/>
       </w:pPr>
-      <w:bookmarkStart w:id="33" w:name="_Toc188277580"/>
+      <w:bookmarkStart w:id="33" w:name="_Toc220934239"/>
       <w:r>
         <w:t>ID情報型</w:t>
       </w:r>
@@ -7499,23 +7646,27 @@
         <w:ind w:left="360"/>
         <w:rPr>
           <w:bdr w:val="single" w:sz="4" w:space="0" w:color="auto"/>
+          <w:lang w:eastAsia="zh-TW"/>
         </w:rPr>
       </w:pPr>
       <w:r>
         <w:rPr>
           <w:bdr w:val="single" w:sz="4" w:space="0" w:color="auto"/>
+          <w:lang w:eastAsia="zh-TW"/>
         </w:rPr>
         <w:t>{</w:t>
       </w:r>
       <w:r>
         <w:rPr>
           <w:bdr w:val="single" w:sz="4" w:space="0" w:color="auto"/>
+          <w:lang w:eastAsia="zh-TW"/>
         </w:rPr>
         <w:t xml:space="preserve"> </w:t>
       </w:r>
       <w:r>
         <w:rPr>
           <w:bdr w:val="single" w:sz="4" w:space="0" w:color="auto"/>
+          <w:lang w:eastAsia="zh-TW"/>
         </w:rPr>
         <w:t>"</w:t>
       </w:r>
@@ -7523,12 +7674,14 @@
         <w:rPr>
           <w:rFonts w:hint="eastAsia"/>
           <w:bdr w:val="single" w:sz="4" w:space="0" w:color="auto"/>
+          <w:lang w:eastAsia="zh-TW"/>
         </w:rPr>
         <w:t>I</w:t>
       </w:r>
       <w:r>
         <w:rPr>
           <w:bdr w:val="single" w:sz="4" w:space="0" w:color="auto"/>
+          <w:lang w:eastAsia="zh-TW"/>
         </w:rPr>
         <w:t>D</w:t>
       </w:r>
@@ -7536,12 +7689,14 @@
         <w:rPr>
           <w:rFonts w:hint="eastAsia"/>
           <w:bdr w:val="single" w:sz="4" w:space="0" w:color="auto"/>
+          <w:lang w:eastAsia="zh-TW"/>
         </w:rPr>
         <w:t>種別"</w:t>
       </w:r>
       <w:r>
         <w:rPr>
           <w:bdr w:val="single" w:sz="4" w:space="0" w:color="auto"/>
+          <w:lang w:eastAsia="zh-TW"/>
         </w:rPr>
         <w:t>: "</w:t>
       </w:r>
@@ -7549,12 +7704,14 @@
         <w:rPr>
           <w:rFonts w:hint="eastAsia"/>
           <w:bdr w:val="single" w:sz="4" w:space="0" w:color="auto"/>
+          <w:lang w:eastAsia="zh-TW"/>
         </w:rPr>
         <w:t>個人番号</w:t>
       </w:r>
       <w:r>
         <w:rPr>
           <w:bdr w:val="single" w:sz="4" w:space="0" w:color="auto"/>
+          <w:lang w:eastAsia="zh-TW"/>
         </w:rPr>
         <w:t>"</w:t>
       </w:r>
@@ -7562,30 +7719,35 @@
         <w:rPr>
           <w:rFonts w:hint="eastAsia"/>
           <w:bdr w:val="single" w:sz="4" w:space="0" w:color="auto"/>
+          <w:lang w:eastAsia="zh-TW"/>
         </w:rPr>
         <w:t xml:space="preserve">, </w:t>
       </w:r>
       <w:r>
         <w:rPr>
           <w:bdr w:val="single" w:sz="4" w:space="0" w:color="auto"/>
+          <w:lang w:eastAsia="zh-TW"/>
         </w:rPr>
         <w:t>"ID</w:t>
       </w:r>
       <w:r>
         <w:rPr>
           <w:bdr w:val="single" w:sz="4" w:space="0" w:color="auto"/>
+          <w:lang w:eastAsia="zh-TW"/>
         </w:rPr>
         <w:t>": "12345-6789"</w:t>
       </w:r>
       <w:r>
         <w:rPr>
           <w:bdr w:val="single" w:sz="4" w:space="0" w:color="auto"/>
+          <w:lang w:eastAsia="zh-TW"/>
         </w:rPr>
         <w:t xml:space="preserve"> </w:t>
       </w:r>
       <w:r>
         <w:rPr>
           <w:bdr w:val="single" w:sz="4" w:space="0" w:color="auto"/>
+          <w:lang w:eastAsia="zh-TW"/>
         </w:rPr>
         <w:t>}</w:t>
       </w:r>
@@ -7596,7 +7758,7 @@
         <w:spacing w:before="360"/>
         <w:ind w:left="481" w:hanging="241"/>
       </w:pPr>
-      <w:bookmarkStart w:id="34" w:name="_Toc188277581"/>
+      <w:bookmarkStart w:id="34" w:name="_Toc220934240"/>
       <w:r>
         <w:t>コード情報型</w:t>
       </w:r>
@@ -7824,7 +7986,7 @@
         <w:spacing w:before="360"/>
         <w:ind w:left="481" w:hanging="241"/>
       </w:pPr>
-      <w:bookmarkStart w:id="35" w:name="_Toc188277582"/>
+      <w:bookmarkStart w:id="35" w:name="_Toc220934241"/>
       <w:r>
         <w:t>役割関与情報型</w:t>
       </w:r>
@@ -7907,11 +8069,12 @@
         <w:spacing w:before="360"/>
         <w:ind w:left="481" w:hanging="241"/>
       </w:pPr>
-      <w:bookmarkStart w:id="36" w:name="_Toc188277583"/>
-      <w:r>
-        <w:rPr>
-          <w:rFonts w:hint="eastAsia"/>
-        </w:rPr>
+      <w:bookmarkStart w:id="36" w:name="_Toc220934242"/>
+      <w:r>
+        <w:rPr>
+          <w:rFonts w:hint="eastAsia"/>
+        </w:rPr>
+        <w:lastRenderedPageBreak/>
         <w:t>関連組織情報</w:t>
       </w:r>
       <w:r>
@@ -7937,7 +8100,7 @@
         <w:ind w:left="321" w:hanging="321"/>
       </w:pPr>
       <w:bookmarkStart w:id="37" w:name="_Toc98963011"/>
-      <w:bookmarkStart w:id="38" w:name="_Toc188277584"/>
+      <w:bookmarkStart w:id="38" w:name="_Toc220934243"/>
       <w:r>
         <w:rPr>
           <w:rFonts w:hint="eastAsia"/>
@@ -7953,7 +8116,7 @@
         <w:spacing w:before="360"/>
       </w:pPr>
       <w:bookmarkStart w:id="39" w:name="_Toc98963012"/>
-      <w:bookmarkStart w:id="40" w:name="_Toc188277585"/>
+      <w:bookmarkStart w:id="40" w:name="_Toc220934244"/>
       <w:r>
         <w:rPr>
           <w:rFonts w:hint="eastAsia"/>
@@ -7983,14 +8146,7 @@
         <w:rPr>
           <w:rFonts w:hint="eastAsia"/>
         </w:rPr>
-        <w:t>行政または民間事業者で新しくデ</w:t>
-      </w:r>
-      <w:r>
-        <w:rPr>
-          <w:rFonts w:hint="eastAsia"/>
-        </w:rPr>
-        <w:lastRenderedPageBreak/>
-        <w:t>ータを設計したり、既存のデータを他のデータと連携しやすい形に組み替えたりする場合に</w:t>
+        <w:t>行政または民間事業者で新しくデータを設計したり、既存のデータを他のデータと連携しやすい形に組み替えたりする場合に</w:t>
       </w:r>
       <w:r>
         <w:rPr>
@@ -8182,7 +8338,7 @@
         <w:spacing w:before="360"/>
       </w:pPr>
       <w:bookmarkStart w:id="41" w:name="_Toc98963013"/>
-      <w:bookmarkStart w:id="42" w:name="_Toc188277586"/>
+      <w:bookmarkStart w:id="42" w:name="_Toc220934245"/>
       <w:r>
         <w:rPr>
           <w:rFonts w:hint="eastAsia"/>
@@ -8327,11 +8483,12 @@
         <w:spacing w:before="360"/>
         <w:ind w:left="321" w:hanging="321"/>
       </w:pPr>
-      <w:bookmarkStart w:id="43" w:name="_Toc188277587"/>
-      <w:r>
-        <w:rPr>
-          <w:rFonts w:hint="eastAsia"/>
-        </w:rPr>
+      <w:bookmarkStart w:id="43" w:name="_Toc220934246"/>
+      <w:r>
+        <w:rPr>
+          <w:rFonts w:hint="eastAsia"/>
+        </w:rPr>
+        <w:lastRenderedPageBreak/>
         <w:t>GIF</w:t>
       </w:r>
       <w:r>
@@ -8353,7 +8510,7 @@
         <w:pStyle w:val="2"/>
         <w:spacing w:before="360"/>
       </w:pPr>
-      <w:bookmarkStart w:id="44" w:name="_Toc188277588"/>
+      <w:bookmarkStart w:id="44" w:name="_Toc220934247"/>
       <w:r>
         <w:rPr>
           <w:rFonts w:hint="eastAsia"/>
@@ -8404,7 +8561,6 @@
         <w:rPr>
           <w:rFonts w:hint="eastAsia"/>
         </w:rPr>
-        <w:lastRenderedPageBreak/>
         <w:t>・</w:t>
       </w:r>
       <w:r>
@@ -8543,7 +8699,7 @@
         <w:ind w:left="321" w:hanging="321"/>
       </w:pPr>
       <w:bookmarkStart w:id="45" w:name="_Toc98963014"/>
-      <w:bookmarkStart w:id="46" w:name="_Toc188277589"/>
+      <w:bookmarkStart w:id="46" w:name="_Toc220934248"/>
       <w:r>
         <w:rPr>
           <w:rFonts w:hint="eastAsia"/>
@@ -8563,7 +8719,7 @@
         <w:ind w:left="521" w:hanging="281"/>
       </w:pPr>
       <w:bookmarkStart w:id="47" w:name="_Toc98963015"/>
-      <w:bookmarkStart w:id="48" w:name="_Toc188277590"/>
+      <w:bookmarkStart w:id="48" w:name="_Toc220934249"/>
       <w:r>
         <w:rPr>
           <w:rFonts w:hint="eastAsia"/>
@@ -8700,7 +8856,14 @@
         <w:rPr>
           <w:rFonts w:hint="eastAsia"/>
         </w:rPr>
-        <w:t>、商業登記名が必要なときには「法人名」と別項目の「登記名」を設け</w:t>
+        <w:t>、商業登記名が必要なときには「法人</w:t>
+      </w:r>
+      <w:r>
+        <w:rPr>
+          <w:rFonts w:hint="eastAsia"/>
+        </w:rPr>
+        <w:lastRenderedPageBreak/>
+        <w:t>名」と別項目の「登記名」を設け</w:t>
       </w:r>
       <w:r>
         <w:rPr>
@@ -8728,7 +8891,7 @@
         <w:ind w:left="521" w:hanging="281"/>
       </w:pPr>
       <w:bookmarkStart w:id="49" w:name="_Toc98963016"/>
-      <w:bookmarkStart w:id="50" w:name="_Toc188277591"/>
+      <w:bookmarkStart w:id="50" w:name="_Toc220934250"/>
       <w:r>
         <w:t>氏名、法人名のヨミガナの扱い</w:t>
       </w:r>
@@ -8787,12 +8950,11 @@
         <w:spacing w:before="360"/>
       </w:pPr>
       <w:bookmarkStart w:id="51" w:name="_Toc98963017"/>
-      <w:bookmarkStart w:id="52" w:name="_Toc188277592"/>
-      <w:r>
-        <w:rPr>
-          <w:rFonts w:hint="eastAsia"/>
-        </w:rPr>
-        <w:lastRenderedPageBreak/>
+      <w:bookmarkStart w:id="52" w:name="_Toc220934251"/>
+      <w:r>
+        <w:rPr>
+          <w:rFonts w:hint="eastAsia"/>
+        </w:rPr>
         <w:t>氏名、法人名、住所などのローマ字表記の扱い</w:t>
       </w:r>
       <w:bookmarkEnd w:id="51"/>
@@ -8834,7 +8996,7 @@
         <w:ind w:left="521" w:hanging="281"/>
       </w:pPr>
       <w:bookmarkStart w:id="53" w:name="_Toc98963018"/>
-      <w:bookmarkStart w:id="54" w:name="_Toc188277593"/>
+      <w:bookmarkStart w:id="54" w:name="_Toc220934252"/>
       <w:r>
         <w:t>本社住所の扱い</w:t>
       </w:r>
@@ -8942,7 +9104,7 @@
         <w:ind w:left="521" w:hanging="281"/>
       </w:pPr>
       <w:bookmarkStart w:id="55" w:name="_Toc98963019"/>
-      <w:bookmarkStart w:id="56" w:name="_Toc188277594"/>
+      <w:bookmarkStart w:id="56" w:name="_Toc220934253"/>
       <w:r>
         <w:t>外字の扱い</w:t>
       </w:r>
@@ -8979,7 +9141,7 @@
         <w:spacing w:before="360"/>
       </w:pPr>
       <w:bookmarkStart w:id="58" w:name="_Toc98963020"/>
-      <w:bookmarkStart w:id="59" w:name="_Toc188277595"/>
+      <w:bookmarkStart w:id="59" w:name="_Toc220934254"/>
       <w:r>
         <w:rPr>
           <w:rFonts w:hint="eastAsia"/>
@@ -9027,7 +9189,14 @@
         <w:rPr>
           <w:rFonts w:hint="eastAsia"/>
         </w:rPr>
-        <w:t>例えば、日付データはシステムには「2019-04-01」で格納し、入出力画面や帳票上では「2019年4月1日」に変換して表示する等、様式や手続等の要件に応じて</w:t>
+        <w:t>例えば、日付データはシステムには「2019-04-01」で格納し、入出力画面や帳</w:t>
+      </w:r>
+      <w:r>
+        <w:rPr>
+          <w:rFonts w:hint="eastAsia"/>
+        </w:rPr>
+        <w:lastRenderedPageBreak/>
+        <w:t>票上では「2019年4月1日」に変換して表示する等、様式や手続等の要件に応じて</w:t>
       </w:r>
       <w:r>
         <w:rPr>
@@ -9071,7 +9240,7 @@
         <w:spacing w:before="360"/>
       </w:pPr>
       <w:bookmarkStart w:id="60" w:name="_Toc98963021"/>
-      <w:bookmarkStart w:id="61" w:name="_Toc188277596"/>
+      <w:bookmarkStart w:id="61" w:name="_Toc220934255"/>
       <w:r>
         <w:rPr>
           <w:rFonts w:hint="eastAsia"/>
@@ -9161,14 +9330,7 @@
         <w:rPr>
           <w:rFonts w:hint="eastAsia"/>
         </w:rPr>
-        <w:t>で表す必要がある場合はアルファベット3文字（日本ならば</w:t>
-      </w:r>
-      <w:r>
-        <w:rPr>
-          <w:rFonts w:hint="eastAsia"/>
-        </w:rPr>
-        <w:lastRenderedPageBreak/>
-        <w:t>「J</w:t>
+        <w:t>で表す必要がある場合はアルファベット3文字（日本ならば「J</w:t>
       </w:r>
       <w:r>
         <w:t>PN</w:t>
@@ -9216,7 +9378,7 @@
         <w:spacing w:before="360"/>
       </w:pPr>
       <w:bookmarkStart w:id="62" w:name="_Toc98963022"/>
-      <w:bookmarkStart w:id="63" w:name="_Toc188277597"/>
+      <w:bookmarkStart w:id="63" w:name="_Toc220934256"/>
       <w:r>
         <w:rPr>
           <w:rFonts w:hint="eastAsia"/>
@@ -9360,7 +9522,7 @@
         <w:spacing w:before="360"/>
       </w:pPr>
       <w:bookmarkStart w:id="64" w:name="_Toc98963023"/>
-      <w:bookmarkStart w:id="65" w:name="_Toc188277598"/>
+      <w:bookmarkStart w:id="65" w:name="_Toc220934257"/>
       <w:r>
         <w:rPr>
           <w:rFonts w:hint="eastAsia"/>
@@ -9483,7 +9645,7 @@
         <w:spacing w:before="360"/>
       </w:pPr>
       <w:bookmarkStart w:id="66" w:name="_Toc98963024"/>
-      <w:bookmarkStart w:id="67" w:name="_Toc188277599"/>
+      <w:bookmarkStart w:id="67" w:name="_Toc220934258"/>
       <w:r>
         <w:rPr>
           <w:rFonts w:hint="eastAsia"/>
@@ -9554,7 +9716,7 @@
       </w:pPr>
       <w:bookmarkStart w:id="68" w:name="_Toc95160603"/>
       <w:bookmarkStart w:id="69" w:name="_Toc98963025"/>
-      <w:bookmarkStart w:id="70" w:name="_Toc188277600"/>
+      <w:bookmarkStart w:id="70" w:name="_Toc220934259"/>
       <w:r>
         <w:rPr>
           <w:rFonts w:hint="eastAsia"/>
@@ -9639,14 +9801,11 @@
         <w:tc>
           <w:tcPr>
             <w:tcW w:w="2887" w:type="dxa"/>
+            <w:shd w:val="clear" w:color="auto" w:fill="FFFFFF" w:themeFill="background1"/>
           </w:tcPr>
           <w:p>
             <w:pPr>
               <w:ind w:leftChars="0" w:left="0" w:firstLine="0"/>
-              <w:rPr>
-                <w:sz w:val="18"/>
-                <w:szCs w:val="18"/>
-              </w:rPr>
             </w:pPr>
             <w:r>
               <w:rPr>
@@ -9662,7 +9821,7 @@
                 <w:sz w:val="18"/>
                 <w:szCs w:val="18"/>
               </w:rPr>
-              <w:t>5</w:t>
+              <w:t>6</w:t>
             </w:r>
             <w:r>
               <w:rPr>
@@ -9678,7 +9837,7 @@
                 <w:sz w:val="18"/>
                 <w:szCs w:val="18"/>
               </w:rPr>
-              <w:t>25</w:t>
+              <w:t>17</w:t>
             </w:r>
             <w:r>
               <w:rPr>
@@ -9693,20 +9852,17 @@
         <w:tc>
           <w:tcPr>
             <w:tcW w:w="1710" w:type="dxa"/>
+            <w:shd w:val="clear" w:color="auto" w:fill="FFFFFF" w:themeFill="background1"/>
           </w:tcPr>
           <w:p>
             <w:pPr>
               <w:ind w:leftChars="0" w:left="0" w:firstLine="0"/>
-              <w:rPr>
-                <w:sz w:val="18"/>
-                <w:szCs w:val="18"/>
-              </w:rPr>
             </w:pPr>
             <w:r>
               <w:rPr>
                 <w:rFonts w:hint="eastAsia"/>
                 <w:sz w:val="18"/>
-                <w:szCs w:val="18"/>
+                <w:szCs w:val="16"/>
               </w:rPr>
               <w:t>全体</w:t>
             </w:r>
@@ -9715,22 +9871,23 @@
         <w:tc>
           <w:tcPr>
             <w:tcW w:w="4059" w:type="dxa"/>
+            <w:shd w:val="clear" w:color="auto" w:fill="FFFFFF" w:themeFill="background1"/>
           </w:tcPr>
           <w:p>
             <w:pPr>
               <w:ind w:leftChars="0" w:left="0" w:firstLine="0"/>
               <w:rPr>
                 <w:sz w:val="18"/>
-                <w:szCs w:val="18"/>
+                <w:szCs w:val="16"/>
               </w:rPr>
             </w:pPr>
             <w:r>
               <w:rPr>
                 <w:rFonts w:hint="eastAsia"/>
                 <w:sz w:val="18"/>
-                <w:szCs w:val="18"/>
-              </w:rPr>
-              <w:t>データ項目の基礎項目と拡張項目の再定義</w:t>
+                <w:szCs w:val="16"/>
+              </w:rPr>
+              <w:t>プレフィックスの説明を追加</w:t>
             </w:r>
           </w:p>
           <w:p>
@@ -9738,50 +9895,16 @@
               <w:ind w:leftChars="0" w:left="0" w:firstLine="0"/>
               <w:rPr>
                 <w:sz w:val="18"/>
-                <w:szCs w:val="18"/>
+                <w:szCs w:val="16"/>
               </w:rPr>
             </w:pPr>
             <w:r>
               <w:rPr>
                 <w:rFonts w:hint="eastAsia"/>
                 <w:sz w:val="18"/>
-                <w:szCs w:val="18"/>
-              </w:rPr>
-              <w:t>子育て支援情報、住所（アドレス）</w:t>
-            </w:r>
-          </w:p>
-          <w:p>
-            <w:pPr>
-              <w:ind w:leftChars="0" w:left="0" w:firstLine="0"/>
-              <w:rPr>
-                <w:sz w:val="18"/>
-                <w:szCs w:val="18"/>
-              </w:rPr>
-            </w:pPr>
-            <w:r>
-              <w:rPr>
-                <w:rFonts w:hint="eastAsia"/>
-                <w:sz w:val="18"/>
-                <w:szCs w:val="18"/>
-              </w:rPr>
-              <w:t>コード一覧、関連組織情報型の追加</w:t>
-            </w:r>
-          </w:p>
-          <w:p>
-            <w:pPr>
-              <w:ind w:leftChars="0" w:left="0" w:firstLine="0"/>
-              <w:rPr>
-                <w:sz w:val="18"/>
-                <w:szCs w:val="18"/>
-              </w:rPr>
-            </w:pPr>
-            <w:r>
-              <w:rPr>
-                <w:rFonts w:hint="eastAsia"/>
-                <w:sz w:val="18"/>
-                <w:szCs w:val="18"/>
-              </w:rPr>
-              <w:t>GIFの準拠の追加</w:t>
+                <w:szCs w:val="16"/>
+              </w:rPr>
+              <w:t>軽微な文章修正</w:t>
             </w:r>
           </w:p>
         </w:tc>
@@ -9805,6 +9928,158 @@
                 <w:sz w:val="18"/>
                 <w:szCs w:val="18"/>
               </w:rPr>
+              <w:t>202</w:t>
+            </w:r>
+            <w:r>
+              <w:rPr>
+                <w:rFonts w:hint="eastAsia"/>
+                <w:sz w:val="18"/>
+                <w:szCs w:val="18"/>
+              </w:rPr>
+              <w:t>5</w:t>
+            </w:r>
+            <w:r>
+              <w:rPr>
+                <w:rFonts w:hint="eastAsia"/>
+                <w:sz w:val="18"/>
+                <w:szCs w:val="18"/>
+              </w:rPr>
+              <w:t>年3月</w:t>
+            </w:r>
+            <w:r>
+              <w:rPr>
+                <w:rFonts w:hint="eastAsia"/>
+                <w:sz w:val="18"/>
+                <w:szCs w:val="18"/>
+              </w:rPr>
+              <w:t>25</w:t>
+            </w:r>
+            <w:r>
+              <w:rPr>
+                <w:rFonts w:hint="eastAsia"/>
+                <w:sz w:val="18"/>
+                <w:szCs w:val="18"/>
+              </w:rPr>
+              <w:t>日</w:t>
+            </w:r>
+          </w:p>
+        </w:tc>
+        <w:tc>
+          <w:tcPr>
+            <w:tcW w:w="1710" w:type="dxa"/>
+          </w:tcPr>
+          <w:p>
+            <w:pPr>
+              <w:ind w:leftChars="0" w:left="0" w:firstLine="0"/>
+              <w:rPr>
+                <w:sz w:val="18"/>
+                <w:szCs w:val="18"/>
+              </w:rPr>
+            </w:pPr>
+            <w:r>
+              <w:rPr>
+                <w:rFonts w:hint="eastAsia"/>
+                <w:sz w:val="18"/>
+                <w:szCs w:val="18"/>
+              </w:rPr>
+              <w:t>全体</w:t>
+            </w:r>
+          </w:p>
+        </w:tc>
+        <w:tc>
+          <w:tcPr>
+            <w:tcW w:w="4059" w:type="dxa"/>
+          </w:tcPr>
+          <w:p>
+            <w:pPr>
+              <w:ind w:leftChars="0" w:left="0" w:firstLine="0"/>
+              <w:rPr>
+                <w:sz w:val="18"/>
+                <w:szCs w:val="18"/>
+              </w:rPr>
+            </w:pPr>
+            <w:r>
+              <w:rPr>
+                <w:rFonts w:hint="eastAsia"/>
+                <w:sz w:val="18"/>
+                <w:szCs w:val="18"/>
+              </w:rPr>
+              <w:t>データ項目の基礎項目と拡張項目の再定義</w:t>
+            </w:r>
+          </w:p>
+          <w:p>
+            <w:pPr>
+              <w:ind w:leftChars="0" w:left="0" w:firstLine="0"/>
+              <w:rPr>
+                <w:sz w:val="18"/>
+                <w:szCs w:val="18"/>
+              </w:rPr>
+            </w:pPr>
+            <w:r>
+              <w:rPr>
+                <w:rFonts w:hint="eastAsia"/>
+                <w:sz w:val="18"/>
+                <w:szCs w:val="18"/>
+              </w:rPr>
+              <w:t>子育て支援情報、住所（アドレス）</w:t>
+            </w:r>
+          </w:p>
+          <w:p>
+            <w:pPr>
+              <w:ind w:leftChars="0" w:left="0" w:firstLine="0"/>
+              <w:rPr>
+                <w:sz w:val="18"/>
+                <w:szCs w:val="18"/>
+              </w:rPr>
+            </w:pPr>
+            <w:r>
+              <w:rPr>
+                <w:rFonts w:hint="eastAsia"/>
+                <w:sz w:val="18"/>
+                <w:szCs w:val="18"/>
+              </w:rPr>
+              <w:t>コード一覧、関連組織情報型の追加</w:t>
+            </w:r>
+          </w:p>
+          <w:p>
+            <w:pPr>
+              <w:ind w:leftChars="0" w:left="0" w:firstLine="0"/>
+              <w:rPr>
+                <w:sz w:val="18"/>
+                <w:szCs w:val="18"/>
+              </w:rPr>
+            </w:pPr>
+            <w:r>
+              <w:rPr>
+                <w:rFonts w:hint="eastAsia"/>
+                <w:sz w:val="18"/>
+                <w:szCs w:val="18"/>
+              </w:rPr>
+              <w:t>GIFの準拠の追加</w:t>
+            </w:r>
+          </w:p>
+        </w:tc>
+      </w:tr>
+      <w:tr>
+        <w:tc>
+          <w:tcPr>
+            <w:tcW w:w="2887" w:type="dxa"/>
+          </w:tcPr>
+          <w:p>
+            <w:pPr>
+              <w:ind w:leftChars="0" w:left="0" w:firstLine="0"/>
+              <w:rPr>
+                <w:sz w:val="18"/>
+                <w:szCs w:val="18"/>
+              </w:rPr>
+            </w:pPr>
+            <w:r>
+              <w:rPr>
+                <w:rFonts w:hint="eastAsia"/>
+                <w:sz w:val="18"/>
+                <w:szCs w:val="18"/>
+              </w:rPr>
+              <w:lastRenderedPageBreak/>
               <w:t>2022年9月1</w:t>
             </w:r>
             <w:r>
@@ -10218,7 +10493,7 @@
 </file>
 
 <file path=word/endnotes.xml><?xml version="1.0" encoding="utf-8"?>
-<w:endnotes xmlns:wpc="http://schemas.microsoft.com/office/word/2010/wordprocessingCanvas" xmlns:cx="http://schemas.microsoft.com/office/drawing/2014/chartex" xmlns:cx1="http://schemas.microsoft.com/office/drawing/2015/9/8/chartex" xmlns:cx2="http://schemas.microsoft.com/office/drawing/2015/10/21/chartex" xmlns:cx3="http://schemas.microsoft.com/office/drawing/2016/5/9/chartex" xmlns:cx4="http://schemas.microsoft.com/office/drawing/2016/5/10/chartex" xmlns:cx5="http://schemas.microsoft.com/office/drawing/2016/5/11/chartex" xmlns:cx6="http://schemas.microsoft.com/office/drawing/2016/5/12/chartex" xmlns:cx7="http://schemas.microsoft.com/office/drawing/2016/5/13/chartex" xmlns:cx8="http://schemas.microsoft.com/office/drawing/2016/5/14/chartex" xmlns:mc="http://schemas.openxmlformats.org/markup-compatibility/2006" xmlns:aink="http://schemas.microsoft.com/office/drawing/2016/ink" xmlns:am3d="http://schemas.microsoft.com/office/drawing/2017/model3d" xmlns:o="urn:schemas-microsoft-com:office:office" xmlns:oel="http://schemas.microsoft.com/office/2019/extlst" xmlns:r="http://schemas.openxmlformats.org/officeDocument/2006/relationships" xmlns:m="http://schemas.openxmlformats.org/officeDocument/2006/math" xmlns:v="urn:schemas-microsoft-com:vml" xmlns:wp14="http://schemas.microsoft.com/office/word/2010/wordprocessingDrawing" xmlns:wp="http://schemas.openxmlformats.org/drawingml/2006/wordprocessingDrawing" xmlns:w10="urn:schemas-microsoft-com:office:word" xmlns:w="http://schemas.openxmlformats.org/wordprocessingml/2006/main" xmlns:w14="http://schemas.microsoft.com/office/word/2010/wordml" xmlns:w15="http://schemas.microsoft.com/office/word/2012/wordml" xmlns:w16cex="http://schemas.microsoft.com/office/word/2018/wordml/cex" xmlns:w16cid="http://schemas.microsoft.com/office/word/2016/wordml/cid" xmlns:w16="http://schemas.microsoft.com/office/word/2018/wordml" xmlns:w16sdtdh="http://schemas.microsoft.com/office/word/2020/wordml/sdtdatahash" xmlns:w16se="http://schemas.microsoft.com/office/word/2015/wordml/symex" xmlns:wpg="http://schemas.microsoft.com/office/word/2010/wordprocessingGroup" xmlns:wpi="http://schemas.microsoft.com/office/word/2010/wordprocessingInk" xmlns:wne="http://schemas.microsoft.com/office/word/2006/wordml" xmlns:wps="http://schemas.microsoft.com/office/word/2010/wordprocessingShape" mc:Ignorable="w14 w15 w16se w16cid w16 w16cex w16sdtdh wp14">
+<w:endnotes xmlns:wpc="http://schemas.microsoft.com/office/word/2010/wordprocessingCanvas" xmlns:cx="http://schemas.microsoft.com/office/drawing/2014/chartex" xmlns:cx1="http://schemas.microsoft.com/office/drawing/2015/9/8/chartex" xmlns:cx2="http://schemas.microsoft.com/office/drawing/2015/10/21/chartex" xmlns:cx3="http://schemas.microsoft.com/office/drawing/2016/5/9/chartex" xmlns:cx4="http://schemas.microsoft.com/office/drawing/2016/5/10/chartex" xmlns:cx5="http://schemas.microsoft.com/office/drawing/2016/5/11/chartex" xmlns:cx6="http://schemas.microsoft.com/office/drawing/2016/5/12/chartex" xmlns:cx7="http://schemas.microsoft.com/office/drawing/2016/5/13/chartex" xmlns:cx8="http://schemas.microsoft.com/office/drawing/2016/5/14/chartex" xmlns:mc="http://schemas.openxmlformats.org/markup-compatibility/2006" xmlns:aink="http://schemas.microsoft.com/office/drawing/2016/ink" xmlns:am3d="http://schemas.microsoft.com/office/drawing/2017/model3d" xmlns:o="urn:schemas-microsoft-com:office:office" xmlns:oel="http://schemas.microsoft.com/office/2019/extlst" xmlns:r="http://schemas.openxmlformats.org/officeDocument/2006/relationships" xmlns:m="http://schemas.openxmlformats.org/officeDocument/2006/math" xmlns:v="urn:schemas-microsoft-com:vml" xmlns:wp14="http://schemas.microsoft.com/office/word/2010/wordprocessingDrawing" xmlns:wp="http://schemas.openxmlformats.org/drawingml/2006/wordprocessingDrawing" xmlns:w10="urn:schemas-microsoft-com:office:word" xmlns:w="http://schemas.openxmlformats.org/wordprocessingml/2006/main" xmlns:w14="http://schemas.microsoft.com/office/word/2010/wordml" xmlns:w15="http://schemas.microsoft.com/office/word/2012/wordml" xmlns:w16cex="http://schemas.microsoft.com/office/word/2018/wordml/cex" xmlns:w16cid="http://schemas.microsoft.com/office/word/2016/wordml/cid" xmlns:w16="http://schemas.microsoft.com/office/word/2018/wordml" xmlns:w16du="http://schemas.microsoft.com/office/word/2023/wordml/word16du" xmlns:w16sdtdh="http://schemas.microsoft.com/office/word/2020/wordml/sdtdatahash" xmlns:w16sdtfl="http://schemas.microsoft.com/office/word/2024/wordml/sdtformatlock" xmlns:w16se="http://schemas.microsoft.com/office/word/2015/wordml/symex" xmlns:wpg="http://schemas.microsoft.com/office/word/2010/wordprocessingGroup" xmlns:wpi="http://schemas.microsoft.com/office/word/2010/wordprocessingInk" xmlns:wne="http://schemas.microsoft.com/office/word/2006/wordml" xmlns:wps="http://schemas.microsoft.com/office/word/2010/wordprocessingShape" mc:Ignorable="w14 w15 w16se w16cid w16 w16cex w16sdtdh w16sdtfl w16du wp14">
   <w:endnote w:type="separator" w:id="-1">
     <w:p>
       <w:pPr>
@@ -10250,7 +10525,7 @@
 </file>
 
 <file path=word/footer1.xml><?xml version="1.0" encoding="utf-8"?>
-<w:ftr xmlns:wpc="http://schemas.microsoft.com/office/word/2010/wordprocessingCanvas" xmlns:cx="http://schemas.microsoft.com/office/drawing/2014/chartex" xmlns:cx1="http://schemas.microsoft.com/office/drawing/2015/9/8/chartex" xmlns:cx2="http://schemas.microsoft.com/office/drawing/2015/10/21/chartex" xmlns:cx3="http://schemas.microsoft.com/office/drawing/2016/5/9/chartex" xmlns:cx4="http://schemas.microsoft.com/office/drawing/2016/5/10/chartex" xmlns:cx5="http://schemas.microsoft.com/office/drawing/2016/5/11/chartex" xmlns:cx6="http://schemas.microsoft.com/office/drawing/2016/5/12/chartex" xmlns:cx7="http://schemas.microsoft.com/office/drawing/2016/5/13/chartex" xmlns:cx8="http://schemas.microsoft.com/office/drawing/2016/5/14/chartex" xmlns:mc="http://schemas.openxmlformats.org/markup-compatibility/2006" xmlns:aink="http://schemas.microsoft.com/office/drawing/2016/ink" xmlns:am3d="http://schemas.microsoft.com/office/drawing/2017/model3d" xmlns:o="urn:schemas-microsoft-com:office:office" xmlns:oel="http://schemas.microsoft.com/office/2019/extlst" xmlns:r="http://schemas.openxmlformats.org/officeDocument/2006/relationships" xmlns:m="http://schemas.openxmlformats.org/officeDocument/2006/math" xmlns:v="urn:schemas-microsoft-com:vml" xmlns:wp14="http://schemas.microsoft.com/office/word/2010/wordprocessingDrawing" xmlns:wp="http://schemas.openxmlformats.org/drawingml/2006/wordprocessingDrawing" xmlns:w10="urn:schemas-microsoft-com:office:word" xmlns:w="http://schemas.openxmlformats.org/wordprocessingml/2006/main" xmlns:w14="http://schemas.microsoft.com/office/word/2010/wordml" xmlns:w15="http://schemas.microsoft.com/office/word/2012/wordml" xmlns:w16cex="http://schemas.microsoft.com/office/word/2018/wordml/cex" xmlns:w16cid="http://schemas.microsoft.com/office/word/2016/wordml/cid" xmlns:w16="http://schemas.microsoft.com/office/word/2018/wordml" xmlns:w16sdtdh="http://schemas.microsoft.com/office/word/2020/wordml/sdtdatahash" xmlns:w16se="http://schemas.microsoft.com/office/word/2015/wordml/symex" xmlns:wpg="http://schemas.microsoft.com/office/word/2010/wordprocessingGroup" xmlns:wpi="http://schemas.microsoft.com/office/word/2010/wordprocessingInk" xmlns:wne="http://schemas.microsoft.com/office/word/2006/wordml" xmlns:wps="http://schemas.microsoft.com/office/word/2010/wordprocessingShape" mc:Ignorable="w14 w15 w16se w16cid w16 w16cex w16sdtdh wp14">
+<w:ftr xmlns:wpc="http://schemas.microsoft.com/office/word/2010/wordprocessingCanvas" xmlns:cx="http://schemas.microsoft.com/office/drawing/2014/chartex" xmlns:cx1="http://schemas.microsoft.com/office/drawing/2015/9/8/chartex" xmlns:cx2="http://schemas.microsoft.com/office/drawing/2015/10/21/chartex" xmlns:cx3="http://schemas.microsoft.com/office/drawing/2016/5/9/chartex" xmlns:cx4="http://schemas.microsoft.com/office/drawing/2016/5/10/chartex" xmlns:cx5="http://schemas.microsoft.com/office/drawing/2016/5/11/chartex" xmlns:cx6="http://schemas.microsoft.com/office/drawing/2016/5/12/chartex" xmlns:cx7="http://schemas.microsoft.com/office/drawing/2016/5/13/chartex" xmlns:cx8="http://schemas.microsoft.com/office/drawing/2016/5/14/chartex" xmlns:mc="http://schemas.openxmlformats.org/markup-compatibility/2006" xmlns:aink="http://schemas.microsoft.com/office/drawing/2016/ink" xmlns:am3d="http://schemas.microsoft.com/office/drawing/2017/model3d" xmlns:o="urn:schemas-microsoft-com:office:office" xmlns:oel="http://schemas.microsoft.com/office/2019/extlst" xmlns:r="http://schemas.openxmlformats.org/officeDocument/2006/relationships" xmlns:m="http://schemas.openxmlformats.org/officeDocument/2006/math" xmlns:v="urn:schemas-microsoft-com:vml" xmlns:wp14="http://schemas.microsoft.com/office/word/2010/wordprocessingDrawing" xmlns:wp="http://schemas.openxmlformats.org/drawingml/2006/wordprocessingDrawing" xmlns:w10="urn:schemas-microsoft-com:office:word" xmlns:w="http://schemas.openxmlformats.org/wordprocessingml/2006/main" xmlns:w14="http://schemas.microsoft.com/office/word/2010/wordml" xmlns:w15="http://schemas.microsoft.com/office/word/2012/wordml" xmlns:w16cex="http://schemas.microsoft.com/office/word/2018/wordml/cex" xmlns:w16cid="http://schemas.microsoft.com/office/word/2016/wordml/cid" xmlns:w16="http://schemas.microsoft.com/office/word/2018/wordml" xmlns:w16du="http://schemas.microsoft.com/office/word/2023/wordml/word16du" xmlns:w16sdtdh="http://schemas.microsoft.com/office/word/2020/wordml/sdtdatahash" xmlns:w16sdtfl="http://schemas.microsoft.com/office/word/2024/wordml/sdtformatlock" xmlns:w16se="http://schemas.microsoft.com/office/word/2015/wordml/symex" xmlns:wpg="http://schemas.microsoft.com/office/word/2010/wordprocessingGroup" xmlns:wpi="http://schemas.microsoft.com/office/word/2010/wordprocessingInk" xmlns:wne="http://schemas.microsoft.com/office/word/2006/wordml" xmlns:wps="http://schemas.microsoft.com/office/word/2010/wordprocessingShape" mc:Ignorable="w14 w15 w16se w16cid w16 w16cex w16sdtdh w16sdtfl w16du wp14">
   <w:p>
     <w:pPr>
       <w:pStyle w:val="ac"/>
@@ -10261,7 +10536,7 @@
 </file>
 
 <file path=word/footer2.xml><?xml version="1.0" encoding="utf-8"?>
-<w:ftr xmlns:wpc="http://schemas.microsoft.com/office/word/2010/wordprocessingCanvas" xmlns:cx="http://schemas.microsoft.com/office/drawing/2014/chartex" xmlns:cx1="http://schemas.microsoft.com/office/drawing/2015/9/8/chartex" xmlns:cx2="http://schemas.microsoft.com/office/drawing/2015/10/21/chartex" xmlns:cx3="http://schemas.microsoft.com/office/drawing/2016/5/9/chartex" xmlns:cx4="http://schemas.microsoft.com/office/drawing/2016/5/10/chartex" xmlns:cx5="http://schemas.microsoft.com/office/drawing/2016/5/11/chartex" xmlns:cx6="http://schemas.microsoft.com/office/drawing/2016/5/12/chartex" xmlns:cx7="http://schemas.microsoft.com/office/drawing/2016/5/13/chartex" xmlns:cx8="http://schemas.microsoft.com/office/drawing/2016/5/14/chartex" xmlns:mc="http://schemas.openxmlformats.org/markup-compatibility/2006" xmlns:aink="http://schemas.microsoft.com/office/drawing/2016/ink" xmlns:am3d="http://schemas.microsoft.com/office/drawing/2017/model3d" xmlns:o="urn:schemas-microsoft-com:office:office" xmlns:oel="http://schemas.microsoft.com/office/2019/extlst" xmlns:r="http://schemas.openxmlformats.org/officeDocument/2006/relationships" xmlns:m="http://schemas.openxmlformats.org/officeDocument/2006/math" xmlns:v="urn:schemas-microsoft-com:vml" xmlns:wp14="http://schemas.microsoft.com/office/word/2010/wordprocessingDrawing" xmlns:wp="http://schemas.openxmlformats.org/drawingml/2006/wordprocessingDrawing" xmlns:w10="urn:schemas-microsoft-com:office:word" xmlns:w="http://schemas.openxmlformats.org/wordprocessingml/2006/main" xmlns:w14="http://schemas.microsoft.com/office/word/2010/wordml" xmlns:w15="http://schemas.microsoft.com/office/word/2012/wordml" xmlns:w16cex="http://schemas.microsoft.com/office/word/2018/wordml/cex" xmlns:w16cid="http://schemas.microsoft.com/office/word/2016/wordml/cid" xmlns:w16="http://schemas.microsoft.com/office/word/2018/wordml" xmlns:w16sdtdh="http://schemas.microsoft.com/office/word/2020/wordml/sdtdatahash" xmlns:w16se="http://schemas.microsoft.com/office/word/2015/wordml/symex" xmlns:wpg="http://schemas.microsoft.com/office/word/2010/wordprocessingGroup" xmlns:wpi="http://schemas.microsoft.com/office/word/2010/wordprocessingInk" xmlns:wne="http://schemas.microsoft.com/office/word/2006/wordml" xmlns:wps="http://schemas.microsoft.com/office/word/2010/wordprocessingShape" mc:Ignorable="w14 w15 w16se w16cid w16 w16cex w16sdtdh wp14">
+<w:ftr xmlns:wpc="http://schemas.microsoft.com/office/word/2010/wordprocessingCanvas" xmlns:cx="http://schemas.microsoft.com/office/drawing/2014/chartex" xmlns:cx1="http://schemas.microsoft.com/office/drawing/2015/9/8/chartex" xmlns:cx2="http://schemas.microsoft.com/office/drawing/2015/10/21/chartex" xmlns:cx3="http://schemas.microsoft.com/office/drawing/2016/5/9/chartex" xmlns:cx4="http://schemas.microsoft.com/office/drawing/2016/5/10/chartex" xmlns:cx5="http://schemas.microsoft.com/office/drawing/2016/5/11/chartex" xmlns:cx6="http://schemas.microsoft.com/office/drawing/2016/5/12/chartex" xmlns:cx7="http://schemas.microsoft.com/office/drawing/2016/5/13/chartex" xmlns:cx8="http://schemas.microsoft.com/office/drawing/2016/5/14/chartex" xmlns:mc="http://schemas.openxmlformats.org/markup-compatibility/2006" xmlns:aink="http://schemas.microsoft.com/office/drawing/2016/ink" xmlns:am3d="http://schemas.microsoft.com/office/drawing/2017/model3d" xmlns:o="urn:schemas-microsoft-com:office:office" xmlns:oel="http://schemas.microsoft.com/office/2019/extlst" xmlns:r="http://schemas.openxmlformats.org/officeDocument/2006/relationships" xmlns:m="http://schemas.openxmlformats.org/officeDocument/2006/math" xmlns:v="urn:schemas-microsoft-com:vml" xmlns:wp14="http://schemas.microsoft.com/office/word/2010/wordprocessingDrawing" xmlns:wp="http://schemas.openxmlformats.org/drawingml/2006/wordprocessingDrawing" xmlns:w10="urn:schemas-microsoft-com:office:word" xmlns:w="http://schemas.openxmlformats.org/wordprocessingml/2006/main" xmlns:w14="http://schemas.microsoft.com/office/word/2010/wordml" xmlns:w15="http://schemas.microsoft.com/office/word/2012/wordml" xmlns:w16cex="http://schemas.microsoft.com/office/word/2018/wordml/cex" xmlns:w16cid="http://schemas.microsoft.com/office/word/2016/wordml/cid" xmlns:w16="http://schemas.microsoft.com/office/word/2018/wordml" xmlns:w16du="http://schemas.microsoft.com/office/word/2023/wordml/word16du" xmlns:w16sdtdh="http://schemas.microsoft.com/office/word/2020/wordml/sdtdatahash" xmlns:w16sdtfl="http://schemas.microsoft.com/office/word/2024/wordml/sdtformatlock" xmlns:w16se="http://schemas.microsoft.com/office/word/2015/wordml/symex" xmlns:wpg="http://schemas.microsoft.com/office/word/2010/wordprocessingGroup" xmlns:wpi="http://schemas.microsoft.com/office/word/2010/wordprocessingInk" xmlns:wne="http://schemas.microsoft.com/office/word/2006/wordml" xmlns:wps="http://schemas.microsoft.com/office/word/2010/wordprocessingShape" mc:Ignorable="w14 w15 w16se w16cid w16 w16cex w16sdtdh w16sdtfl w16du wp14">
   <w:sdt>
     <w:sdtPr>
       <w:id w:val="-880012656"/>
@@ -10270,7 +10545,6 @@
         <w:docPartUnique/>
       </w:docPartObj>
     </w:sdtPr>
-    <w:sdtEndPr/>
     <w:sdtContent>
       <w:p>
         <w:pPr>
@@ -10309,7 +10583,7 @@
 </file>
 
 <file path=word/footer3.xml><?xml version="1.0" encoding="utf-8"?>
-<w:ftr xmlns:wpc="http://schemas.microsoft.com/office/word/2010/wordprocessingCanvas" xmlns:cx="http://schemas.microsoft.com/office/drawing/2014/chartex" xmlns:cx1="http://schemas.microsoft.com/office/drawing/2015/9/8/chartex" xmlns:cx2="http://schemas.microsoft.com/office/drawing/2015/10/21/chartex" xmlns:cx3="http://schemas.microsoft.com/office/drawing/2016/5/9/chartex" xmlns:cx4="http://schemas.microsoft.com/office/drawing/2016/5/10/chartex" xmlns:cx5="http://schemas.microsoft.com/office/drawing/2016/5/11/chartex" xmlns:cx6="http://schemas.microsoft.com/office/drawing/2016/5/12/chartex" xmlns:cx7="http://schemas.microsoft.com/office/drawing/2016/5/13/chartex" xmlns:cx8="http://schemas.microsoft.com/office/drawing/2016/5/14/chartex" xmlns:mc="http://schemas.openxmlformats.org/markup-compatibility/2006" xmlns:aink="http://schemas.microsoft.com/office/drawing/2016/ink" xmlns:am3d="http://schemas.microsoft.com/office/drawing/2017/model3d" xmlns:o="urn:schemas-microsoft-com:office:office" xmlns:oel="http://schemas.microsoft.com/office/2019/extlst" xmlns:r="http://schemas.openxmlformats.org/officeDocument/2006/relationships" xmlns:m="http://schemas.openxmlformats.org/officeDocument/2006/math" xmlns:v="urn:schemas-microsoft-com:vml" xmlns:wp14="http://schemas.microsoft.com/office/word/2010/wordprocessingDrawing" xmlns:wp="http://schemas.openxmlformats.org/drawingml/2006/wordprocessingDrawing" xmlns:w10="urn:schemas-microsoft-com:office:word" xmlns:w="http://schemas.openxmlformats.org/wordprocessingml/2006/main" xmlns:w14="http://schemas.microsoft.com/office/word/2010/wordml" xmlns:w15="http://schemas.microsoft.com/office/word/2012/wordml" xmlns:w16cex="http://schemas.microsoft.com/office/word/2018/wordml/cex" xmlns:w16cid="http://schemas.microsoft.com/office/word/2016/wordml/cid" xmlns:w16="http://schemas.microsoft.com/office/word/2018/wordml" xmlns:w16sdtdh="http://schemas.microsoft.com/office/word/2020/wordml/sdtdatahash" xmlns:w16se="http://schemas.microsoft.com/office/word/2015/wordml/symex" xmlns:wpg="http://schemas.microsoft.com/office/word/2010/wordprocessingGroup" xmlns:wpi="http://schemas.microsoft.com/office/word/2010/wordprocessingInk" xmlns:wne="http://schemas.microsoft.com/office/word/2006/wordml" xmlns:wps="http://schemas.microsoft.com/office/word/2010/wordprocessingShape" mc:Ignorable="w14 w15 w16se w16cid w16 w16cex w16sdtdh wp14">
+<w:ftr xmlns:wpc="http://schemas.microsoft.com/office/word/2010/wordprocessingCanvas" xmlns:cx="http://schemas.microsoft.com/office/drawing/2014/chartex" xmlns:cx1="http://schemas.microsoft.com/office/drawing/2015/9/8/chartex" xmlns:cx2="http://schemas.microsoft.com/office/drawing/2015/10/21/chartex" xmlns:cx3="http://schemas.microsoft.com/office/drawing/2016/5/9/chartex" xmlns:cx4="http://schemas.microsoft.com/office/drawing/2016/5/10/chartex" xmlns:cx5="http://schemas.microsoft.com/office/drawing/2016/5/11/chartex" xmlns:cx6="http://schemas.microsoft.com/office/drawing/2016/5/12/chartex" xmlns:cx7="http://schemas.microsoft.com/office/drawing/2016/5/13/chartex" xmlns:cx8="http://schemas.microsoft.com/office/drawing/2016/5/14/chartex" xmlns:mc="http://schemas.openxmlformats.org/markup-compatibility/2006" xmlns:aink="http://schemas.microsoft.com/office/drawing/2016/ink" xmlns:am3d="http://schemas.microsoft.com/office/drawing/2017/model3d" xmlns:o="urn:schemas-microsoft-com:office:office" xmlns:oel="http://schemas.microsoft.com/office/2019/extlst" xmlns:r="http://schemas.openxmlformats.org/officeDocument/2006/relationships" xmlns:m="http://schemas.openxmlformats.org/officeDocument/2006/math" xmlns:v="urn:schemas-microsoft-com:vml" xmlns:wp14="http://schemas.microsoft.com/office/word/2010/wordprocessingDrawing" xmlns:wp="http://schemas.openxmlformats.org/drawingml/2006/wordprocessingDrawing" xmlns:w10="urn:schemas-microsoft-com:office:word" xmlns:w="http://schemas.openxmlformats.org/wordprocessingml/2006/main" xmlns:w14="http://schemas.microsoft.com/office/word/2010/wordml" xmlns:w15="http://schemas.microsoft.com/office/word/2012/wordml" xmlns:w16cex="http://schemas.microsoft.com/office/word/2018/wordml/cex" xmlns:w16cid="http://schemas.microsoft.com/office/word/2016/wordml/cid" xmlns:w16="http://schemas.microsoft.com/office/word/2018/wordml" xmlns:w16du="http://schemas.microsoft.com/office/word/2023/wordml/word16du" xmlns:w16sdtdh="http://schemas.microsoft.com/office/word/2020/wordml/sdtdatahash" xmlns:w16sdtfl="http://schemas.microsoft.com/office/word/2024/wordml/sdtformatlock" xmlns:w16se="http://schemas.microsoft.com/office/word/2015/wordml/symex" xmlns:wpg="http://schemas.microsoft.com/office/word/2010/wordprocessingGroup" xmlns:wpi="http://schemas.microsoft.com/office/word/2010/wordprocessingInk" xmlns:wne="http://schemas.microsoft.com/office/word/2006/wordml" xmlns:wps="http://schemas.microsoft.com/office/word/2010/wordprocessingShape" mc:Ignorable="w14 w15 w16se w16cid w16 w16cex w16sdtdh w16sdtfl w16du wp14">
   <w:p>
     <w:pPr>
       <w:pStyle w:val="ac"/>
@@ -10320,7 +10594,7 @@
 </file>
 
 <file path=word/footnotes.xml><?xml version="1.0" encoding="utf-8"?>
-<w:footnotes xmlns:wpc="http://schemas.microsoft.com/office/word/2010/wordprocessingCanvas" xmlns:cx="http://schemas.microsoft.com/office/drawing/2014/chartex" xmlns:cx1="http://schemas.microsoft.com/office/drawing/2015/9/8/chartex" xmlns:cx2="http://schemas.microsoft.com/office/drawing/2015/10/21/chartex" xmlns:cx3="http://schemas.microsoft.com/office/drawing/2016/5/9/chartex" xmlns:cx4="http://schemas.microsoft.com/office/drawing/2016/5/10/chartex" xmlns:cx5="http://schemas.microsoft.com/office/drawing/2016/5/11/chartex" xmlns:cx6="http://schemas.microsoft.com/office/drawing/2016/5/12/chartex" xmlns:cx7="http://schemas.microsoft.com/office/drawing/2016/5/13/chartex" xmlns:cx8="http://schemas.microsoft.com/office/drawing/2016/5/14/chartex" xmlns:mc="http://schemas.openxmlformats.org/markup-compatibility/2006" xmlns:aink="http://schemas.microsoft.com/office/drawing/2016/ink" xmlns:am3d="http://schemas.microsoft.com/office/drawing/2017/model3d" xmlns:o="urn:schemas-microsoft-com:office:office" xmlns:oel="http://schemas.microsoft.com/office/2019/extlst" xmlns:r="http://schemas.openxmlformats.org/officeDocument/2006/relationships" xmlns:m="http://schemas.openxmlformats.org/officeDocument/2006/math" xmlns:v="urn:schemas-microsoft-com:vml" xmlns:wp14="http://schemas.microsoft.com/office/word/2010/wordprocessingDrawing" xmlns:wp="http://schemas.openxmlformats.org/drawingml/2006/wordprocessingDrawing" xmlns:w10="urn:schemas-microsoft-com:office:word" xmlns:w="http://schemas.openxmlformats.org/wordprocessingml/2006/main" xmlns:w14="http://schemas.microsoft.com/office/word/2010/wordml" xmlns:w15="http://schemas.microsoft.com/office/word/2012/wordml" xmlns:w16cex="http://schemas.microsoft.com/office/word/2018/wordml/cex" xmlns:w16cid="http://schemas.microsoft.com/office/word/2016/wordml/cid" xmlns:w16="http://schemas.microsoft.com/office/word/2018/wordml" xmlns:w16sdtdh="http://schemas.microsoft.com/office/word/2020/wordml/sdtdatahash" xmlns:w16se="http://schemas.microsoft.com/office/word/2015/wordml/symex" xmlns:wpg="http://schemas.microsoft.com/office/word/2010/wordprocessingGroup" xmlns:wpi="http://schemas.microsoft.com/office/word/2010/wordprocessingInk" xmlns:wne="http://schemas.microsoft.com/office/word/2006/wordml" xmlns:wps="http://schemas.microsoft.com/office/word/2010/wordprocessingShape" mc:Ignorable="w14 w15 w16se w16cid w16 w16cex w16sdtdh wp14">
+<w:footnotes xmlns:wpc="http://schemas.microsoft.com/office/word/2010/wordprocessingCanvas" xmlns:cx="http://schemas.microsoft.com/office/drawing/2014/chartex" xmlns:cx1="http://schemas.microsoft.com/office/drawing/2015/9/8/chartex" xmlns:cx2="http://schemas.microsoft.com/office/drawing/2015/10/21/chartex" xmlns:cx3="http://schemas.microsoft.com/office/drawing/2016/5/9/chartex" xmlns:cx4="http://schemas.microsoft.com/office/drawing/2016/5/10/chartex" xmlns:cx5="http://schemas.microsoft.com/office/drawing/2016/5/11/chartex" xmlns:cx6="http://schemas.microsoft.com/office/drawing/2016/5/12/chartex" xmlns:cx7="http://schemas.microsoft.com/office/drawing/2016/5/13/chartex" xmlns:cx8="http://schemas.microsoft.com/office/drawing/2016/5/14/chartex" xmlns:mc="http://schemas.openxmlformats.org/markup-compatibility/2006" xmlns:aink="http://schemas.microsoft.com/office/drawing/2016/ink" xmlns:am3d="http://schemas.microsoft.com/office/drawing/2017/model3d" xmlns:o="urn:schemas-microsoft-com:office:office" xmlns:oel="http://schemas.microsoft.com/office/2019/extlst" xmlns:r="http://schemas.openxmlformats.org/officeDocument/2006/relationships" xmlns:m="http://schemas.openxmlformats.org/officeDocument/2006/math" xmlns:v="urn:schemas-microsoft-com:vml" xmlns:wp14="http://schemas.microsoft.com/office/word/2010/wordprocessingDrawing" xmlns:wp="http://schemas.openxmlformats.org/drawingml/2006/wordprocessingDrawing" xmlns:w10="urn:schemas-microsoft-com:office:word" xmlns:w="http://schemas.openxmlformats.org/wordprocessingml/2006/main" xmlns:w14="http://schemas.microsoft.com/office/word/2010/wordml" xmlns:w15="http://schemas.microsoft.com/office/word/2012/wordml" xmlns:w16cex="http://schemas.microsoft.com/office/word/2018/wordml/cex" xmlns:w16cid="http://schemas.microsoft.com/office/word/2016/wordml/cid" xmlns:w16="http://schemas.microsoft.com/office/word/2018/wordml" xmlns:w16du="http://schemas.microsoft.com/office/word/2023/wordml/word16du" xmlns:w16sdtdh="http://schemas.microsoft.com/office/word/2020/wordml/sdtdatahash" xmlns:w16sdtfl="http://schemas.microsoft.com/office/word/2024/wordml/sdtformatlock" xmlns:w16se="http://schemas.microsoft.com/office/word/2015/wordml/symex" xmlns:wpg="http://schemas.microsoft.com/office/word/2010/wordprocessingGroup" xmlns:wpi="http://schemas.microsoft.com/office/word/2010/wordprocessingInk" xmlns:wne="http://schemas.microsoft.com/office/word/2006/wordml" xmlns:wps="http://schemas.microsoft.com/office/word/2010/wordprocessingShape" mc:Ignorable="w14 w15 w16se w16cid w16 w16cex w16sdtdh w16sdtfl w16du wp14">
   <w:footnote w:type="separator" w:id="-1">
     <w:p>
       <w:pPr>
@@ -10392,7 +10666,7 @@
 </file>
 
 <file path=word/header1.xml><?xml version="1.0" encoding="utf-8"?>
-<w:hdr xmlns:wpc="http://schemas.microsoft.com/office/word/2010/wordprocessingCanvas" xmlns:cx="http://schemas.microsoft.com/office/drawing/2014/chartex" xmlns:cx1="http://schemas.microsoft.com/office/drawing/2015/9/8/chartex" xmlns:cx2="http://schemas.microsoft.com/office/drawing/2015/10/21/chartex" xmlns:cx3="http://schemas.microsoft.com/office/drawing/2016/5/9/chartex" xmlns:cx4="http://schemas.microsoft.com/office/drawing/2016/5/10/chartex" xmlns:cx5="http://schemas.microsoft.com/office/drawing/2016/5/11/chartex" xmlns:cx6="http://schemas.microsoft.com/office/drawing/2016/5/12/chartex" xmlns:cx7="http://schemas.microsoft.com/office/drawing/2016/5/13/chartex" xmlns:cx8="http://schemas.microsoft.com/office/drawing/2016/5/14/chartex" xmlns:mc="http://schemas.openxmlformats.org/markup-compatibility/2006" xmlns:aink="http://schemas.microsoft.com/office/drawing/2016/ink" xmlns:am3d="http://schemas.microsoft.com/office/drawing/2017/model3d" xmlns:o="urn:schemas-microsoft-com:office:office" xmlns:oel="http://schemas.microsoft.com/office/2019/extlst" xmlns:r="http://schemas.openxmlformats.org/officeDocument/2006/relationships" xmlns:m="http://schemas.openxmlformats.org/officeDocument/2006/math" xmlns:v="urn:schemas-microsoft-com:vml" xmlns:wp14="http://schemas.microsoft.com/office/word/2010/wordprocessingDrawing" xmlns:wp="http://schemas.openxmlformats.org/drawingml/2006/wordprocessingDrawing" xmlns:w10="urn:schemas-microsoft-com:office:word" xmlns:w="http://schemas.openxmlformats.org/wordprocessingml/2006/main" xmlns:w14="http://schemas.microsoft.com/office/word/2010/wordml" xmlns:w15="http://schemas.microsoft.com/office/word/2012/wordml" xmlns:w16cex="http://schemas.microsoft.com/office/word/2018/wordml/cex" xmlns:w16cid="http://schemas.microsoft.com/office/word/2016/wordml/cid" xmlns:w16="http://schemas.microsoft.com/office/word/2018/wordml" xmlns:w16sdtdh="http://schemas.microsoft.com/office/word/2020/wordml/sdtdatahash" xmlns:w16se="http://schemas.microsoft.com/office/word/2015/wordml/symex" xmlns:wpg="http://schemas.microsoft.com/office/word/2010/wordprocessingGroup" xmlns:wpi="http://schemas.microsoft.com/office/word/2010/wordprocessingInk" xmlns:wne="http://schemas.microsoft.com/office/word/2006/wordml" xmlns:wps="http://schemas.microsoft.com/office/word/2010/wordprocessingShape" mc:Ignorable="w14 w15 w16se w16cid w16 w16cex w16sdtdh wp14">
+<w:hdr xmlns:wpc="http://schemas.microsoft.com/office/word/2010/wordprocessingCanvas" xmlns:cx="http://schemas.microsoft.com/office/drawing/2014/chartex" xmlns:cx1="http://schemas.microsoft.com/office/drawing/2015/9/8/chartex" xmlns:cx2="http://schemas.microsoft.com/office/drawing/2015/10/21/chartex" xmlns:cx3="http://schemas.microsoft.com/office/drawing/2016/5/9/chartex" xmlns:cx4="http://schemas.microsoft.com/office/drawing/2016/5/10/chartex" xmlns:cx5="http://schemas.microsoft.com/office/drawing/2016/5/11/chartex" xmlns:cx6="http://schemas.microsoft.com/office/drawing/2016/5/12/chartex" xmlns:cx7="http://schemas.microsoft.com/office/drawing/2016/5/13/chartex" xmlns:cx8="http://schemas.microsoft.com/office/drawing/2016/5/14/chartex" xmlns:mc="http://schemas.openxmlformats.org/markup-compatibility/2006" xmlns:aink="http://schemas.microsoft.com/office/drawing/2016/ink" xmlns:am3d="http://schemas.microsoft.com/office/drawing/2017/model3d" xmlns:o="urn:schemas-microsoft-com:office:office" xmlns:oel="http://schemas.microsoft.com/office/2019/extlst" xmlns:r="http://schemas.openxmlformats.org/officeDocument/2006/relationships" xmlns:m="http://schemas.openxmlformats.org/officeDocument/2006/math" xmlns:v="urn:schemas-microsoft-com:vml" xmlns:wp14="http://schemas.microsoft.com/office/word/2010/wordprocessingDrawing" xmlns:wp="http://schemas.openxmlformats.org/drawingml/2006/wordprocessingDrawing" xmlns:w10="urn:schemas-microsoft-com:office:word" xmlns:w="http://schemas.openxmlformats.org/wordprocessingml/2006/main" xmlns:w14="http://schemas.microsoft.com/office/word/2010/wordml" xmlns:w15="http://schemas.microsoft.com/office/word/2012/wordml" xmlns:w16cex="http://schemas.microsoft.com/office/word/2018/wordml/cex" xmlns:w16cid="http://schemas.microsoft.com/office/word/2016/wordml/cid" xmlns:w16="http://schemas.microsoft.com/office/word/2018/wordml" xmlns:w16du="http://schemas.microsoft.com/office/word/2023/wordml/word16du" xmlns:w16sdtdh="http://schemas.microsoft.com/office/word/2020/wordml/sdtdatahash" xmlns:w16sdtfl="http://schemas.microsoft.com/office/word/2024/wordml/sdtformatlock" xmlns:w16se="http://schemas.microsoft.com/office/word/2015/wordml/symex" xmlns:wpg="http://schemas.microsoft.com/office/word/2010/wordprocessingGroup" xmlns:wpi="http://schemas.microsoft.com/office/word/2010/wordprocessingInk" xmlns:wne="http://schemas.microsoft.com/office/word/2006/wordml" xmlns:wps="http://schemas.microsoft.com/office/word/2010/wordprocessingShape" mc:Ignorable="w14 w15 w16se w16cid w16 w16cex w16sdtdh w16sdtfl w16du wp14">
   <w:p>
     <w:pPr>
       <w:pStyle w:val="aa"/>
@@ -10403,7 +10677,7 @@
 </file>
 
 <file path=word/header2.xml><?xml version="1.0" encoding="utf-8"?>
-<w:hdr xmlns:wpc="http://schemas.microsoft.com/office/word/2010/wordprocessingCanvas" xmlns:cx="http://schemas.microsoft.com/office/drawing/2014/chartex" xmlns:cx1="http://schemas.microsoft.com/office/drawing/2015/9/8/chartex" xmlns:cx2="http://schemas.microsoft.com/office/drawing/2015/10/21/chartex" xmlns:cx3="http://schemas.microsoft.com/office/drawing/2016/5/9/chartex" xmlns:cx4="http://schemas.microsoft.com/office/drawing/2016/5/10/chartex" xmlns:cx5="http://schemas.microsoft.com/office/drawing/2016/5/11/chartex" xmlns:cx6="http://schemas.microsoft.com/office/drawing/2016/5/12/chartex" xmlns:cx7="http://schemas.microsoft.com/office/drawing/2016/5/13/chartex" xmlns:cx8="http://schemas.microsoft.com/office/drawing/2016/5/14/chartex" xmlns:mc="http://schemas.openxmlformats.org/markup-compatibility/2006" xmlns:aink="http://schemas.microsoft.com/office/drawing/2016/ink" xmlns:am3d="http://schemas.microsoft.com/office/drawing/2017/model3d" xmlns:o="urn:schemas-microsoft-com:office:office" xmlns:oel="http://schemas.microsoft.com/office/2019/extlst" xmlns:r="http://schemas.openxmlformats.org/officeDocument/2006/relationships" xmlns:m="http://schemas.openxmlformats.org/officeDocument/2006/math" xmlns:v="urn:schemas-microsoft-com:vml" xmlns:wp14="http://schemas.microsoft.com/office/word/2010/wordprocessingDrawing" xmlns:wp="http://schemas.openxmlformats.org/drawingml/2006/wordprocessingDrawing" xmlns:w10="urn:schemas-microsoft-com:office:word" xmlns:w="http://schemas.openxmlformats.org/wordprocessingml/2006/main" xmlns:w14="http://schemas.microsoft.com/office/word/2010/wordml" xmlns:w15="http://schemas.microsoft.com/office/word/2012/wordml" xmlns:w16cex="http://schemas.microsoft.com/office/word/2018/wordml/cex" xmlns:w16cid="http://schemas.microsoft.com/office/word/2016/wordml/cid" xmlns:w16="http://schemas.microsoft.com/office/word/2018/wordml" xmlns:w16sdtdh="http://schemas.microsoft.com/office/word/2020/wordml/sdtdatahash" xmlns:w16se="http://schemas.microsoft.com/office/word/2015/wordml/symex" xmlns:wpg="http://schemas.microsoft.com/office/word/2010/wordprocessingGroup" xmlns:wpi="http://schemas.microsoft.com/office/word/2010/wordprocessingInk" xmlns:wne="http://schemas.microsoft.com/office/word/2006/wordml" xmlns:wps="http://schemas.microsoft.com/office/word/2010/wordprocessingShape" mc:Ignorable="w14 w15 w16se w16cid w16 w16cex w16sdtdh wp14">
+<w:hdr xmlns:wpc="http://schemas.microsoft.com/office/word/2010/wordprocessingCanvas" xmlns:cx="http://schemas.microsoft.com/office/drawing/2014/chartex" xmlns:cx1="http://schemas.microsoft.com/office/drawing/2015/9/8/chartex" xmlns:cx2="http://schemas.microsoft.com/office/drawing/2015/10/21/chartex" xmlns:cx3="http://schemas.microsoft.com/office/drawing/2016/5/9/chartex" xmlns:cx4="http://schemas.microsoft.com/office/drawing/2016/5/10/chartex" xmlns:cx5="http://schemas.microsoft.com/office/drawing/2016/5/11/chartex" xmlns:cx6="http://schemas.microsoft.com/office/drawing/2016/5/12/chartex" xmlns:cx7="http://schemas.microsoft.com/office/drawing/2016/5/13/chartex" xmlns:cx8="http://schemas.microsoft.com/office/drawing/2016/5/14/chartex" xmlns:mc="http://schemas.openxmlformats.org/markup-compatibility/2006" xmlns:aink="http://schemas.microsoft.com/office/drawing/2016/ink" xmlns:am3d="http://schemas.microsoft.com/office/drawing/2017/model3d" xmlns:o="urn:schemas-microsoft-com:office:office" xmlns:oel="http://schemas.microsoft.com/office/2019/extlst" xmlns:r="http://schemas.openxmlformats.org/officeDocument/2006/relationships" xmlns:m="http://schemas.openxmlformats.org/officeDocument/2006/math" xmlns:v="urn:schemas-microsoft-com:vml" xmlns:wp14="http://schemas.microsoft.com/office/word/2010/wordprocessingDrawing" xmlns:wp="http://schemas.openxmlformats.org/drawingml/2006/wordprocessingDrawing" xmlns:w10="urn:schemas-microsoft-com:office:word" xmlns:w="http://schemas.openxmlformats.org/wordprocessingml/2006/main" xmlns:w14="http://schemas.microsoft.com/office/word/2010/wordml" xmlns:w15="http://schemas.microsoft.com/office/word/2012/wordml" xmlns:w16cex="http://schemas.microsoft.com/office/word/2018/wordml/cex" xmlns:w16cid="http://schemas.microsoft.com/office/word/2016/wordml/cid" xmlns:w16="http://schemas.microsoft.com/office/word/2018/wordml" xmlns:w16du="http://schemas.microsoft.com/office/word/2023/wordml/word16du" xmlns:w16sdtdh="http://schemas.microsoft.com/office/word/2020/wordml/sdtdatahash" xmlns:w16sdtfl="http://schemas.microsoft.com/office/word/2024/wordml/sdtformatlock" xmlns:w16se="http://schemas.microsoft.com/office/word/2015/wordml/symex" xmlns:wpg="http://schemas.microsoft.com/office/word/2010/wordprocessingGroup" xmlns:wpi="http://schemas.microsoft.com/office/word/2010/wordprocessingInk" xmlns:wne="http://schemas.microsoft.com/office/word/2006/wordml" xmlns:wps="http://schemas.microsoft.com/office/word/2010/wordprocessingShape" mc:Ignorable="w14 w15 w16se w16cid w16 w16cex w16sdtdh w16sdtfl w16du wp14">
   <w:p>
     <w:pPr>
       <w:pStyle w:val="aa"/>
@@ -10414,7 +10688,7 @@
 </file>
 
 <file path=word/header3.xml><?xml version="1.0" encoding="utf-8"?>
-<w:hdr xmlns:wpc="http://schemas.microsoft.com/office/word/2010/wordprocessingCanvas" xmlns:cx="http://schemas.microsoft.com/office/drawing/2014/chartex" xmlns:cx1="http://schemas.microsoft.com/office/drawing/2015/9/8/chartex" xmlns:cx2="http://schemas.microsoft.com/office/drawing/2015/10/21/chartex" xmlns:cx3="http://schemas.microsoft.com/office/drawing/2016/5/9/chartex" xmlns:cx4="http://schemas.microsoft.com/office/drawing/2016/5/10/chartex" xmlns:cx5="http://schemas.microsoft.com/office/drawing/2016/5/11/chartex" xmlns:cx6="http://schemas.microsoft.com/office/drawing/2016/5/12/chartex" xmlns:cx7="http://schemas.microsoft.com/office/drawing/2016/5/13/chartex" xmlns:cx8="http://schemas.microsoft.com/office/drawing/2016/5/14/chartex" xmlns:mc="http://schemas.openxmlformats.org/markup-compatibility/2006" xmlns:aink="http://schemas.microsoft.com/office/drawing/2016/ink" xmlns:am3d="http://schemas.microsoft.com/office/drawing/2017/model3d" xmlns:o="urn:schemas-microsoft-com:office:office" xmlns:oel="http://schemas.microsoft.com/office/2019/extlst" xmlns:r="http://schemas.openxmlformats.org/officeDocument/2006/relationships" xmlns:m="http://schemas.openxmlformats.org/officeDocument/2006/math" xmlns:v="urn:schemas-microsoft-com:vml" xmlns:wp14="http://schemas.microsoft.com/office/word/2010/wordprocessingDrawing" xmlns:wp="http://schemas.openxmlformats.org/drawingml/2006/wordprocessingDrawing" xmlns:w10="urn:schemas-microsoft-com:office:word" xmlns:w="http://schemas.openxmlformats.org/wordprocessingml/2006/main" xmlns:w14="http://schemas.microsoft.com/office/word/2010/wordml" xmlns:w15="http://schemas.microsoft.com/office/word/2012/wordml" xmlns:w16cex="http://schemas.microsoft.com/office/word/2018/wordml/cex" xmlns:w16cid="http://schemas.microsoft.com/office/word/2016/wordml/cid" xmlns:w16="http://schemas.microsoft.com/office/word/2018/wordml" xmlns:w16sdtdh="http://schemas.microsoft.com/office/word/2020/wordml/sdtdatahash" xmlns:w16se="http://schemas.microsoft.com/office/word/2015/wordml/symex" xmlns:wpg="http://schemas.microsoft.com/office/word/2010/wordprocessingGroup" xmlns:wpi="http://schemas.microsoft.com/office/word/2010/wordprocessingInk" xmlns:wne="http://schemas.microsoft.com/office/word/2006/wordml" xmlns:wps="http://schemas.microsoft.com/office/word/2010/wordprocessingShape" mc:Ignorable="w14 w15 w16se w16cid w16 w16cex w16sdtdh wp14">
+<w:hdr xmlns:wpc="http://schemas.microsoft.com/office/word/2010/wordprocessingCanvas" xmlns:cx="http://schemas.microsoft.com/office/drawing/2014/chartex" xmlns:cx1="http://schemas.microsoft.com/office/drawing/2015/9/8/chartex" xmlns:cx2="http://schemas.microsoft.com/office/drawing/2015/10/21/chartex" xmlns:cx3="http://schemas.microsoft.com/office/drawing/2016/5/9/chartex" xmlns:cx4="http://schemas.microsoft.com/office/drawing/2016/5/10/chartex" xmlns:cx5="http://schemas.microsoft.com/office/drawing/2016/5/11/chartex" xmlns:cx6="http://schemas.microsoft.com/office/drawing/2016/5/12/chartex" xmlns:cx7="http://schemas.microsoft.com/office/drawing/2016/5/13/chartex" xmlns:cx8="http://schemas.microsoft.com/office/drawing/2016/5/14/chartex" xmlns:mc="http://schemas.openxmlformats.org/markup-compatibility/2006" xmlns:aink="http://schemas.microsoft.com/office/drawing/2016/ink" xmlns:am3d="http://schemas.microsoft.com/office/drawing/2017/model3d" xmlns:o="urn:schemas-microsoft-com:office:office" xmlns:oel="http://schemas.microsoft.com/office/2019/extlst" xmlns:r="http://schemas.openxmlformats.org/officeDocument/2006/relationships" xmlns:m="http://schemas.openxmlformats.org/officeDocument/2006/math" xmlns:v="urn:schemas-microsoft-com:vml" xmlns:wp14="http://schemas.microsoft.com/office/word/2010/wordprocessingDrawing" xmlns:wp="http://schemas.openxmlformats.org/drawingml/2006/wordprocessingDrawing" xmlns:w10="urn:schemas-microsoft-com:office:word" xmlns:w="http://schemas.openxmlformats.org/wordprocessingml/2006/main" xmlns:w14="http://schemas.microsoft.com/office/word/2010/wordml" xmlns:w15="http://schemas.microsoft.com/office/word/2012/wordml" xmlns:w16cex="http://schemas.microsoft.com/office/word/2018/wordml/cex" xmlns:w16cid="http://schemas.microsoft.com/office/word/2016/wordml/cid" xmlns:w16="http://schemas.microsoft.com/office/word/2018/wordml" xmlns:w16du="http://schemas.microsoft.com/office/word/2023/wordml/word16du" xmlns:w16sdtdh="http://schemas.microsoft.com/office/word/2020/wordml/sdtdatahash" xmlns:w16sdtfl="http://schemas.microsoft.com/office/word/2024/wordml/sdtformatlock" xmlns:w16se="http://schemas.microsoft.com/office/word/2015/wordml/symex" xmlns:wpg="http://schemas.microsoft.com/office/word/2010/wordprocessingGroup" xmlns:wpi="http://schemas.microsoft.com/office/word/2010/wordprocessingInk" xmlns:wne="http://schemas.microsoft.com/office/word/2006/wordml" xmlns:wps="http://schemas.microsoft.com/office/word/2010/wordprocessingShape" mc:Ignorable="w14 w15 w16se w16cid w16 w16cex w16sdtdh w16sdtfl w16du wp14">
   <w:p>
     <w:pPr>
       <w:pStyle w:val="aa"/>
@@ -10425,7 +10699,7 @@
 </file>
 
 <file path=word/numbering.xml><?xml version="1.0" encoding="utf-8"?>
-<w:numbering xmlns:wpc="http://schemas.microsoft.com/office/word/2010/wordprocessingCanvas" xmlns:cx="http://schemas.microsoft.com/office/drawing/2014/chartex" xmlns:cx1="http://schemas.microsoft.com/office/drawing/2015/9/8/chartex" xmlns:cx2="http://schemas.microsoft.com/office/drawing/2015/10/21/chartex" xmlns:cx3="http://schemas.microsoft.com/office/drawing/2016/5/9/chartex" xmlns:cx4="http://schemas.microsoft.com/office/drawing/2016/5/10/chartex" xmlns:cx5="http://schemas.microsoft.com/office/drawing/2016/5/11/chartex" xmlns:cx6="http://schemas.microsoft.com/office/drawing/2016/5/12/chartex" xmlns:cx7="http://schemas.microsoft.com/office/drawing/2016/5/13/chartex" xmlns:cx8="http://schemas.microsoft.com/office/drawing/2016/5/14/chartex" xmlns:mc="http://schemas.openxmlformats.org/markup-compatibility/2006" xmlns:aink="http://schemas.microsoft.com/office/drawing/2016/ink" xmlns:am3d="http://schemas.microsoft.com/office/drawing/2017/model3d" xmlns:o="urn:schemas-microsoft-com:office:office" xmlns:oel="http://schemas.microsoft.com/office/2019/extlst" xmlns:r="http://schemas.openxmlformats.org/officeDocument/2006/relationships" xmlns:m="http://schemas.openxmlformats.org/officeDocument/2006/math" xmlns:v="urn:schemas-microsoft-com:vml" xmlns:wp14="http://schemas.microsoft.com/office/word/2010/wordprocessingDrawing" xmlns:wp="http://schemas.openxmlformats.org/drawingml/2006/wordprocessingDrawing" xmlns:w10="urn:schemas-microsoft-com:office:word" xmlns:w="http://schemas.openxmlformats.org/wordprocessingml/2006/main" xmlns:w14="http://schemas.microsoft.com/office/word/2010/wordml" xmlns:w15="http://schemas.microsoft.com/office/word/2012/wordml" xmlns:w16cex="http://schemas.microsoft.com/office/word/2018/wordml/cex" xmlns:w16cid="http://schemas.microsoft.com/office/word/2016/wordml/cid" xmlns:w16="http://schemas.microsoft.com/office/word/2018/wordml" xmlns:w16sdtdh="http://schemas.microsoft.com/office/word/2020/wordml/sdtdatahash" xmlns:w16se="http://schemas.microsoft.com/office/word/2015/wordml/symex" xmlns:wpg="http://schemas.microsoft.com/office/word/2010/wordprocessingGroup" xmlns:wpi="http://schemas.microsoft.com/office/word/2010/wordprocessingInk" xmlns:wne="http://schemas.microsoft.com/office/word/2006/wordml" xmlns:wps="http://schemas.microsoft.com/office/word/2010/wordprocessingShape" mc:Ignorable="w14 w15 w16se w16cid w16 w16cex w16sdtdh wp14">
+<w:numbering xmlns:wpc="http://schemas.microsoft.com/office/word/2010/wordprocessingCanvas" xmlns:cx="http://schemas.microsoft.com/office/drawing/2014/chartex" xmlns:cx1="http://schemas.microsoft.com/office/drawing/2015/9/8/chartex" xmlns:cx2="http://schemas.microsoft.com/office/drawing/2015/10/21/chartex" xmlns:cx3="http://schemas.microsoft.com/office/drawing/2016/5/9/chartex" xmlns:cx4="http://schemas.microsoft.com/office/drawing/2016/5/10/chartex" xmlns:cx5="http://schemas.microsoft.com/office/drawing/2016/5/11/chartex" xmlns:cx6="http://schemas.microsoft.com/office/drawing/2016/5/12/chartex" xmlns:cx7="http://schemas.microsoft.com/office/drawing/2016/5/13/chartex" xmlns:cx8="http://schemas.microsoft.com/office/drawing/2016/5/14/chartex" xmlns:mc="http://schemas.openxmlformats.org/markup-compatibility/2006" xmlns:aink="http://schemas.microsoft.com/office/drawing/2016/ink" xmlns:am3d="http://schemas.microsoft.com/office/drawing/2017/model3d" xmlns:o="urn:schemas-microsoft-com:office:office" xmlns:oel="http://schemas.microsoft.com/office/2019/extlst" xmlns:r="http://schemas.openxmlformats.org/officeDocument/2006/relationships" xmlns:m="http://schemas.openxmlformats.org/officeDocument/2006/math" xmlns:v="urn:schemas-microsoft-com:vml" xmlns:wp14="http://schemas.microsoft.com/office/word/2010/wordprocessingDrawing" xmlns:wp="http://schemas.openxmlformats.org/drawingml/2006/wordprocessingDrawing" xmlns:w10="urn:schemas-microsoft-com:office:word" xmlns:w="http://schemas.openxmlformats.org/wordprocessingml/2006/main" xmlns:w14="http://schemas.microsoft.com/office/word/2010/wordml" xmlns:w15="http://schemas.microsoft.com/office/word/2012/wordml" xmlns:w16cex="http://schemas.microsoft.com/office/word/2018/wordml/cex" xmlns:w16cid="http://schemas.microsoft.com/office/word/2016/wordml/cid" xmlns:w16="http://schemas.microsoft.com/office/word/2018/wordml" xmlns:w16du="http://schemas.microsoft.com/office/word/2023/wordml/word16du" xmlns:w16sdtdh="http://schemas.microsoft.com/office/word/2020/wordml/sdtdatahash" xmlns:w16sdtfl="http://schemas.microsoft.com/office/word/2024/wordml/sdtformatlock" xmlns:w16se="http://schemas.microsoft.com/office/word/2015/wordml/symex" xmlns:wpg="http://schemas.microsoft.com/office/word/2010/wordprocessingGroup" xmlns:wpi="http://schemas.microsoft.com/office/word/2010/wordprocessingInk" xmlns:wne="http://schemas.microsoft.com/office/word/2006/wordml" xmlns:wps="http://schemas.microsoft.com/office/word/2010/wordprocessingShape" mc:Ignorable="w14 w15 w16se w16cid w16 w16cex w16sdtdh w16sdtfl w16du wp14">
   <w:abstractNum w:abstractNumId="0" w15:restartNumberingAfterBreak="0">
     <w:nsid w:val="018D1D11"/>
     <w:multiLevelType w:val="hybridMultilevel"/>
@@ -14901,7 +15175,7 @@
 </file>
 
 <file path=word/styles.xml><?xml version="1.0" encoding="utf-8"?>
-<w:styles xmlns:mc="http://schemas.openxmlformats.org/markup-compatibility/2006" xmlns:r="http://schemas.openxmlformats.org/officeDocument/2006/relationships" xmlns:w="http://schemas.openxmlformats.org/wordprocessingml/2006/main" xmlns:w14="http://schemas.microsoft.com/office/word/2010/wordml" xmlns:w15="http://schemas.microsoft.com/office/word/2012/wordml" xmlns:w16cex="http://schemas.microsoft.com/office/word/2018/wordml/cex" xmlns:w16cid="http://schemas.microsoft.com/office/word/2016/wordml/cid" xmlns:w16="http://schemas.microsoft.com/office/word/2018/wordml" xmlns:w16sdtdh="http://schemas.microsoft.com/office/word/2020/wordml/sdtdatahash" xmlns:w16se="http://schemas.microsoft.com/office/word/2015/wordml/symex" mc:Ignorable="w14 w15 w16se w16cid w16 w16cex w16sdtdh">
+<w:styles xmlns:mc="http://schemas.openxmlformats.org/markup-compatibility/2006" xmlns:r="http://schemas.openxmlformats.org/officeDocument/2006/relationships" xmlns:w="http://schemas.openxmlformats.org/wordprocessingml/2006/main" xmlns:w14="http://schemas.microsoft.com/office/word/2010/wordml" xmlns:w15="http://schemas.microsoft.com/office/word/2012/wordml" xmlns:w16cex="http://schemas.microsoft.com/office/word/2018/wordml/cex" xmlns:w16cid="http://schemas.microsoft.com/office/word/2016/wordml/cid" xmlns:w16="http://schemas.microsoft.com/office/word/2018/wordml" xmlns:w16du="http://schemas.microsoft.com/office/word/2023/wordml/word16du" xmlns:w16sdtdh="http://schemas.microsoft.com/office/word/2020/wordml/sdtdatahash" xmlns:w16sdtfl="http://schemas.microsoft.com/office/word/2024/wordml/sdtformatlock" xmlns:w16se="http://schemas.microsoft.com/office/word/2015/wordml/symex" mc:Ignorable="w14 w15 w16se w16cid w16 w16cex w16sdtdh w16sdtfl w16du">
   <w:docDefaults>
     <w:rPrDefault>
       <w:rPr>
@@ -16871,181 +17145,10 @@
 <b:Sources xmlns:b="http://schemas.openxmlformats.org/officeDocument/2006/bibliography" xmlns="http://schemas.openxmlformats.org/officeDocument/2006/bibliography" SelectedStyle="\APASixthEditionOfficeOnline.xsl" StyleName="APA" Version="6"/>
 </file>
 
-<file path=customXml/item2.xml><?xml version="1.0" encoding="utf-8"?>
-<ct:contentTypeSchema xmlns:ct="http://schemas.microsoft.com/office/2006/metadata/contentType" xmlns:ma="http://schemas.microsoft.com/office/2006/metadata/properties/metaAttributes" ct:_="" ma:_="" ma:contentTypeName="ドキュメント" ma:contentTypeID="0x010100D4BA49431D4D9249A6509499E059C03E" ma:contentTypeVersion="4" ma:contentTypeDescription="新しいドキュメントを作成します。" ma:contentTypeScope="" ma:versionID="b4ab603acd520aec003329a8cc5e5a3c">
-  <xsd:schema xmlns:xsd="http://www.w3.org/2001/XMLSchema" xmlns:xs="http://www.w3.org/2001/XMLSchema" xmlns:p="http://schemas.microsoft.com/office/2006/metadata/properties" xmlns:ns2="b8676f7c-cd37-452c-a4f6-258f9e9fd2a4" targetNamespace="http://schemas.microsoft.com/office/2006/metadata/properties" ma:root="true" ma:fieldsID="2731dd5c1c8e876b3faee75002f54a14" ns2:_="">
-    <xsd:import namespace="b8676f7c-cd37-452c-a4f6-258f9e9fd2a4"/>
-    <xsd:element name="properties">
-      <xsd:complexType>
-        <xsd:sequence>
-          <xsd:element name="documentManagement">
-            <xsd:complexType>
-              <xsd:all>
-                <xsd:element ref="ns2:MediaServiceMetadata" minOccurs="0"/>
-                <xsd:element ref="ns2:MediaServiceFastMetadata" minOccurs="0"/>
-                <xsd:element ref="ns2:MediaServiceSearchProperties" minOccurs="0"/>
-                <xsd:element ref="ns2:MediaServiceObjectDetectorVersions" minOccurs="0"/>
-              </xsd:all>
-            </xsd:complexType>
-          </xsd:element>
-        </xsd:sequence>
-      </xsd:complexType>
-    </xsd:element>
-  </xsd:schema>
-  <xsd:schema xmlns:xsd="http://www.w3.org/2001/XMLSchema" xmlns:xs="http://www.w3.org/2001/XMLSchema" xmlns:dms="http://schemas.microsoft.com/office/2006/documentManagement/types" xmlns:pc="http://schemas.microsoft.com/office/infopath/2007/PartnerControls" targetNamespace="b8676f7c-cd37-452c-a4f6-258f9e9fd2a4" elementFormDefault="qualified">
-    <xsd:import namespace="http://schemas.microsoft.com/office/2006/documentManagement/types"/>
-    <xsd:import namespace="http://schemas.microsoft.com/office/infopath/2007/PartnerControls"/>
-    <xsd:element name="MediaServiceMetadata" ma:index="8" nillable="true" ma:displayName="MediaServiceMetadata" ma:hidden="true" ma:internalName="MediaServiceMetadata" ma:readOnly="true">
-      <xsd:simpleType>
-        <xsd:restriction base="dms:Note"/>
-      </xsd:simpleType>
-    </xsd:element>
-    <xsd:element name="MediaServiceFastMetadata" ma:index="9" nillable="true" ma:displayName="MediaServiceFastMetadata" ma:hidden="true" ma:internalName="MediaServiceFastMetadata" ma:readOnly="true">
-      <xsd:simpleType>
-        <xsd:restriction base="dms:Note"/>
-      </xsd:simpleType>
-    </xsd:element>
-    <xsd:element name="MediaServiceSearchProperties" ma:index="10" nillable="true" ma:displayName="MediaServiceSearchProperties" ma:hidden="true" ma:internalName="MediaServiceSearchProperties" ma:readOnly="true">
-      <xsd:simpleType>
-        <xsd:restriction base="dms:Note"/>
-      </xsd:simpleType>
-    </xsd:element>
-    <xsd:element name="MediaServiceObjectDetectorVersions" ma:index="11" nillable="true" ma:displayName="MediaServiceObjectDetectorVersions" ma:hidden="true" ma:indexed="true" ma:internalName="MediaServiceObjectDetectorVersions" ma:readOnly="true">
-      <xsd:simpleType>
-        <xsd:restriction base="dms:Text"/>
-      </xsd:simpleType>
-    </xsd:element>
-  </xsd:schema>
-  <xsd:schema xmlns="http://schemas.openxmlformats.org/package/2006/metadata/core-properties" xmlns:xsd="http://www.w3.org/2001/XMLSchema" xmlns:xsi="http://www.w3.org/2001/XMLSchema-instance" xmlns:dc="http://purl.org/dc/elements/1.1/" xmlns:dcterms="http://purl.org/dc/terms/" xmlns:odoc="http://schemas.microsoft.com/internal/obd" targetNamespace="http://schemas.openxmlformats.org/package/2006/metadata/core-properties" elementFormDefault="qualified" attributeFormDefault="unqualified" blockDefault="#all">
-    <xsd:import namespace="http://purl.org/dc/elements/1.1/" schemaLocation="http://dublincore.org/schemas/xmls/qdc/2003/04/02/dc.xsd"/>
-    <xsd:import namespace="http://purl.org/dc/terms/" schemaLocation="http://dublincore.org/schemas/xmls/qdc/2003/04/02/dcterms.xsd"/>
-    <xsd:element name="coreProperties" type="CT_coreProperties"/>
-    <xsd:complexType name="CT_coreProperties">
-      <xsd:all>
-        <xsd:element ref="dc:creator" minOccurs="0" maxOccurs="1"/>
-        <xsd:element ref="dcterms:created" minOccurs="0" maxOccurs="1"/>
-        <xsd:element ref="dc:identifier" minOccurs="0" maxOccurs="1"/>
-        <xsd:element name="contentType" minOccurs="0" maxOccurs="1" type="xsd:string" ma:index="0" ma:displayName="コンテンツ タイプ"/>
-        <xsd:element ref="dc:title" minOccurs="0" maxOccurs="1" ma:index="4" ma:displayName="タイトル"/>
-        <xsd:element ref="dc:subject" minOccurs="0" maxOccurs="1"/>
-        <xsd:element ref="dc:description" minOccurs="0" maxOccurs="1"/>
-        <xsd:element name="keywords" minOccurs="0" maxOccurs="1" type="xsd:string"/>
-        <xsd:element ref="dc:language" minOccurs="0" maxOccurs="1"/>
-        <xsd:element name="category" minOccurs="0" maxOccurs="1" type="xsd:string"/>
-        <xsd:element name="version" minOccurs="0" maxOccurs="1" type="xsd:string"/>
-        <xsd:element name="revision" minOccurs="0" maxOccurs="1" type="xsd:string">
-          <xsd:annotation>
-            <xsd:documentation>
-                        This value indicates the number of saves or revisions. The application is responsible for updating this value after each revision.
-                    </xsd:documentation>
-          </xsd:annotation>
-        </xsd:element>
-        <xsd:element name="lastModifiedBy" minOccurs="0" maxOccurs="1" type="xsd:string"/>
-        <xsd:element ref="dcterms:modified" minOccurs="0" maxOccurs="1"/>
-        <xsd:element name="contentStatus" minOccurs="0" maxOccurs="1" type="xsd:string"/>
-      </xsd:all>
-    </xsd:complexType>
-  </xsd:schema>
-  <xs:schema xmlns:pc="http://schemas.microsoft.com/office/infopath/2007/PartnerControls" xmlns:xs="http://www.w3.org/2001/XMLSchema" targetNamespace="http://schemas.microsoft.com/office/infopath/2007/PartnerControls" elementFormDefault="qualified" attributeFormDefault="unqualified">
-    <xs:element name="Person">
-      <xs:complexType>
-        <xs:sequence>
-          <xs:element ref="pc:DisplayName" minOccurs="0"/>
-          <xs:element ref="pc:AccountId" minOccurs="0"/>
-          <xs:element ref="pc:AccountType" minOccurs="0"/>
-        </xs:sequence>
-      </xs:complexType>
-    </xs:element>
-    <xs:element name="DisplayName" type="xs:string"/>
-    <xs:element name="AccountId" type="xs:string"/>
-    <xs:element name="AccountType" type="xs:string"/>
-    <xs:element name="BDCAssociatedEntity">
-      <xs:complexType>
-        <xs:sequence>
-          <xs:element ref="pc:BDCEntity" minOccurs="0" maxOccurs="unbounded"/>
-        </xs:sequence>
-        <xs:attribute ref="pc:EntityNamespace"/>
-        <xs:attribute ref="pc:EntityName"/>
-        <xs:attribute ref="pc:SystemInstanceName"/>
-        <xs:attribute ref="pc:AssociationName"/>
-      </xs:complexType>
-    </xs:element>
-    <xs:attribute name="EntityNamespace" type="xs:string"/>
-    <xs:attribute name="EntityName" type="xs:string"/>
-    <xs:attribute name="SystemInstanceName" type="xs:string"/>
-    <xs:attribute name="AssociationName" type="xs:string"/>
-    <xs:element name="BDCEntity">
-      <xs:complexType>
-        <xs:sequence>
-          <xs:element ref="pc:EntityDisplayName" minOccurs="0"/>
-          <xs:element ref="pc:EntityInstanceReference" minOccurs="0"/>
-          <xs:element ref="pc:EntityId1" minOccurs="0"/>
-          <xs:element ref="pc:EntityId2" minOccurs="0"/>
-          <xs:element ref="pc:EntityId3" minOccurs="0"/>
-          <xs:element ref="pc:EntityId4" minOccurs="0"/>
-          <xs:element ref="pc:EntityId5" minOccurs="0"/>
-        </xs:sequence>
-      </xs:complexType>
-    </xs:element>
-    <xs:element name="EntityDisplayName" type="xs:string"/>
-    <xs:element name="EntityInstanceReference" type="xs:string"/>
-    <xs:element name="EntityId1" type="xs:string"/>
-    <xs:element name="EntityId2" type="xs:string"/>
-    <xs:element name="EntityId3" type="xs:string"/>
-    <xs:element name="EntityId4" type="xs:string"/>
-    <xs:element name="EntityId5" type="xs:string"/>
-    <xs:element name="Terms">
-      <xs:complexType>
-        <xs:sequence>
-          <xs:element ref="pc:TermInfo" minOccurs="0" maxOccurs="unbounded"/>
-        </xs:sequence>
-      </xs:complexType>
-    </xs:element>
-    <xs:element name="TermInfo">
-      <xs:complexType>
-        <xs:sequence>
-          <xs:element ref="pc:TermName" minOccurs="0"/>
-          <xs:element ref="pc:TermId" minOccurs="0"/>
-        </xs:sequence>
-      </xs:complexType>
-    </xs:element>
-    <xs:element name="TermName" type="xs:string"/>
-    <xs:element name="TermId" type="xs:string"/>
-  </xs:schema>
-</ct:contentTypeSchema>
-</file>
-
-<file path=customXml/item3.xml><?xml version="1.0" encoding="utf-8"?>
-<?mso-contentType ?>
-<FormTemplates xmlns="http://schemas.microsoft.com/sharepoint/v3/contenttype/forms">
-  <Display>DocumentLibraryForm</Display>
-  <Edit>DocumentLibraryForm</Edit>
-  <New>DocumentLibraryForm</New>
-</FormTemplates>
-</file>
-
-<file path=customXml/item4.xml><?xml version="1.0" encoding="utf-8"?>
-<p:properties xmlns:p="http://schemas.microsoft.com/office/2006/metadata/properties" xmlns:xsi="http://www.w3.org/2001/XMLSchema-instance" xmlns:pc="http://schemas.microsoft.com/office/infopath/2007/PartnerControls">
-  <documentManagement/>
-</p:properties>
-</file>
-
 <file path=customXml/itemProps1.xml><?xml version="1.0" encoding="utf-8"?>
 <ds:datastoreItem xmlns:ds="http://schemas.openxmlformats.org/officeDocument/2006/customXml" ds:itemID="{A6D72D6F-2621-484E-8E01-C389E0EA69B1}">
   <ds:schemaRefs>
     <ds:schemaRef ds:uri="http://schemas.openxmlformats.org/officeDocument/2006/bibliography"/>
   </ds:schemaRefs>
 </ds:datastoreItem>
-</file>
-
-<file path=customXml/itemProps2.xml><?xml version="1.0" encoding="utf-8"?>
-<ds:datastoreItem xmlns:ds="http://schemas.openxmlformats.org/officeDocument/2006/customXml" ds:itemID="{26E91B59-25C1-4A20-BC5A-3F0E6C625949}"/>
-</file>
-
-<file path=customXml/itemProps3.xml><?xml version="1.0" encoding="utf-8"?>
-<ds:datastoreItem xmlns:ds="http://schemas.openxmlformats.org/officeDocument/2006/customXml" ds:itemID="{6323E87E-8E46-4A5B-BD1F-4BA86510EA5B}"/>
-</file>
-
-<file path=customXml/itemProps4.xml><?xml version="1.0" encoding="utf-8"?>
-<ds:datastoreItem xmlns:ds="http://schemas.openxmlformats.org/officeDocument/2006/customXml" ds:itemID="{6FC41487-752C-4CDA-BE9F-674D35BA9E53}"/>
 </file>